--- a/DR/Дипломен_проект.docx
+++ b/DR/Дипломен_проект.docx
@@ -37,8 +37,6 @@
           <w:r>
             <w:t>Съдържание</w:t>
           </w:r>
-          <w:bookmarkStart w:id="0" w:name="_GoBack"/>
-          <w:bookmarkEnd w:id="0"/>
         </w:p>
         <w:p>
           <w:pPr>
@@ -355,11 +353,33 @@
       <w:pPr>
         <w:pStyle w:val="Heading1"/>
       </w:pPr>
-      <w:bookmarkStart w:id="1" w:name="_Toc219445202"/>
+      <w:bookmarkStart w:id="0" w:name="_Toc219445202"/>
       <w:r>
         <w:lastRenderedPageBreak/>
         <w:t>Увод</w:t>
       </w:r>
+      <w:bookmarkEnd w:id="0"/>
+    </w:p>
+    <w:p>
+      <w:pPr>
+        <w:rPr>
+          <w:lang w:eastAsia="bg-BG"/>
+        </w:rPr>
+      </w:pPr>
+    </w:p>
+    <w:p>
+      <w:pPr>
+        <w:rPr>
+          <w:lang w:val="en-US" w:eastAsia="bg-BG"/>
+        </w:rPr>
+      </w:pPr>
+      <w:r>
+        <w:rPr>
+          <w:lang w:eastAsia="bg-BG"/>
+        </w:rPr>
+        <w:t>2</w:t>
+      </w:r>
+      <w:bookmarkStart w:id="1" w:name="_GoBack"/>
       <w:bookmarkEnd w:id="1"/>
     </w:p>
     <w:p>
@@ -3781,7 +3801,7 @@
 </file>
 
 <file path=customXml/itemProps1.xml><?xml version="1.0" encoding="utf-8"?>
-<ds:datastoreItem xmlns:ds="http://schemas.openxmlformats.org/officeDocument/2006/customXml" ds:itemID="{32A4EDEA-1BEA-426E-9ADE-6A7C1B8A5EFE}">
+<ds:datastoreItem xmlns:ds="http://schemas.openxmlformats.org/officeDocument/2006/customXml" ds:itemID="{34430CD3-80DF-49D8-BA45-8720066A0820}">
   <ds:schemaRefs>
     <ds:schemaRef ds:uri="http://schemas.openxmlformats.org/officeDocument/2006/bibliography"/>
   </ds:schemaRefs>

--- a/DR/Дипломен_проект.docx
+++ b/DR/Дипломен_проект.docx
@@ -2,6 +2,8 @@
 <file path=word/document.xml><?xml version="1.0" encoding="utf-8"?>
 <w:document xmlns:wpc="http://schemas.microsoft.com/office/word/2010/wordprocessingCanvas" xmlns:cx="http://schemas.microsoft.com/office/drawing/2014/chartex" xmlns:mc="http://schemas.openxmlformats.org/markup-compatibility/2006" xmlns:o="urn:schemas-microsoft-com:office:office" xmlns:r="http://schemas.openxmlformats.org/officeDocument/2006/relationships" xmlns:m="http://schemas.openxmlformats.org/officeDocument/2006/math" xmlns:v="urn:schemas-microsoft-com:vml" xmlns:wp14="http://schemas.microsoft.com/office/word/2010/wordprocessingDrawing" xmlns:wp="http://schemas.openxmlformats.org/drawingml/2006/wordprocessingDrawing" xmlns:w10="urn:schemas-microsoft-com:office:word" xmlns:w="http://schemas.openxmlformats.org/wordprocessingml/2006/main" xmlns:w14="http://schemas.microsoft.com/office/word/2010/wordml" xmlns:w15="http://schemas.microsoft.com/office/word/2012/wordml" xmlns:w16se="http://schemas.microsoft.com/office/word/2015/wordml/symex" xmlns:wpg="http://schemas.microsoft.com/office/word/2010/wordprocessingGroup" xmlns:wpi="http://schemas.microsoft.com/office/word/2010/wordprocessingInk" xmlns:wne="http://schemas.microsoft.com/office/word/2006/wordml" xmlns:wps="http://schemas.microsoft.com/office/word/2010/wordprocessingShape" mc:Ignorable="w14 w15 w16se wp14">
   <w:body>
+    <w:bookmarkStart w:id="0" w:name="_GoBack" w:displacedByCustomXml="next"/>
+    <w:bookmarkEnd w:id="0" w:displacedByCustomXml="next"/>
     <w:sdt>
       <w:sdtPr>
         <w:rPr>
@@ -353,12 +355,12 @@
       <w:pPr>
         <w:pStyle w:val="Heading1"/>
       </w:pPr>
-      <w:bookmarkStart w:id="0" w:name="_Toc219445202"/>
+      <w:bookmarkStart w:id="1" w:name="_Toc219445202"/>
       <w:r>
         <w:lastRenderedPageBreak/>
         <w:t>Увод</w:t>
       </w:r>
-      <w:bookmarkEnd w:id="0"/>
+      <w:bookmarkEnd w:id="1"/>
     </w:p>
     <w:p>
       <w:pPr>
@@ -379,8 +381,6 @@
         </w:rPr>
         <w:t>2</w:t>
       </w:r>
-      <w:bookmarkStart w:id="1" w:name="_GoBack"/>
-      <w:bookmarkEnd w:id="1"/>
     </w:p>
     <w:p>
       <w:bookmarkStart w:id="2" w:name="_Toc164562456"/>
@@ -3801,7 +3801,7 @@
 </file>
 
 <file path=customXml/itemProps1.xml><?xml version="1.0" encoding="utf-8"?>
-<ds:datastoreItem xmlns:ds="http://schemas.openxmlformats.org/officeDocument/2006/customXml" ds:itemID="{34430CD3-80DF-49D8-BA45-8720066A0820}">
+<ds:datastoreItem xmlns:ds="http://schemas.openxmlformats.org/officeDocument/2006/customXml" ds:itemID="{159E10FD-2312-4A0E-ABF1-DB69626F8C1D}">
   <ds:schemaRefs>
     <ds:schemaRef ds:uri="http://schemas.openxmlformats.org/officeDocument/2006/bibliography"/>
   </ds:schemaRefs>

--- a/DR/Дипломен_проект.docx
+++ b/DR/Дипломен_проект.docx
@@ -62,7 +62,7 @@
           <w:r>
             <w:fldChar w:fldCharType="separate"/>
           </w:r>
-          <w:hyperlink w:anchor="_Toc226021307" w:history="1">
+          <w:hyperlink w:anchor="_Toc226367215" w:history="1">
             <w:r>
               <w:rPr>
                 <w:rStyle w:val="Hyperlink"/>
@@ -106,7 +106,7 @@
                 <w:noProof/>
                 <w:webHidden/>
               </w:rPr>
-              <w:instrText xml:space="preserve"> PAGEREF _Toc226021307 \h </w:instrText>
+              <w:instrText xml:space="preserve"> PAGEREF _Toc226367215 \h </w:instrText>
             </w:r>
             <w:r>
               <w:rPr>
@@ -151,7 +151,7 @@
               <w:lang w:eastAsia="bg-BG"/>
             </w:rPr>
           </w:pPr>
-          <w:hyperlink w:anchor="_Toc226021308" w:history="1">
+          <w:hyperlink w:anchor="_Toc226367216" w:history="1">
             <w:r>
               <w:rPr>
                 <w:rStyle w:val="Hyperlink"/>
@@ -178,7 +178,7 @@
                 <w:noProof/>
                 <w:webHidden/>
               </w:rPr>
-              <w:instrText xml:space="preserve"> PAGEREF _Toc226021308 \h </w:instrText>
+              <w:instrText xml:space="preserve"> PAGEREF _Toc226367216 \h </w:instrText>
             </w:r>
             <w:r>
               <w:rPr>
@@ -223,7 +223,7 @@
               <w:lang w:eastAsia="bg-BG"/>
             </w:rPr>
           </w:pPr>
-          <w:hyperlink w:anchor="_Toc226021309" w:history="1">
+          <w:hyperlink w:anchor="_Toc226367217" w:history="1">
             <w:r>
               <w:rPr>
                 <w:rStyle w:val="Hyperlink"/>
@@ -250,7 +250,7 @@
                 <w:noProof/>
                 <w:webHidden/>
               </w:rPr>
-              <w:instrText xml:space="preserve"> PAGEREF _Toc226021309 \h </w:instrText>
+              <w:instrText xml:space="preserve"> PAGEREF _Toc226367217 \h </w:instrText>
             </w:r>
             <w:r>
               <w:rPr>
@@ -295,7 +295,7 @@
               <w:lang w:eastAsia="bg-BG"/>
             </w:rPr>
           </w:pPr>
-          <w:hyperlink w:anchor="_Toc226021310" w:history="1">
+          <w:hyperlink w:anchor="_Toc226367218" w:history="1">
             <w:r>
               <w:rPr>
                 <w:rStyle w:val="Hyperlink"/>
@@ -322,7 +322,7 @@
                 <w:noProof/>
                 <w:webHidden/>
               </w:rPr>
-              <w:instrText xml:space="preserve"> PAGEREF _Toc226021310 \h </w:instrText>
+              <w:instrText xml:space="preserve"> PAGEREF _Toc226367218 \h </w:instrText>
             </w:r>
             <w:r>
               <w:rPr>
@@ -367,7 +367,7 @@
               <w:lang w:eastAsia="bg-BG"/>
             </w:rPr>
           </w:pPr>
-          <w:hyperlink w:anchor="_Toc226021311" w:history="1">
+          <w:hyperlink w:anchor="_Toc226367219" w:history="1">
             <w:r>
               <w:rPr>
                 <w:rStyle w:val="Hyperlink"/>
@@ -394,7 +394,7 @@
                 <w:noProof/>
                 <w:webHidden/>
               </w:rPr>
-              <w:instrText xml:space="preserve"> PAGEREF _Toc226021311 \h </w:instrText>
+              <w:instrText xml:space="preserve"> PAGEREF _Toc226367219 \h </w:instrText>
             </w:r>
             <w:r>
               <w:rPr>
@@ -439,7 +439,7 @@
               <w:lang w:eastAsia="bg-BG"/>
             </w:rPr>
           </w:pPr>
-          <w:hyperlink w:anchor="_Toc226021312" w:history="1">
+          <w:hyperlink w:anchor="_Toc226367220" w:history="1">
             <w:r>
               <w:rPr>
                 <w:rStyle w:val="Hyperlink"/>
@@ -466,7 +466,7 @@
                 <w:noProof/>
                 <w:webHidden/>
               </w:rPr>
-              <w:instrText xml:space="preserve"> PAGEREF _Toc226021312 \h </w:instrText>
+              <w:instrText xml:space="preserve"> PAGEREF _Toc226367220 \h </w:instrText>
             </w:r>
             <w:r>
               <w:rPr>
@@ -511,7 +511,7 @@
               <w:lang w:eastAsia="bg-BG"/>
             </w:rPr>
           </w:pPr>
-          <w:hyperlink w:anchor="_Toc226021313" w:history="1">
+          <w:hyperlink w:anchor="_Toc226367221" w:history="1">
             <w:r>
               <w:rPr>
                 <w:rStyle w:val="Hyperlink"/>
@@ -538,7 +538,7 @@
                 <w:noProof/>
                 <w:webHidden/>
               </w:rPr>
-              <w:instrText xml:space="preserve"> PAGEREF _Toc226021313 \h </w:instrText>
+              <w:instrText xml:space="preserve"> PAGEREF _Toc226367221 \h </w:instrText>
             </w:r>
             <w:r>
               <w:rPr>
@@ -583,13 +583,13 @@
               <w:lang w:eastAsia="bg-BG"/>
             </w:rPr>
           </w:pPr>
-          <w:hyperlink w:anchor="_Toc226021314" w:history="1">
+          <w:hyperlink w:anchor="_Toc226367222" w:history="1">
             <w:r>
               <w:rPr>
                 <w:rStyle w:val="Hyperlink"/>
                 <w:noProof/>
               </w:rPr>
-              <w:t>2.1.4. MAC адрес</w:t>
+              <w:t>2.1.5. Fast Ethernet и Gigabit Ethernet</w:t>
             </w:r>
             <w:r>
               <w:rPr>
@@ -610,7 +610,7 @@
                 <w:noProof/>
                 <w:webHidden/>
               </w:rPr>
-              <w:instrText xml:space="preserve"> PAGEREF _Toc226021314 \h </w:instrText>
+              <w:instrText xml:space="preserve"> PAGEREF _Toc226367222 \h </w:instrText>
             </w:r>
             <w:r>
               <w:rPr>
@@ -643,7 +643,7 @@
         </w:p>
         <w:p>
           <w:pPr>
-            <w:pStyle w:val="TOC2"/>
+            <w:pStyle w:val="TOC3"/>
             <w:tabs>
               <w:tab w:val="right" w:leader="dot" w:pos="9062"/>
             </w:tabs>
@@ -655,13 +655,13 @@
               <w:lang w:eastAsia="bg-BG"/>
             </w:rPr>
           </w:pPr>
-          <w:hyperlink w:anchor="_Toc226021315" w:history="1">
+          <w:hyperlink w:anchor="_Toc226367223" w:history="1">
             <w:r>
               <w:rPr>
                 <w:rStyle w:val="Hyperlink"/>
                 <w:noProof/>
               </w:rPr>
-              <w:t>2.1.5. Gigabit Ethernet</w:t>
+              <w:t>2.1.6. MAC адрес</w:t>
             </w:r>
             <w:r>
               <w:rPr>
@@ -682,7 +682,7 @@
                 <w:noProof/>
                 <w:webHidden/>
               </w:rPr>
-              <w:instrText xml:space="preserve"> PAGEREF _Toc226021315 \h </w:instrText>
+              <w:instrText xml:space="preserve"> PAGEREF _Toc226367223 \h </w:instrText>
             </w:r>
             <w:r>
               <w:rPr>
@@ -727,15 +727,13 @@
               <w:lang w:eastAsia="bg-BG"/>
             </w:rPr>
           </w:pPr>
-          <w:hyperlink w:anchor="_Toc226021316" w:history="1">
+          <w:hyperlink w:anchor="_Toc226367224" w:history="1">
             <w:r>
               <w:rPr>
                 <w:rStyle w:val="Hyperlink"/>
-                <w:rFonts w:eastAsia="Times New Roman"/>
                 <w:noProof/>
-                <w:lang w:eastAsia="bg-BG"/>
               </w:rPr>
-              <w:t>2.2. Използвани технологии</w:t>
+              <w:t>2.1.7. Gigabit Ethernet</w:t>
             </w:r>
             <w:r>
               <w:rPr>
@@ -756,7 +754,7 @@
                 <w:noProof/>
                 <w:webHidden/>
               </w:rPr>
-              <w:instrText xml:space="preserve"> PAGEREF _Toc226021316 \h </w:instrText>
+              <w:instrText xml:space="preserve"> PAGEREF _Toc226367224 \h </w:instrText>
             </w:r>
             <w:r>
               <w:rPr>
@@ -789,7 +787,7 @@
         </w:p>
         <w:p>
           <w:pPr>
-            <w:pStyle w:val="TOC2"/>
+            <w:pStyle w:val="TOC3"/>
             <w:tabs>
               <w:tab w:val="right" w:leader="dot" w:pos="9062"/>
             </w:tabs>
@@ -801,21 +799,13 @@
               <w:lang w:eastAsia="bg-BG"/>
             </w:rPr>
           </w:pPr>
-          <w:hyperlink w:anchor="_Toc226021317" w:history="1">
-            <w:r>
-              <w:rPr>
-                <w:rStyle w:val="Hyperlink"/>
-                <w:noProof/>
-                <w:kern w:val="36"/>
-              </w:rPr>
-              <w:t>2.2.1.</w:t>
-            </w:r>
+          <w:hyperlink w:anchor="_Toc226367225" w:history="1">
             <w:r>
               <w:rPr>
                 <w:rStyle w:val="Hyperlink"/>
                 <w:noProof/>
               </w:rPr>
-              <w:t xml:space="preserve"> SQLite или MySQL</w:t>
+              <w:t>2.1.8. Arduino Ethernet</w:t>
             </w:r>
             <w:r>
               <w:rPr>
@@ -836,7 +826,7 @@
                 <w:noProof/>
                 <w:webHidden/>
               </w:rPr>
-              <w:instrText xml:space="preserve"> PAGEREF _Toc226021317 \h </w:instrText>
+              <w:instrText xml:space="preserve"> PAGEREF _Toc226367225 \h </w:instrText>
             </w:r>
             <w:r>
               <w:rPr>
@@ -856,7 +846,7 @@
                 <w:noProof/>
                 <w:webHidden/>
               </w:rPr>
-              <w:t>9</w:t>
+              <w:t>10</w:t>
             </w:r>
             <w:r>
               <w:rPr>
@@ -869,7 +859,7 @@
         </w:p>
         <w:p>
           <w:pPr>
-            <w:pStyle w:val="TOC2"/>
+            <w:pStyle w:val="TOC3"/>
             <w:tabs>
               <w:tab w:val="right" w:leader="dot" w:pos="9062"/>
             </w:tabs>
@@ -881,30 +871,13 @@
               <w:lang w:eastAsia="bg-BG"/>
             </w:rPr>
           </w:pPr>
-          <w:hyperlink w:anchor="_Toc226021318" w:history="1">
+          <w:hyperlink w:anchor="_Toc226367226" w:history="1">
             <w:r>
               <w:rPr>
                 <w:rStyle w:val="Hyperlink"/>
                 <w:noProof/>
               </w:rPr>
-              <w:t>2.2.2</w:t>
-            </w:r>
-            <w:r>
-              <w:rPr>
-                <w:rStyle w:val="Hyperlink"/>
-                <w:rFonts w:eastAsia="Times New Roman"/>
-                <w:noProof/>
-                <w:kern w:val="36"/>
-                <w:lang w:eastAsia="bg-BG"/>
-              </w:rPr>
-              <w:t>.</w:t>
-            </w:r>
-            <w:r>
-              <w:rPr>
-                <w:rStyle w:val="Hyperlink"/>
-                <w:noProof/>
-              </w:rPr>
-              <w:t>Django и SQLite</w:t>
+              <w:t>2.1.9. TCP/IP и HTTP</w:t>
             </w:r>
             <w:r>
               <w:rPr>
@@ -925,7 +898,7 @@
                 <w:noProof/>
                 <w:webHidden/>
               </w:rPr>
-              <w:instrText xml:space="preserve"> PAGEREF _Toc226021318 \h </w:instrText>
+              <w:instrText xml:space="preserve"> PAGEREF _Toc226367226 \h </w:instrText>
             </w:r>
             <w:r>
               <w:rPr>
@@ -970,23 +943,15 @@
               <w:lang w:eastAsia="bg-BG"/>
             </w:rPr>
           </w:pPr>
-          <w:hyperlink w:anchor="_Toc226021319" w:history="1">
+          <w:hyperlink w:anchor="_Toc226367227" w:history="1">
             <w:r>
               <w:rPr>
                 <w:rStyle w:val="Hyperlink"/>
                 <w:rFonts w:eastAsia="Times New Roman"/>
                 <w:noProof/>
-                <w:kern w:val="36"/>
                 <w:lang w:eastAsia="bg-BG"/>
               </w:rPr>
-              <w:t>2.2.3.</w:t>
-            </w:r>
-            <w:r>
-              <w:rPr>
-                <w:rStyle w:val="Hyperlink"/>
-                <w:noProof/>
-              </w:rPr>
-              <w:t xml:space="preserve"> Internet of Things (IoT) система</w:t>
+              <w:t>2.2. Използвани технологии</w:t>
             </w:r>
             <w:r>
               <w:rPr>
@@ -1007,7 +972,7 @@
                 <w:noProof/>
                 <w:webHidden/>
               </w:rPr>
-              <w:instrText xml:space="preserve"> PAGEREF _Toc226021319 \h </w:instrText>
+              <w:instrText xml:space="preserve"> PAGEREF _Toc226367227 \h </w:instrText>
             </w:r>
             <w:r>
               <w:rPr>
@@ -1052,25 +1017,21 @@
               <w:lang w:eastAsia="bg-BG"/>
             </w:rPr>
           </w:pPr>
-          <w:hyperlink w:anchor="_Toc226021320" w:history="1">
+          <w:hyperlink w:anchor="_Toc226367228" w:history="1">
             <w:r>
               <w:rPr>
                 <w:rStyle w:val="Hyperlink"/>
-                <w:rFonts w:eastAsia="Times New Roman"/>
                 <w:noProof/>
                 <w:kern w:val="36"/>
-                <w:lang w:eastAsia="bg-BG"/>
               </w:rPr>
-              <w:t>2.2.4.</w:t>
+              <w:t>2.2.1.</w:t>
             </w:r>
             <w:r>
               <w:rPr>
                 <w:rStyle w:val="Hyperlink"/>
-                <w:rFonts w:eastAsia="Times New Roman"/>
                 <w:noProof/>
-                <w:lang w:eastAsia="bg-BG"/>
               </w:rPr>
-              <w:t>Model-View-Template (MVT)</w:t>
+              <w:t xml:space="preserve"> SQLite или MySQL</w:t>
             </w:r>
             <w:r>
               <w:rPr>
@@ -1091,7 +1052,7 @@
                 <w:noProof/>
                 <w:webHidden/>
               </w:rPr>
-              <w:instrText xml:space="preserve"> PAGEREF _Toc226021320 \h </w:instrText>
+              <w:instrText xml:space="preserve"> PAGEREF _Toc226367228 \h </w:instrText>
             </w:r>
             <w:r>
               <w:rPr>
@@ -1136,13 +1097,30 @@
               <w:lang w:eastAsia="bg-BG"/>
             </w:rPr>
           </w:pPr>
-          <w:hyperlink w:anchor="_Toc226021321" w:history="1">
+          <w:hyperlink w:anchor="_Toc226367229" w:history="1">
             <w:r>
               <w:rPr>
                 <w:rStyle w:val="Hyperlink"/>
                 <w:noProof/>
               </w:rPr>
-              <w:t>2.2.5.Model (Модел)</w:t>
+              <w:t>2.2.2</w:t>
+            </w:r>
+            <w:r>
+              <w:rPr>
+                <w:rStyle w:val="Hyperlink"/>
+                <w:rFonts w:eastAsia="Times New Roman"/>
+                <w:noProof/>
+                <w:kern w:val="36"/>
+                <w:lang w:eastAsia="bg-BG"/>
+              </w:rPr>
+              <w:t>.</w:t>
+            </w:r>
+            <w:r>
+              <w:rPr>
+                <w:rStyle w:val="Hyperlink"/>
+                <w:noProof/>
+              </w:rPr>
+              <w:t>Django и SQLite</w:t>
             </w:r>
             <w:r>
               <w:rPr>
@@ -1163,79 +1141,7 @@
                 <w:noProof/>
                 <w:webHidden/>
               </w:rPr>
-              <w:instrText xml:space="preserve"> PAGEREF _Toc226021321 \h </w:instrText>
-            </w:r>
-            <w:r>
-              <w:rPr>
-                <w:noProof/>
-                <w:webHidden/>
-              </w:rPr>
-            </w:r>
-            <w:r>
-              <w:rPr>
-                <w:noProof/>
-                <w:webHidden/>
-              </w:rPr>
-              <w:fldChar w:fldCharType="separate"/>
-            </w:r>
-            <w:r>
-              <w:rPr>
-                <w:noProof/>
-                <w:webHidden/>
-              </w:rPr>
-              <w:t>12</w:t>
-            </w:r>
-            <w:r>
-              <w:rPr>
-                <w:noProof/>
-                <w:webHidden/>
-              </w:rPr>
-              <w:fldChar w:fldCharType="end"/>
-            </w:r>
-          </w:hyperlink>
-        </w:p>
-        <w:p>
-          <w:pPr>
-            <w:pStyle w:val="TOC2"/>
-            <w:tabs>
-              <w:tab w:val="right" w:leader="dot" w:pos="9062"/>
-            </w:tabs>
-            <w:rPr>
-              <w:rFonts w:asciiTheme="minorHAnsi" w:hAnsiTheme="minorHAnsi" w:cstheme="minorBidi"/>
-              <w:noProof/>
-              <w:sz w:val="22"/>
-              <w:szCs w:val="22"/>
-              <w:lang w:eastAsia="bg-BG"/>
-            </w:rPr>
-          </w:pPr>
-          <w:hyperlink w:anchor="_Toc226021322" w:history="1">
-            <w:r>
-              <w:rPr>
-                <w:rStyle w:val="Hyperlink"/>
-                <w:noProof/>
-              </w:rPr>
-              <w:t>2.2.6. View (Изглед)</w:t>
-            </w:r>
-            <w:r>
-              <w:rPr>
-                <w:noProof/>
-                <w:webHidden/>
-              </w:rPr>
-              <w:tab/>
-            </w:r>
-            <w:r>
-              <w:rPr>
-                <w:noProof/>
-                <w:webHidden/>
-              </w:rPr>
-              <w:fldChar w:fldCharType="begin"/>
-            </w:r>
-            <w:r>
-              <w:rPr>
-                <w:noProof/>
-                <w:webHidden/>
-              </w:rPr>
-              <w:instrText xml:space="preserve"> PAGEREF _Toc226021322 \h </w:instrText>
+              <w:instrText xml:space="preserve"> PAGEREF _Toc226367229 \h </w:instrText>
             </w:r>
             <w:r>
               <w:rPr>
@@ -1280,13 +1186,23 @@
               <w:lang w:eastAsia="bg-BG"/>
             </w:rPr>
           </w:pPr>
-          <w:hyperlink w:anchor="_Toc226021323" w:history="1">
+          <w:hyperlink w:anchor="_Toc226367230" w:history="1">
+            <w:r>
+              <w:rPr>
+                <w:rStyle w:val="Hyperlink"/>
+                <w:rFonts w:eastAsia="Times New Roman"/>
+                <w:noProof/>
+                <w:kern w:val="36"/>
+                <w:lang w:eastAsia="bg-BG"/>
+              </w:rPr>
+              <w:t>2.2.3.</w:t>
+            </w:r>
             <w:r>
               <w:rPr>
                 <w:rStyle w:val="Hyperlink"/>
                 <w:noProof/>
               </w:rPr>
-              <w:t>2.2.7. Template (Шаблон)</w:t>
+              <w:t xml:space="preserve"> Internet of Things (IoT) система</w:t>
             </w:r>
             <w:r>
               <w:rPr>
@@ -1307,159 +1223,7 @@
                 <w:noProof/>
                 <w:webHidden/>
               </w:rPr>
-              <w:instrText xml:space="preserve"> PAGEREF _Toc226021323 \h </w:instrText>
-            </w:r>
-            <w:r>
-              <w:rPr>
-                <w:noProof/>
-                <w:webHidden/>
-              </w:rPr>
-            </w:r>
-            <w:r>
-              <w:rPr>
-                <w:noProof/>
-                <w:webHidden/>
-              </w:rPr>
-              <w:fldChar w:fldCharType="separate"/>
-            </w:r>
-            <w:r>
-              <w:rPr>
-                <w:noProof/>
-                <w:webHidden/>
-              </w:rPr>
-              <w:t>13</w:t>
-            </w:r>
-            <w:r>
-              <w:rPr>
-                <w:noProof/>
-                <w:webHidden/>
-              </w:rPr>
-              <w:fldChar w:fldCharType="end"/>
-            </w:r>
-          </w:hyperlink>
-        </w:p>
-        <w:p>
-          <w:pPr>
-            <w:pStyle w:val="TOC2"/>
-            <w:tabs>
-              <w:tab w:val="right" w:leader="dot" w:pos="9062"/>
-            </w:tabs>
-            <w:rPr>
-              <w:rFonts w:asciiTheme="minorHAnsi" w:hAnsiTheme="minorHAnsi" w:cstheme="minorBidi"/>
-              <w:noProof/>
-              <w:sz w:val="22"/>
-              <w:szCs w:val="22"/>
-              <w:lang w:eastAsia="bg-BG"/>
-            </w:rPr>
-          </w:pPr>
-          <w:hyperlink w:anchor="_Toc226021324" w:history="1">
-            <w:r>
-              <w:rPr>
-                <w:rStyle w:val="Hyperlink"/>
-                <w:noProof/>
-              </w:rPr>
-              <w:t>2.3.1.Микроконтролерът изпълнява командата</w:t>
-            </w:r>
-            <w:r>
-              <w:rPr>
-                <w:noProof/>
-                <w:webHidden/>
-              </w:rPr>
-              <w:tab/>
-            </w:r>
-            <w:r>
-              <w:rPr>
-                <w:noProof/>
-                <w:webHidden/>
-              </w:rPr>
-              <w:fldChar w:fldCharType="begin"/>
-            </w:r>
-            <w:r>
-              <w:rPr>
-                <w:noProof/>
-                <w:webHidden/>
-              </w:rPr>
-              <w:instrText xml:space="preserve"> PAGEREF _Toc226021324 \h </w:instrText>
-            </w:r>
-            <w:r>
-              <w:rPr>
-                <w:noProof/>
-                <w:webHidden/>
-              </w:rPr>
-            </w:r>
-            <w:r>
-              <w:rPr>
-                <w:noProof/>
-                <w:webHidden/>
-              </w:rPr>
-              <w:fldChar w:fldCharType="separate"/>
-            </w:r>
-            <w:r>
-              <w:rPr>
-                <w:noProof/>
-                <w:webHidden/>
-              </w:rPr>
-              <w:t>13</w:t>
-            </w:r>
-            <w:r>
-              <w:rPr>
-                <w:noProof/>
-                <w:webHidden/>
-              </w:rPr>
-              <w:fldChar w:fldCharType="end"/>
-            </w:r>
-          </w:hyperlink>
-        </w:p>
-        <w:p>
-          <w:pPr>
-            <w:pStyle w:val="TOC2"/>
-            <w:tabs>
-              <w:tab w:val="right" w:leader="dot" w:pos="9062"/>
-            </w:tabs>
-            <w:rPr>
-              <w:rFonts w:asciiTheme="minorHAnsi" w:hAnsiTheme="minorHAnsi" w:cstheme="minorBidi"/>
-              <w:noProof/>
-              <w:sz w:val="22"/>
-              <w:szCs w:val="22"/>
-              <w:lang w:eastAsia="bg-BG"/>
-            </w:rPr>
-          </w:pPr>
-          <w:hyperlink w:anchor="_Toc226021325" w:history="1">
-            <w:r>
-              <w:rPr>
-                <w:rStyle w:val="Hyperlink"/>
-                <w:noProof/>
-                <w:kern w:val="36"/>
-              </w:rPr>
-              <w:t>2.3.2.</w:t>
-            </w:r>
-            <w:r>
-              <w:rPr>
-                <w:rStyle w:val="Hyperlink"/>
-                <w:noProof/>
-              </w:rPr>
-              <w:t xml:space="preserve"> HTTP протокол</w:t>
-            </w:r>
-            <w:r>
-              <w:rPr>
-                <w:noProof/>
-                <w:webHidden/>
-              </w:rPr>
-              <w:tab/>
-            </w:r>
-            <w:r>
-              <w:rPr>
-                <w:noProof/>
-                <w:webHidden/>
-              </w:rPr>
-              <w:fldChar w:fldCharType="begin"/>
-            </w:r>
-            <w:r>
-              <w:rPr>
-                <w:noProof/>
-                <w:webHidden/>
-              </w:rPr>
-              <w:instrText xml:space="preserve"> PAGEREF _Toc226021325 \h </w:instrText>
+              <w:instrText xml:space="preserve"> PAGEREF _Toc226367230 \h </w:instrText>
             </w:r>
             <w:r>
               <w:rPr>
@@ -1492,7 +1256,7 @@
         </w:p>
         <w:p>
           <w:pPr>
-            <w:pStyle w:val="TOC2"/>
+            <w:pStyle w:val="TOC3"/>
             <w:tabs>
               <w:tab w:val="right" w:leader="dot" w:pos="9062"/>
             </w:tabs>
@@ -1504,21 +1268,30 @@
               <w:lang w:eastAsia="bg-BG"/>
             </w:rPr>
           </w:pPr>
-          <w:hyperlink w:anchor="_Toc226021326" w:history="1">
+          <w:hyperlink w:anchor="_Toc226367231" w:history="1">
             <w:r>
               <w:rPr>
                 <w:rStyle w:val="Hyperlink"/>
                 <w:noProof/>
                 <w:kern w:val="36"/>
               </w:rPr>
-              <w:t>2.3.3.</w:t>
+              <w:t>2.2.4</w:t>
+            </w:r>
+            <w:r>
+              <w:rPr>
+                <w:rStyle w:val="Hyperlink"/>
+                <w:noProof/>
+                <w:kern w:val="36"/>
+                <w:lang w:val="en-US"/>
+              </w:rPr>
+              <w:t>.</w:t>
             </w:r>
             <w:r>
               <w:rPr>
                 <w:rStyle w:val="Hyperlink"/>
                 <w:noProof/>
               </w:rPr>
-              <w:t xml:space="preserve"> GET заявка</w:t>
+              <w:t xml:space="preserve"> Комуникационни технологии – Wi-Fi, Ethernet, Bluetooth и сериен USB порт</w:t>
             </w:r>
             <w:r>
               <w:rPr>
@@ -1539,79 +1312,7 @@
                 <w:noProof/>
                 <w:webHidden/>
               </w:rPr>
-              <w:instrText xml:space="preserve"> PAGEREF _Toc226021326 \h </w:instrText>
-            </w:r>
-            <w:r>
-              <w:rPr>
-                <w:noProof/>
-                <w:webHidden/>
-              </w:rPr>
-            </w:r>
-            <w:r>
-              <w:rPr>
-                <w:noProof/>
-                <w:webHidden/>
-              </w:rPr>
-              <w:fldChar w:fldCharType="separate"/>
-            </w:r>
-            <w:r>
-              <w:rPr>
-                <w:noProof/>
-                <w:webHidden/>
-              </w:rPr>
-              <w:t>15</w:t>
-            </w:r>
-            <w:r>
-              <w:rPr>
-                <w:noProof/>
-                <w:webHidden/>
-              </w:rPr>
-              <w:fldChar w:fldCharType="end"/>
-            </w:r>
-          </w:hyperlink>
-        </w:p>
-        <w:p>
-          <w:pPr>
-            <w:pStyle w:val="TOC2"/>
-            <w:tabs>
-              <w:tab w:val="right" w:leader="dot" w:pos="9062"/>
-            </w:tabs>
-            <w:rPr>
-              <w:rFonts w:asciiTheme="minorHAnsi" w:hAnsiTheme="minorHAnsi" w:cstheme="minorBidi"/>
-              <w:noProof/>
-              <w:sz w:val="22"/>
-              <w:szCs w:val="22"/>
-              <w:lang w:eastAsia="bg-BG"/>
-            </w:rPr>
-          </w:pPr>
-          <w:hyperlink w:anchor="_Toc226021327" w:history="1">
-            <w:r>
-              <w:rPr>
-                <w:rStyle w:val="Hyperlink"/>
-                <w:noProof/>
-              </w:rPr>
-              <w:t>2.3.4. URL адрес</w:t>
-            </w:r>
-            <w:r>
-              <w:rPr>
-                <w:noProof/>
-                <w:webHidden/>
-              </w:rPr>
-              <w:tab/>
-            </w:r>
-            <w:r>
-              <w:rPr>
-                <w:noProof/>
-                <w:webHidden/>
-              </w:rPr>
-              <w:fldChar w:fldCharType="begin"/>
-            </w:r>
-            <w:r>
-              <w:rPr>
-                <w:noProof/>
-                <w:webHidden/>
-              </w:rPr>
-              <w:instrText xml:space="preserve"> PAGEREF _Toc226021327 \h </w:instrText>
+              <w:instrText xml:space="preserve"> PAGEREF _Toc226367231 \h </w:instrText>
             </w:r>
             <w:r>
               <w:rPr>
@@ -1656,17 +1357,21 @@
               <w:lang w:eastAsia="bg-BG"/>
             </w:rPr>
           </w:pPr>
-          <w:hyperlink w:anchor="_Toc226021328" w:history="1">
+          <w:hyperlink w:anchor="_Toc226367232" w:history="1">
             <w:r>
               <w:rPr>
                 <w:rStyle w:val="Hyperlink"/>
-                <w:rFonts w:eastAsia="Times New Roman"/>
-                <w:b/>
-                <w:bCs/>
                 <w:noProof/>
-                <w:lang w:eastAsia="bg-BG"/>
+                <w:kern w:val="36"/>
               </w:rPr>
-              <w:t>1. Подготовка на средата</w:t>
+              <w:t>2.2.5.</w:t>
+            </w:r>
+            <w:r>
+              <w:rPr>
+                <w:rStyle w:val="Hyperlink"/>
+                <w:noProof/>
+              </w:rPr>
+              <w:t xml:space="preserve"> ORM (Object-Relational Mapping)</w:t>
             </w:r>
             <w:r>
               <w:rPr>
@@ -1687,7 +1392,7 @@
                 <w:noProof/>
                 <w:webHidden/>
               </w:rPr>
-              <w:instrText xml:space="preserve"> PAGEREF _Toc226021328 \h </w:instrText>
+              <w:instrText xml:space="preserve"> PAGEREF _Toc226367232 \h </w:instrText>
             </w:r>
             <w:r>
               <w:rPr>
@@ -1720,6 +1425,378 @@
         </w:p>
         <w:p>
           <w:pPr>
+            <w:pStyle w:val="TOC2"/>
+            <w:tabs>
+              <w:tab w:val="right" w:leader="dot" w:pos="9062"/>
+            </w:tabs>
+            <w:rPr>
+              <w:rFonts w:asciiTheme="minorHAnsi" w:hAnsiTheme="minorHAnsi" w:cstheme="minorBidi"/>
+              <w:noProof/>
+              <w:sz w:val="22"/>
+              <w:szCs w:val="22"/>
+              <w:lang w:eastAsia="bg-BG"/>
+            </w:rPr>
+          </w:pPr>
+          <w:hyperlink w:anchor="_Toc226367233" w:history="1">
+            <w:r>
+              <w:rPr>
+                <w:rStyle w:val="Hyperlink"/>
+                <w:rFonts w:eastAsia="Times New Roman"/>
+                <w:noProof/>
+                <w:kern w:val="36"/>
+                <w:lang w:eastAsia="bg-BG"/>
+              </w:rPr>
+              <w:t>2.2.6.</w:t>
+            </w:r>
+            <w:r>
+              <w:rPr>
+                <w:rStyle w:val="Hyperlink"/>
+                <w:rFonts w:eastAsia="Times New Roman"/>
+                <w:noProof/>
+                <w:lang w:eastAsia="bg-BG"/>
+              </w:rPr>
+              <w:t>Model-View-Template (MVT)</w:t>
+            </w:r>
+            <w:r>
+              <w:rPr>
+                <w:noProof/>
+                <w:webHidden/>
+              </w:rPr>
+              <w:tab/>
+            </w:r>
+            <w:r>
+              <w:rPr>
+                <w:noProof/>
+                <w:webHidden/>
+              </w:rPr>
+              <w:fldChar w:fldCharType="begin"/>
+            </w:r>
+            <w:r>
+              <w:rPr>
+                <w:noProof/>
+                <w:webHidden/>
+              </w:rPr>
+              <w:instrText xml:space="preserve"> PAGEREF _Toc226367233 \h </w:instrText>
+            </w:r>
+            <w:r>
+              <w:rPr>
+                <w:noProof/>
+                <w:webHidden/>
+              </w:rPr>
+            </w:r>
+            <w:r>
+              <w:rPr>
+                <w:noProof/>
+                <w:webHidden/>
+              </w:rPr>
+              <w:fldChar w:fldCharType="separate"/>
+            </w:r>
+            <w:r>
+              <w:rPr>
+                <w:noProof/>
+                <w:webHidden/>
+              </w:rPr>
+              <w:t>17</w:t>
+            </w:r>
+            <w:r>
+              <w:rPr>
+                <w:noProof/>
+                <w:webHidden/>
+              </w:rPr>
+              <w:fldChar w:fldCharType="end"/>
+            </w:r>
+          </w:hyperlink>
+        </w:p>
+        <w:p>
+          <w:pPr>
+            <w:pStyle w:val="TOC2"/>
+            <w:tabs>
+              <w:tab w:val="right" w:leader="dot" w:pos="9062"/>
+            </w:tabs>
+            <w:rPr>
+              <w:rFonts w:asciiTheme="minorHAnsi" w:hAnsiTheme="minorHAnsi" w:cstheme="minorBidi"/>
+              <w:noProof/>
+              <w:sz w:val="22"/>
+              <w:szCs w:val="22"/>
+              <w:lang w:eastAsia="bg-BG"/>
+            </w:rPr>
+          </w:pPr>
+          <w:hyperlink w:anchor="_Toc226367234" w:history="1">
+            <w:r>
+              <w:rPr>
+                <w:rStyle w:val="Hyperlink"/>
+                <w:noProof/>
+              </w:rPr>
+              <w:t>2.2.7.Model (Модел)</w:t>
+            </w:r>
+            <w:r>
+              <w:rPr>
+                <w:noProof/>
+                <w:webHidden/>
+              </w:rPr>
+              <w:tab/>
+            </w:r>
+            <w:r>
+              <w:rPr>
+                <w:noProof/>
+                <w:webHidden/>
+              </w:rPr>
+              <w:fldChar w:fldCharType="begin"/>
+            </w:r>
+            <w:r>
+              <w:rPr>
+                <w:noProof/>
+                <w:webHidden/>
+              </w:rPr>
+              <w:instrText xml:space="preserve"> PAGEREF _Toc226367234 \h </w:instrText>
+            </w:r>
+            <w:r>
+              <w:rPr>
+                <w:noProof/>
+                <w:webHidden/>
+              </w:rPr>
+            </w:r>
+            <w:r>
+              <w:rPr>
+                <w:noProof/>
+                <w:webHidden/>
+              </w:rPr>
+              <w:fldChar w:fldCharType="separate"/>
+            </w:r>
+            <w:r>
+              <w:rPr>
+                <w:noProof/>
+                <w:webHidden/>
+              </w:rPr>
+              <w:t>17</w:t>
+            </w:r>
+            <w:r>
+              <w:rPr>
+                <w:noProof/>
+                <w:webHidden/>
+              </w:rPr>
+              <w:fldChar w:fldCharType="end"/>
+            </w:r>
+          </w:hyperlink>
+        </w:p>
+        <w:p>
+          <w:pPr>
+            <w:pStyle w:val="TOC2"/>
+            <w:tabs>
+              <w:tab w:val="right" w:leader="dot" w:pos="9062"/>
+            </w:tabs>
+            <w:rPr>
+              <w:rFonts w:asciiTheme="minorHAnsi" w:hAnsiTheme="minorHAnsi" w:cstheme="minorBidi"/>
+              <w:noProof/>
+              <w:sz w:val="22"/>
+              <w:szCs w:val="22"/>
+              <w:lang w:eastAsia="bg-BG"/>
+            </w:rPr>
+          </w:pPr>
+          <w:hyperlink w:anchor="_Toc226367235" w:history="1">
+            <w:r>
+              <w:rPr>
+                <w:rStyle w:val="Hyperlink"/>
+                <w:noProof/>
+              </w:rPr>
+              <w:t>2.2.8. View (Изглед)</w:t>
+            </w:r>
+            <w:r>
+              <w:rPr>
+                <w:noProof/>
+                <w:webHidden/>
+              </w:rPr>
+              <w:tab/>
+            </w:r>
+            <w:r>
+              <w:rPr>
+                <w:noProof/>
+                <w:webHidden/>
+              </w:rPr>
+              <w:fldChar w:fldCharType="begin"/>
+            </w:r>
+            <w:r>
+              <w:rPr>
+                <w:noProof/>
+                <w:webHidden/>
+              </w:rPr>
+              <w:instrText xml:space="preserve"> PAGEREF _Toc226367235 \h </w:instrText>
+            </w:r>
+            <w:r>
+              <w:rPr>
+                <w:noProof/>
+                <w:webHidden/>
+              </w:rPr>
+            </w:r>
+            <w:r>
+              <w:rPr>
+                <w:noProof/>
+                <w:webHidden/>
+              </w:rPr>
+              <w:fldChar w:fldCharType="separate"/>
+            </w:r>
+            <w:r>
+              <w:rPr>
+                <w:noProof/>
+                <w:webHidden/>
+              </w:rPr>
+              <w:t>17</w:t>
+            </w:r>
+            <w:r>
+              <w:rPr>
+                <w:noProof/>
+                <w:webHidden/>
+              </w:rPr>
+              <w:fldChar w:fldCharType="end"/>
+            </w:r>
+          </w:hyperlink>
+        </w:p>
+        <w:p>
+          <w:pPr>
+            <w:pStyle w:val="TOC2"/>
+            <w:tabs>
+              <w:tab w:val="right" w:leader="dot" w:pos="9062"/>
+            </w:tabs>
+            <w:rPr>
+              <w:rFonts w:asciiTheme="minorHAnsi" w:hAnsiTheme="minorHAnsi" w:cstheme="minorBidi"/>
+              <w:noProof/>
+              <w:sz w:val="22"/>
+              <w:szCs w:val="22"/>
+              <w:lang w:eastAsia="bg-BG"/>
+            </w:rPr>
+          </w:pPr>
+          <w:hyperlink w:anchor="_Toc226367236" w:history="1">
+            <w:r>
+              <w:rPr>
+                <w:rStyle w:val="Hyperlink"/>
+                <w:noProof/>
+              </w:rPr>
+              <w:t>2.2.9. Template (Шаблон)</w:t>
+            </w:r>
+            <w:r>
+              <w:rPr>
+                <w:noProof/>
+                <w:webHidden/>
+              </w:rPr>
+              <w:tab/>
+            </w:r>
+            <w:r>
+              <w:rPr>
+                <w:noProof/>
+                <w:webHidden/>
+              </w:rPr>
+              <w:fldChar w:fldCharType="begin"/>
+            </w:r>
+            <w:r>
+              <w:rPr>
+                <w:noProof/>
+                <w:webHidden/>
+              </w:rPr>
+              <w:instrText xml:space="preserve"> PAGEREF _Toc226367236 \h </w:instrText>
+            </w:r>
+            <w:r>
+              <w:rPr>
+                <w:noProof/>
+                <w:webHidden/>
+              </w:rPr>
+            </w:r>
+            <w:r>
+              <w:rPr>
+                <w:noProof/>
+                <w:webHidden/>
+              </w:rPr>
+              <w:fldChar w:fldCharType="separate"/>
+            </w:r>
+            <w:r>
+              <w:rPr>
+                <w:noProof/>
+                <w:webHidden/>
+              </w:rPr>
+              <w:t>17</w:t>
+            </w:r>
+            <w:r>
+              <w:rPr>
+                <w:noProof/>
+                <w:webHidden/>
+              </w:rPr>
+              <w:fldChar w:fldCharType="end"/>
+            </w:r>
+          </w:hyperlink>
+        </w:p>
+        <w:p>
+          <w:pPr>
+            <w:pStyle w:val="TOC2"/>
+            <w:tabs>
+              <w:tab w:val="right" w:leader="dot" w:pos="9062"/>
+            </w:tabs>
+            <w:rPr>
+              <w:rFonts w:asciiTheme="minorHAnsi" w:hAnsiTheme="minorHAnsi" w:cstheme="minorBidi"/>
+              <w:noProof/>
+              <w:sz w:val="22"/>
+              <w:szCs w:val="22"/>
+              <w:lang w:eastAsia="bg-BG"/>
+            </w:rPr>
+          </w:pPr>
+          <w:hyperlink w:anchor="_Toc226367237" w:history="1">
+            <w:r>
+              <w:rPr>
+                <w:rStyle w:val="Hyperlink"/>
+                <w:noProof/>
+              </w:rPr>
+              <w:t>2.3.1.Микроконтролерът изпълнява командата</w:t>
+            </w:r>
+            <w:r>
+              <w:rPr>
+                <w:noProof/>
+                <w:webHidden/>
+              </w:rPr>
+              <w:tab/>
+            </w:r>
+            <w:r>
+              <w:rPr>
+                <w:noProof/>
+                <w:webHidden/>
+              </w:rPr>
+              <w:fldChar w:fldCharType="begin"/>
+            </w:r>
+            <w:r>
+              <w:rPr>
+                <w:noProof/>
+                <w:webHidden/>
+              </w:rPr>
+              <w:instrText xml:space="preserve"> PAGEREF _Toc226367237 \h </w:instrText>
+            </w:r>
+            <w:r>
+              <w:rPr>
+                <w:noProof/>
+                <w:webHidden/>
+              </w:rPr>
+            </w:r>
+            <w:r>
+              <w:rPr>
+                <w:noProof/>
+                <w:webHidden/>
+              </w:rPr>
+              <w:fldChar w:fldCharType="separate"/>
+            </w:r>
+            <w:r>
+              <w:rPr>
+                <w:noProof/>
+                <w:webHidden/>
+              </w:rPr>
+              <w:t>18</w:t>
+            </w:r>
+            <w:r>
+              <w:rPr>
+                <w:noProof/>
+                <w:webHidden/>
+              </w:rPr>
+              <w:fldChar w:fldCharType="end"/>
+            </w:r>
+          </w:hyperlink>
+        </w:p>
+        <w:p>
+          <w:pPr>
             <w:pStyle w:val="TOC3"/>
             <w:tabs>
               <w:tab w:val="right" w:leader="dot" w:pos="9062"/>
@@ -1732,7 +1809,467 @@
               <w:lang w:eastAsia="bg-BG"/>
             </w:rPr>
           </w:pPr>
-          <w:hyperlink w:anchor="_Toc226021329" w:history="1">
+          <w:hyperlink w:anchor="_Toc226367238" w:history="1">
+            <w:r>
+              <w:rPr>
+                <w:rStyle w:val="Hyperlink"/>
+                <w:noProof/>
+                <w:kern w:val="36"/>
+              </w:rPr>
+              <w:t>2.3.2.</w:t>
+            </w:r>
+            <w:r>
+              <w:rPr>
+                <w:rStyle w:val="Hyperlink"/>
+                <w:noProof/>
+              </w:rPr>
+              <w:t xml:space="preserve"> Python и Django</w:t>
+            </w:r>
+            <w:r>
+              <w:rPr>
+                <w:noProof/>
+                <w:webHidden/>
+              </w:rPr>
+              <w:tab/>
+            </w:r>
+            <w:r>
+              <w:rPr>
+                <w:noProof/>
+                <w:webHidden/>
+              </w:rPr>
+              <w:fldChar w:fldCharType="begin"/>
+            </w:r>
+            <w:r>
+              <w:rPr>
+                <w:noProof/>
+                <w:webHidden/>
+              </w:rPr>
+              <w:instrText xml:space="preserve"> PAGEREF _Toc226367238 \h </w:instrText>
+            </w:r>
+            <w:r>
+              <w:rPr>
+                <w:noProof/>
+                <w:webHidden/>
+              </w:rPr>
+            </w:r>
+            <w:r>
+              <w:rPr>
+                <w:noProof/>
+                <w:webHidden/>
+              </w:rPr>
+              <w:fldChar w:fldCharType="separate"/>
+            </w:r>
+            <w:r>
+              <w:rPr>
+                <w:noProof/>
+                <w:webHidden/>
+              </w:rPr>
+              <w:t>18</w:t>
+            </w:r>
+            <w:r>
+              <w:rPr>
+                <w:noProof/>
+                <w:webHidden/>
+              </w:rPr>
+              <w:fldChar w:fldCharType="end"/>
+            </w:r>
+          </w:hyperlink>
+        </w:p>
+        <w:p>
+          <w:pPr>
+            <w:pStyle w:val="TOC2"/>
+            <w:tabs>
+              <w:tab w:val="right" w:leader="dot" w:pos="9062"/>
+            </w:tabs>
+            <w:rPr>
+              <w:rFonts w:asciiTheme="minorHAnsi" w:hAnsiTheme="minorHAnsi" w:cstheme="minorBidi"/>
+              <w:noProof/>
+              <w:sz w:val="22"/>
+              <w:szCs w:val="22"/>
+              <w:lang w:eastAsia="bg-BG"/>
+            </w:rPr>
+          </w:pPr>
+          <w:hyperlink w:anchor="_Toc226367239" w:history="1">
+            <w:r>
+              <w:rPr>
+                <w:rStyle w:val="Hyperlink"/>
+                <w:noProof/>
+                <w:kern w:val="36"/>
+              </w:rPr>
+              <w:t>2.3.3.</w:t>
+            </w:r>
+            <w:r>
+              <w:rPr>
+                <w:rStyle w:val="Hyperlink"/>
+                <w:noProof/>
+              </w:rPr>
+              <w:t xml:space="preserve"> HTTP протокол</w:t>
+            </w:r>
+            <w:r>
+              <w:rPr>
+                <w:noProof/>
+                <w:webHidden/>
+              </w:rPr>
+              <w:tab/>
+            </w:r>
+            <w:r>
+              <w:rPr>
+                <w:noProof/>
+                <w:webHidden/>
+              </w:rPr>
+              <w:fldChar w:fldCharType="begin"/>
+            </w:r>
+            <w:r>
+              <w:rPr>
+                <w:noProof/>
+                <w:webHidden/>
+              </w:rPr>
+              <w:instrText xml:space="preserve"> PAGEREF _Toc226367239 \h </w:instrText>
+            </w:r>
+            <w:r>
+              <w:rPr>
+                <w:noProof/>
+                <w:webHidden/>
+              </w:rPr>
+            </w:r>
+            <w:r>
+              <w:rPr>
+                <w:noProof/>
+                <w:webHidden/>
+              </w:rPr>
+              <w:fldChar w:fldCharType="separate"/>
+            </w:r>
+            <w:r>
+              <w:rPr>
+                <w:noProof/>
+                <w:webHidden/>
+              </w:rPr>
+              <w:t>19</w:t>
+            </w:r>
+            <w:r>
+              <w:rPr>
+                <w:noProof/>
+                <w:webHidden/>
+              </w:rPr>
+              <w:fldChar w:fldCharType="end"/>
+            </w:r>
+          </w:hyperlink>
+        </w:p>
+        <w:p>
+          <w:pPr>
+            <w:pStyle w:val="TOC2"/>
+            <w:tabs>
+              <w:tab w:val="right" w:leader="dot" w:pos="9062"/>
+            </w:tabs>
+            <w:rPr>
+              <w:rFonts w:asciiTheme="minorHAnsi" w:hAnsiTheme="minorHAnsi" w:cstheme="minorBidi"/>
+              <w:noProof/>
+              <w:sz w:val="22"/>
+              <w:szCs w:val="22"/>
+              <w:lang w:eastAsia="bg-BG"/>
+            </w:rPr>
+          </w:pPr>
+          <w:hyperlink w:anchor="_Toc226367240" w:history="1">
+            <w:r>
+              <w:rPr>
+                <w:rStyle w:val="Hyperlink"/>
+                <w:noProof/>
+                <w:kern w:val="36"/>
+              </w:rPr>
+              <w:t>2.3.4.</w:t>
+            </w:r>
+            <w:r>
+              <w:rPr>
+                <w:rStyle w:val="Hyperlink"/>
+                <w:noProof/>
+              </w:rPr>
+              <w:t xml:space="preserve"> GET заявка</w:t>
+            </w:r>
+            <w:r>
+              <w:rPr>
+                <w:noProof/>
+                <w:webHidden/>
+              </w:rPr>
+              <w:tab/>
+            </w:r>
+            <w:r>
+              <w:rPr>
+                <w:noProof/>
+                <w:webHidden/>
+              </w:rPr>
+              <w:fldChar w:fldCharType="begin"/>
+            </w:r>
+            <w:r>
+              <w:rPr>
+                <w:noProof/>
+                <w:webHidden/>
+              </w:rPr>
+              <w:instrText xml:space="preserve"> PAGEREF _Toc226367240 \h </w:instrText>
+            </w:r>
+            <w:r>
+              <w:rPr>
+                <w:noProof/>
+                <w:webHidden/>
+              </w:rPr>
+            </w:r>
+            <w:r>
+              <w:rPr>
+                <w:noProof/>
+                <w:webHidden/>
+              </w:rPr>
+              <w:fldChar w:fldCharType="separate"/>
+            </w:r>
+            <w:r>
+              <w:rPr>
+                <w:noProof/>
+                <w:webHidden/>
+              </w:rPr>
+              <w:t>20</w:t>
+            </w:r>
+            <w:r>
+              <w:rPr>
+                <w:noProof/>
+                <w:webHidden/>
+              </w:rPr>
+              <w:fldChar w:fldCharType="end"/>
+            </w:r>
+          </w:hyperlink>
+        </w:p>
+        <w:p>
+          <w:pPr>
+            <w:pStyle w:val="TOC3"/>
+            <w:tabs>
+              <w:tab w:val="right" w:leader="dot" w:pos="9062"/>
+            </w:tabs>
+            <w:rPr>
+              <w:rFonts w:asciiTheme="minorHAnsi" w:hAnsiTheme="minorHAnsi" w:cstheme="minorBidi"/>
+              <w:noProof/>
+              <w:sz w:val="22"/>
+              <w:szCs w:val="22"/>
+              <w:lang w:eastAsia="bg-BG"/>
+            </w:rPr>
+          </w:pPr>
+          <w:hyperlink w:anchor="_Toc226367241" w:history="1">
+            <w:r>
+              <w:rPr>
+                <w:rStyle w:val="Hyperlink"/>
+                <w:noProof/>
+              </w:rPr>
+              <w:t>2.3.5. HTTP методи – GET и POST</w:t>
+            </w:r>
+            <w:r>
+              <w:rPr>
+                <w:noProof/>
+                <w:webHidden/>
+              </w:rPr>
+              <w:tab/>
+            </w:r>
+            <w:r>
+              <w:rPr>
+                <w:noProof/>
+                <w:webHidden/>
+              </w:rPr>
+              <w:fldChar w:fldCharType="begin"/>
+            </w:r>
+            <w:r>
+              <w:rPr>
+                <w:noProof/>
+                <w:webHidden/>
+              </w:rPr>
+              <w:instrText xml:space="preserve"> PAGEREF _Toc226367241 \h </w:instrText>
+            </w:r>
+            <w:r>
+              <w:rPr>
+                <w:noProof/>
+                <w:webHidden/>
+              </w:rPr>
+            </w:r>
+            <w:r>
+              <w:rPr>
+                <w:noProof/>
+                <w:webHidden/>
+              </w:rPr>
+              <w:fldChar w:fldCharType="separate"/>
+            </w:r>
+            <w:r>
+              <w:rPr>
+                <w:noProof/>
+                <w:webHidden/>
+              </w:rPr>
+              <w:t>21</w:t>
+            </w:r>
+            <w:r>
+              <w:rPr>
+                <w:noProof/>
+                <w:webHidden/>
+              </w:rPr>
+              <w:fldChar w:fldCharType="end"/>
+            </w:r>
+          </w:hyperlink>
+        </w:p>
+        <w:p>
+          <w:pPr>
+            <w:pStyle w:val="TOC2"/>
+            <w:tabs>
+              <w:tab w:val="right" w:leader="dot" w:pos="9062"/>
+            </w:tabs>
+            <w:rPr>
+              <w:rFonts w:asciiTheme="minorHAnsi" w:hAnsiTheme="minorHAnsi" w:cstheme="minorBidi"/>
+              <w:noProof/>
+              <w:sz w:val="22"/>
+              <w:szCs w:val="22"/>
+              <w:lang w:eastAsia="bg-BG"/>
+            </w:rPr>
+          </w:pPr>
+          <w:hyperlink w:anchor="_Toc226367242" w:history="1">
+            <w:r>
+              <w:rPr>
+                <w:rStyle w:val="Hyperlink"/>
+                <w:noProof/>
+              </w:rPr>
+              <w:t>2.3.6. URL адрес</w:t>
+            </w:r>
+            <w:r>
+              <w:rPr>
+                <w:noProof/>
+                <w:webHidden/>
+              </w:rPr>
+              <w:tab/>
+            </w:r>
+            <w:r>
+              <w:rPr>
+                <w:noProof/>
+                <w:webHidden/>
+              </w:rPr>
+              <w:fldChar w:fldCharType="begin"/>
+            </w:r>
+            <w:r>
+              <w:rPr>
+                <w:noProof/>
+                <w:webHidden/>
+              </w:rPr>
+              <w:instrText xml:space="preserve"> PAGEREF _Toc226367242 \h </w:instrText>
+            </w:r>
+            <w:r>
+              <w:rPr>
+                <w:noProof/>
+                <w:webHidden/>
+              </w:rPr>
+            </w:r>
+            <w:r>
+              <w:rPr>
+                <w:noProof/>
+                <w:webHidden/>
+              </w:rPr>
+              <w:fldChar w:fldCharType="separate"/>
+            </w:r>
+            <w:r>
+              <w:rPr>
+                <w:noProof/>
+                <w:webHidden/>
+              </w:rPr>
+              <w:t>22</w:t>
+            </w:r>
+            <w:r>
+              <w:rPr>
+                <w:noProof/>
+                <w:webHidden/>
+              </w:rPr>
+              <w:fldChar w:fldCharType="end"/>
+            </w:r>
+          </w:hyperlink>
+        </w:p>
+        <w:p>
+          <w:pPr>
+            <w:pStyle w:val="TOC3"/>
+            <w:tabs>
+              <w:tab w:val="right" w:leader="dot" w:pos="9062"/>
+            </w:tabs>
+            <w:rPr>
+              <w:rFonts w:asciiTheme="minorHAnsi" w:hAnsiTheme="minorHAnsi" w:cstheme="minorBidi"/>
+              <w:noProof/>
+              <w:sz w:val="22"/>
+              <w:szCs w:val="22"/>
+              <w:lang w:eastAsia="bg-BG"/>
+            </w:rPr>
+          </w:pPr>
+          <w:hyperlink w:anchor="_Toc226367243" w:history="1">
+            <w:r>
+              <w:rPr>
+                <w:rStyle w:val="Hyperlink"/>
+                <w:rFonts w:eastAsia="Times New Roman"/>
+                <w:b/>
+                <w:bCs/>
+                <w:noProof/>
+                <w:lang w:eastAsia="bg-BG"/>
+              </w:rPr>
+              <w:t>1. Подготовка на средата</w:t>
+            </w:r>
+            <w:r>
+              <w:rPr>
+                <w:noProof/>
+                <w:webHidden/>
+              </w:rPr>
+              <w:tab/>
+            </w:r>
+            <w:r>
+              <w:rPr>
+                <w:noProof/>
+                <w:webHidden/>
+              </w:rPr>
+              <w:fldChar w:fldCharType="begin"/>
+            </w:r>
+            <w:r>
+              <w:rPr>
+                <w:noProof/>
+                <w:webHidden/>
+              </w:rPr>
+              <w:instrText xml:space="preserve"> PAGEREF _Toc226367243 \h </w:instrText>
+            </w:r>
+            <w:r>
+              <w:rPr>
+                <w:noProof/>
+                <w:webHidden/>
+              </w:rPr>
+            </w:r>
+            <w:r>
+              <w:rPr>
+                <w:noProof/>
+                <w:webHidden/>
+              </w:rPr>
+              <w:fldChar w:fldCharType="separate"/>
+            </w:r>
+            <w:r>
+              <w:rPr>
+                <w:noProof/>
+                <w:webHidden/>
+              </w:rPr>
+              <w:t>23</w:t>
+            </w:r>
+            <w:r>
+              <w:rPr>
+                <w:noProof/>
+                <w:webHidden/>
+              </w:rPr>
+              <w:fldChar w:fldCharType="end"/>
+            </w:r>
+          </w:hyperlink>
+        </w:p>
+        <w:p>
+          <w:pPr>
+            <w:pStyle w:val="TOC3"/>
+            <w:tabs>
+              <w:tab w:val="right" w:leader="dot" w:pos="9062"/>
+            </w:tabs>
+            <w:rPr>
+              <w:rFonts w:asciiTheme="minorHAnsi" w:hAnsiTheme="minorHAnsi" w:cstheme="minorBidi"/>
+              <w:noProof/>
+              <w:sz w:val="22"/>
+              <w:szCs w:val="22"/>
+              <w:lang w:eastAsia="bg-BG"/>
+            </w:rPr>
+          </w:pPr>
+          <w:hyperlink w:anchor="_Toc226367244" w:history="1">
             <w:r>
               <w:rPr>
                 <w:rStyle w:val="Hyperlink"/>
@@ -1763,7 +2300,7 @@
                 <w:noProof/>
                 <w:webHidden/>
               </w:rPr>
-              <w:instrText xml:space="preserve"> PAGEREF _Toc226021329 \h </w:instrText>
+              <w:instrText xml:space="preserve"> PAGEREF _Toc226367244 \h </w:instrText>
             </w:r>
             <w:r>
               <w:rPr>
@@ -1783,7 +2320,7 @@
                 <w:noProof/>
                 <w:webHidden/>
               </w:rPr>
-              <w:t>16</w:t>
+              <w:t>23</w:t>
             </w:r>
             <w:r>
               <w:rPr>
@@ -1808,7 +2345,7 @@
               <w:lang w:eastAsia="bg-BG"/>
             </w:rPr>
           </w:pPr>
-          <w:hyperlink w:anchor="_Toc226021330" w:history="1">
+          <w:hyperlink w:anchor="_Toc226367245" w:history="1">
             <w:r>
               <w:rPr>
                 <w:rStyle w:val="Hyperlink"/>
@@ -1862,7 +2399,7 @@
                 <w:noProof/>
                 <w:webHidden/>
               </w:rPr>
-              <w:instrText xml:space="preserve"> PAGEREF _Toc226021330 \h </w:instrText>
+              <w:instrText xml:space="preserve"> PAGEREF _Toc226367245 \h </w:instrText>
             </w:r>
             <w:r>
               <w:rPr>
@@ -1882,7 +2419,7 @@
                 <w:noProof/>
                 <w:webHidden/>
               </w:rPr>
-              <w:t>17</w:t>
+              <w:t>23</w:t>
             </w:r>
             <w:r>
               <w:rPr>
@@ -1907,7 +2444,7 @@
               <w:lang w:eastAsia="bg-BG"/>
             </w:rPr>
           </w:pPr>
-          <w:hyperlink w:anchor="_Toc226021331" w:history="1">
+          <w:hyperlink w:anchor="_Toc226367246" w:history="1">
             <w:r>
               <w:rPr>
                 <w:rStyle w:val="Hyperlink"/>
@@ -1938,7 +2475,7 @@
                 <w:noProof/>
                 <w:webHidden/>
               </w:rPr>
-              <w:instrText xml:space="preserve"> PAGEREF _Toc226021331 \h </w:instrText>
+              <w:instrText xml:space="preserve"> PAGEREF _Toc226367246 \h </w:instrText>
             </w:r>
             <w:r>
               <w:rPr>
@@ -1958,7 +2495,7 @@
                 <w:noProof/>
                 <w:webHidden/>
               </w:rPr>
-              <w:t>18</w:t>
+              <w:t>24</w:t>
             </w:r>
             <w:r>
               <w:rPr>
@@ -1983,7 +2520,7 @@
               <w:lang w:eastAsia="bg-BG"/>
             </w:rPr>
           </w:pPr>
-          <w:hyperlink w:anchor="_Toc226021332" w:history="1">
+          <w:hyperlink w:anchor="_Toc226367247" w:history="1">
             <w:r>
               <w:rPr>
                 <w:rStyle w:val="Hyperlink"/>
@@ -2014,7 +2551,7 @@
                 <w:noProof/>
                 <w:webHidden/>
               </w:rPr>
-              <w:instrText xml:space="preserve"> PAGEREF _Toc226021332 \h </w:instrText>
+              <w:instrText xml:space="preserve"> PAGEREF _Toc226367247 \h </w:instrText>
             </w:r>
             <w:r>
               <w:rPr>
@@ -2034,7 +2571,7 @@
                 <w:noProof/>
                 <w:webHidden/>
               </w:rPr>
-              <w:t>18</w:t>
+              <w:t>25</w:t>
             </w:r>
             <w:r>
               <w:rPr>
@@ -2059,7 +2596,7 @@
               <w:lang w:eastAsia="bg-BG"/>
             </w:rPr>
           </w:pPr>
-          <w:hyperlink w:anchor="_Toc226021333" w:history="1">
+          <w:hyperlink w:anchor="_Toc226367248" w:history="1">
             <w:r>
               <w:rPr>
                 <w:rStyle w:val="Hyperlink"/>
@@ -2090,7 +2627,7 @@
                 <w:noProof/>
                 <w:webHidden/>
               </w:rPr>
-              <w:instrText xml:space="preserve"> PAGEREF _Toc226021333 \h </w:instrText>
+              <w:instrText xml:space="preserve"> PAGEREF _Toc226367248 \h </w:instrText>
             </w:r>
             <w:r>
               <w:rPr>
@@ -2110,7 +2647,7 @@
                 <w:noProof/>
                 <w:webHidden/>
               </w:rPr>
-              <w:t>19</w:t>
+              <w:t>25</w:t>
             </w:r>
             <w:r>
               <w:rPr>
@@ -2135,7 +2672,7 @@
               <w:lang w:eastAsia="bg-BG"/>
             </w:rPr>
           </w:pPr>
-          <w:hyperlink w:anchor="_Toc226021334" w:history="1">
+          <w:hyperlink w:anchor="_Toc226367249" w:history="1">
             <w:r>
               <w:rPr>
                 <w:rStyle w:val="Hyperlink"/>
@@ -2166,7 +2703,7 @@
                 <w:noProof/>
                 <w:webHidden/>
               </w:rPr>
-              <w:instrText xml:space="preserve"> PAGEREF _Toc226021334 \h </w:instrText>
+              <w:instrText xml:space="preserve"> PAGEREF _Toc226367249 \h </w:instrText>
             </w:r>
             <w:r>
               <w:rPr>
@@ -2186,7 +2723,7 @@
                 <w:noProof/>
                 <w:webHidden/>
               </w:rPr>
-              <w:t>19</w:t>
+              <w:t>26</w:t>
             </w:r>
             <w:r>
               <w:rPr>
@@ -2211,7 +2748,7 @@
               <w:lang w:eastAsia="bg-BG"/>
             </w:rPr>
           </w:pPr>
-          <w:hyperlink w:anchor="_Toc226021335" w:history="1">
+          <w:hyperlink w:anchor="_Toc226367250" w:history="1">
             <w:r>
               <w:rPr>
                 <w:rStyle w:val="Hyperlink"/>
@@ -2242,7 +2779,7 @@
                 <w:noProof/>
                 <w:webHidden/>
               </w:rPr>
-              <w:instrText xml:space="preserve"> PAGEREF _Toc226021335 \h </w:instrText>
+              <w:instrText xml:space="preserve"> PAGEREF _Toc226367250 \h </w:instrText>
             </w:r>
             <w:r>
               <w:rPr>
@@ -2262,7 +2799,7 @@
                 <w:noProof/>
                 <w:webHidden/>
               </w:rPr>
-              <w:t>20</w:t>
+              <w:t>26</w:t>
             </w:r>
             <w:r>
               <w:rPr>
@@ -2287,7 +2824,7 @@
               <w:lang w:eastAsia="bg-BG"/>
             </w:rPr>
           </w:pPr>
-          <w:hyperlink w:anchor="_Toc226021336" w:history="1">
+          <w:hyperlink w:anchor="_Toc226367251" w:history="1">
             <w:r>
               <w:rPr>
                 <w:rStyle w:val="Hyperlink"/>
@@ -2319,7 +2856,7 @@
                 <w:noProof/>
                 <w:webHidden/>
               </w:rPr>
-              <w:instrText xml:space="preserve"> PAGEREF _Toc226021336 \h </w:instrText>
+              <w:instrText xml:space="preserve"> PAGEREF _Toc226367251 \h </w:instrText>
             </w:r>
             <w:r>
               <w:rPr>
@@ -2339,7 +2876,79 @@
                 <w:noProof/>
                 <w:webHidden/>
               </w:rPr>
-              <w:t>22</w:t>
+              <w:t>28</w:t>
+            </w:r>
+            <w:r>
+              <w:rPr>
+                <w:noProof/>
+                <w:webHidden/>
+              </w:rPr>
+              <w:fldChar w:fldCharType="end"/>
+            </w:r>
+          </w:hyperlink>
+        </w:p>
+        <w:p>
+          <w:pPr>
+            <w:pStyle w:val="TOC1"/>
+            <w:tabs>
+              <w:tab w:val="right" w:leader="dot" w:pos="9062"/>
+            </w:tabs>
+            <w:rPr>
+              <w:rFonts w:asciiTheme="minorHAnsi" w:hAnsiTheme="minorHAnsi" w:cstheme="minorBidi"/>
+              <w:noProof/>
+              <w:sz w:val="22"/>
+              <w:szCs w:val="22"/>
+              <w:lang w:eastAsia="bg-BG"/>
+            </w:rPr>
+          </w:pPr>
+          <w:hyperlink w:anchor="_Toc226367252" w:history="1">
+            <w:r>
+              <w:rPr>
+                <w:rStyle w:val="Hyperlink"/>
+                <w:noProof/>
+              </w:rPr>
+              <w:t>4.Заключение</w:t>
+            </w:r>
+            <w:r>
+              <w:rPr>
+                <w:noProof/>
+                <w:webHidden/>
+              </w:rPr>
+              <w:tab/>
+            </w:r>
+            <w:r>
+              <w:rPr>
+                <w:noProof/>
+                <w:webHidden/>
+              </w:rPr>
+              <w:fldChar w:fldCharType="begin"/>
+            </w:r>
+            <w:r>
+              <w:rPr>
+                <w:noProof/>
+                <w:webHidden/>
+              </w:rPr>
+              <w:instrText xml:space="preserve"> PAGEREF _Toc226367252 \h </w:instrText>
+            </w:r>
+            <w:r>
+              <w:rPr>
+                <w:noProof/>
+                <w:webHidden/>
+              </w:rPr>
+            </w:r>
+            <w:r>
+              <w:rPr>
+                <w:noProof/>
+                <w:webHidden/>
+              </w:rPr>
+              <w:fldChar w:fldCharType="separate"/>
+            </w:r>
+            <w:r>
+              <w:rPr>
+                <w:noProof/>
+                <w:webHidden/>
+              </w:rPr>
+              <w:t>29</w:t>
             </w:r>
             <w:r>
               <w:rPr>
@@ -2365,103 +2974,13 @@
               <w:lang w:eastAsia="bg-BG"/>
             </w:rPr>
           </w:pPr>
-          <w:hyperlink w:anchor="_Toc226021337" w:history="1">
+          <w:hyperlink w:anchor="_Toc226367253" w:history="1">
             <w:r>
               <w:rPr>
                 <w:rStyle w:val="Hyperlink"/>
                 <w:noProof/>
               </w:rPr>
               <w:t>2.</w:t>
-            </w:r>
-            <w:r>
-              <w:rPr>
-                <w:rFonts w:asciiTheme="minorHAnsi" w:hAnsiTheme="minorHAnsi" w:cstheme="minorBidi"/>
-                <w:noProof/>
-                <w:sz w:val="22"/>
-                <w:szCs w:val="22"/>
-                <w:lang w:eastAsia="bg-BG"/>
-              </w:rPr>
-              <w:tab/>
-            </w:r>
-            <w:r>
-              <w:rPr>
-                <w:rStyle w:val="Hyperlink"/>
-                <w:noProof/>
-              </w:rPr>
-              <w:t>Заключение</w:t>
-            </w:r>
-            <w:r>
-              <w:rPr>
-                <w:noProof/>
-                <w:webHidden/>
-              </w:rPr>
-              <w:tab/>
-            </w:r>
-            <w:r>
-              <w:rPr>
-                <w:noProof/>
-                <w:webHidden/>
-              </w:rPr>
-              <w:fldChar w:fldCharType="begin"/>
-            </w:r>
-            <w:r>
-              <w:rPr>
-                <w:noProof/>
-                <w:webHidden/>
-              </w:rPr>
-              <w:instrText xml:space="preserve"> PAGEREF _Toc226021337 \h </w:instrText>
-            </w:r>
-            <w:r>
-              <w:rPr>
-                <w:noProof/>
-                <w:webHidden/>
-              </w:rPr>
-            </w:r>
-            <w:r>
-              <w:rPr>
-                <w:noProof/>
-                <w:webHidden/>
-              </w:rPr>
-              <w:fldChar w:fldCharType="separate"/>
-            </w:r>
-            <w:r>
-              <w:rPr>
-                <w:noProof/>
-                <w:webHidden/>
-              </w:rPr>
-              <w:t>22</w:t>
-            </w:r>
-            <w:r>
-              <w:rPr>
-                <w:noProof/>
-                <w:webHidden/>
-              </w:rPr>
-              <w:fldChar w:fldCharType="end"/>
-            </w:r>
-          </w:hyperlink>
-        </w:p>
-        <w:p>
-          <w:pPr>
-            <w:pStyle w:val="TOC1"/>
-            <w:tabs>
-              <w:tab w:val="left" w:pos="1320"/>
-              <w:tab w:val="right" w:leader="dot" w:pos="9062"/>
-            </w:tabs>
-            <w:rPr>
-              <w:rFonts w:asciiTheme="minorHAnsi" w:hAnsiTheme="minorHAnsi" w:cstheme="minorBidi"/>
-              <w:noProof/>
-              <w:sz w:val="22"/>
-              <w:szCs w:val="22"/>
-              <w:lang w:eastAsia="bg-BG"/>
-            </w:rPr>
-          </w:pPr>
-          <w:hyperlink w:anchor="_Toc226021338" w:history="1">
-            <w:r>
-              <w:rPr>
-                <w:rStyle w:val="Hyperlink"/>
-                <w:noProof/>
-              </w:rPr>
-              <w:t>3.</w:t>
             </w:r>
             <w:r>
               <w:rPr>
@@ -2499,7 +3018,7 @@
                 <w:noProof/>
                 <w:webHidden/>
               </w:rPr>
-              <w:instrText xml:space="preserve"> PAGEREF _Toc226021338 \h </w:instrText>
+              <w:instrText xml:space="preserve"> PAGEREF _Toc226367253 \h </w:instrText>
             </w:r>
             <w:r>
               <w:rPr>
@@ -2519,7 +3038,7 @@
                 <w:noProof/>
                 <w:webHidden/>
               </w:rPr>
-              <w:t>22</w:t>
+              <w:t>29</w:t>
             </w:r>
             <w:r>
               <w:rPr>
@@ -2566,7 +3085,7 @@
       <w:pPr>
         <w:pStyle w:val="Heading1"/>
       </w:pPr>
-      <w:bookmarkStart w:id="0" w:name="_Toc226021307"/>
+      <w:bookmarkStart w:id="0" w:name="_Toc226367215"/>
       <w:r>
         <w:lastRenderedPageBreak/>
         <w:t>Увод</w:t>
@@ -2580,11 +3099,18 @@
           <w:ilvl w:val="0"/>
           <w:numId w:val="0"/>
         </w:numPr>
-        <w:ind w:left="426"/>
-      </w:pPr>
-      <w:bookmarkStart w:id="1" w:name="_Toc226021308"/>
-      <w:r>
-        <w:t>2.теоритична част</w:t>
+        <w:ind w:left="-6"/>
+      </w:pPr>
+      <w:bookmarkStart w:id="1" w:name="_Toc226367216"/>
+      <w:r>
+        <w:t>2.</w:t>
+      </w:r>
+      <w:r>
+        <w:rPr>
+          <w:sz w:val="40"/>
+          <w:szCs w:val="40"/>
+        </w:rPr>
+        <w:t>теоритична част</w:t>
       </w:r>
       <w:bookmarkEnd w:id="1"/>
     </w:p>
@@ -2612,7 +3138,7 @@
           <w:lang w:eastAsia="bg-BG"/>
         </w:rPr>
       </w:pPr>
-      <w:bookmarkStart w:id="2" w:name="_Toc226021309"/>
+      <w:bookmarkStart w:id="2" w:name="_Toc226367217"/>
       <w:r>
         <w:rPr>
           <w:rFonts w:ascii="Times New Roman" w:hAnsi="Times New Roman" w:cs="Times New Roman"/>
@@ -2725,7 +3251,7 @@
           <w:szCs w:val="32"/>
         </w:rPr>
       </w:pPr>
-      <w:bookmarkStart w:id="3" w:name="_Toc226021310"/>
+      <w:bookmarkStart w:id="3" w:name="_Toc226367218"/>
       <w:r>
         <w:rPr>
           <w:rFonts w:ascii="Times New Roman" w:hAnsi="Times New Roman" w:cs="Times New Roman"/>
@@ -2885,7 +3411,7 @@
           <w:szCs w:val="32"/>
         </w:rPr>
       </w:pPr>
-      <w:bookmarkStart w:id="4" w:name="_Toc226021311"/>
+      <w:bookmarkStart w:id="4" w:name="_Toc226367219"/>
       <w:r>
         <w:rPr>
           <w:rFonts w:ascii="Times New Roman" w:hAnsi="Times New Roman" w:cs="Times New Roman"/>
@@ -3103,7 +3629,7 @@
           <w:rFonts w:ascii="Times New Roman" w:hAnsi="Times New Roman" w:cs="Times New Roman"/>
         </w:rPr>
       </w:pPr>
-      <w:bookmarkStart w:id="5" w:name="_Toc226021312"/>
+      <w:bookmarkStart w:id="5" w:name="_Toc226367220"/>
       <w:r>
         <w:rPr>
           <w:rFonts w:ascii="Times New Roman" w:hAnsi="Times New Roman" w:cs="Times New Roman"/>
@@ -3252,7 +3778,7 @@
           <w:rFonts w:ascii="Times New Roman" w:hAnsi="Times New Roman" w:cs="Times New Roman"/>
         </w:rPr>
       </w:pPr>
-      <w:bookmarkStart w:id="6" w:name="_Toc226021313"/>
+      <w:bookmarkStart w:id="6" w:name="_Toc226367221"/>
       <w:r>
         <w:rPr>
           <w:rFonts w:ascii="Times New Roman" w:hAnsi="Times New Roman" w:cs="Times New Roman"/>
@@ -3269,7 +3795,13 @@
         <w:rPr>
           <w:rFonts w:ascii="Times New Roman" w:hAnsi="Times New Roman" w:cs="Times New Roman"/>
         </w:rPr>
-        <w:t>4.</w:t>
+        <w:t>4</w:t>
+      </w:r>
+      <w:r>
+        <w:rPr>
+          <w:rFonts w:ascii="Times New Roman" w:hAnsi="Times New Roman" w:cs="Times New Roman"/>
+        </w:rPr>
+        <w:t>.</w:t>
       </w:r>
       <w:r>
         <w:rPr>
@@ -3430,6 +3962,390 @@
         </w:rPr>
         <w:t>В заключение, Ethernet е утвърдена технология, която предлага висока скорост, надеждност и сигурност, което я прави подходяща за различни приложения, включително и в IoT системи, където стабилната връзка е от ключово значение.</w:t>
       </w:r>
+    </w:p>
+    <w:p>
+      <w:pPr>
+        <w:pStyle w:val="Heading3"/>
+        <w:numPr>
+          <w:ilvl w:val="0"/>
+          <w:numId w:val="0"/>
+        </w:numPr>
+        <w:ind w:left="-146"/>
+        <w:rPr>
+          <w:rFonts w:ascii="Times New Roman" w:hAnsi="Times New Roman" w:cs="Times New Roman"/>
+          <w:color w:val="auto"/>
+          <w:sz w:val="32"/>
+          <w:szCs w:val="32"/>
+        </w:rPr>
+      </w:pPr>
+      <w:r>
+        <w:rPr>
+          <w:sz w:val="32"/>
+          <w:szCs w:val="32"/>
+        </w:rPr>
+        <w:t xml:space="preserve">  </w:t>
+      </w:r>
+      <w:bookmarkStart w:id="7" w:name="_Toc226367222"/>
+      <w:r>
+        <w:rPr>
+          <w:sz w:val="32"/>
+          <w:szCs w:val="32"/>
+        </w:rPr>
+        <w:t>2.1.5</w:t>
+      </w:r>
+      <w:r>
+        <w:rPr>
+          <w:rFonts w:ascii="Times New Roman" w:hAnsi="Times New Roman" w:cs="Times New Roman"/>
+          <w:b w:val="0"/>
+          <w:sz w:val="32"/>
+          <w:szCs w:val="32"/>
+        </w:rPr>
+        <w:t>.</w:t>
+      </w:r>
+      <w:r>
+        <w:rPr>
+          <w:rFonts w:ascii="Times New Roman" w:hAnsi="Times New Roman" w:cs="Times New Roman"/>
+          <w:color w:val="auto"/>
+          <w:sz w:val="32"/>
+          <w:szCs w:val="32"/>
+        </w:rPr>
+        <w:t xml:space="preserve"> Fast Ethernet и Gigabit Ethernet</w:t>
+      </w:r>
+      <w:bookmarkEnd w:id="7"/>
+    </w:p>
+    <w:p>
+      <w:pPr>
+        <w:spacing w:before="100" w:beforeAutospacing="1" w:after="100" w:afterAutospacing="1" w:line="240" w:lineRule="auto"/>
+        <w:ind w:firstLine="0"/>
+        <w:jc w:val="left"/>
+        <w:rPr>
+          <w:rFonts w:eastAsia="Times New Roman"/>
+          <w:lang w:eastAsia="bg-BG"/>
+        </w:rPr>
+      </w:pPr>
+      <w:r>
+        <w:rPr>
+          <w:rFonts w:eastAsia="Times New Roman"/>
+          <w:lang w:eastAsia="bg-BG"/>
+        </w:rPr>
+        <w:t xml:space="preserve">Ethernet е една от най-разпространените технологии за кабелна мрежова комуникация, използвана за свързване на устройства в локални мрежи (LAN). С развитието на технологиите възникват различни стандарти на Ethernet, като най-често използваните са </w:t>
+      </w:r>
+      <w:r>
+        <w:rPr>
+          <w:rFonts w:eastAsia="Times New Roman"/>
+          <w:b/>
+          <w:bCs/>
+          <w:lang w:eastAsia="bg-BG"/>
+        </w:rPr>
+        <w:t>Fast Ethernet</w:t>
+      </w:r>
+      <w:r>
+        <w:rPr>
+          <w:rFonts w:eastAsia="Times New Roman"/>
+          <w:lang w:eastAsia="bg-BG"/>
+        </w:rPr>
+        <w:t xml:space="preserve"> и </w:t>
+      </w:r>
+      <w:r>
+        <w:rPr>
+          <w:rFonts w:eastAsia="Times New Roman"/>
+          <w:b/>
+          <w:bCs/>
+          <w:lang w:eastAsia="bg-BG"/>
+        </w:rPr>
+        <w:t>Gigabit Ethernet</w:t>
+      </w:r>
+      <w:r>
+        <w:rPr>
+          <w:rFonts w:eastAsia="Times New Roman"/>
+          <w:lang w:eastAsia="bg-BG"/>
+        </w:rPr>
+        <w:t>, които се различават основно по скоростта на предаване на данни.</w:t>
+      </w:r>
+    </w:p>
+    <w:p>
+      <w:pPr>
+        <w:spacing w:before="100" w:beforeAutospacing="1" w:after="100" w:afterAutospacing="1" w:line="240" w:lineRule="auto"/>
+        <w:ind w:firstLine="0"/>
+        <w:jc w:val="left"/>
+        <w:rPr>
+          <w:rFonts w:eastAsia="Times New Roman"/>
+          <w:lang w:eastAsia="bg-BG"/>
+        </w:rPr>
+      </w:pPr>
+      <w:r>
+        <w:rPr>
+          <w:rFonts w:eastAsia="Times New Roman"/>
+          <w:b/>
+          <w:bCs/>
+          <w:lang w:eastAsia="bg-BG"/>
+        </w:rPr>
+        <w:t>Fast Ethernet</w:t>
+      </w:r>
+      <w:r>
+        <w:rPr>
+          <w:rFonts w:eastAsia="Times New Roman"/>
+          <w:lang w:eastAsia="bg-BG"/>
+        </w:rPr>
+        <w:t xml:space="preserve"> е стандарт, който осигурява скорост на пренос до </w:t>
+      </w:r>
+      <w:r>
+        <w:rPr>
+          <w:rFonts w:eastAsia="Times New Roman"/>
+          <w:b/>
+          <w:bCs/>
+          <w:lang w:eastAsia="bg-BG"/>
+        </w:rPr>
+        <w:t>100 Mbps (мегабита в секунда)</w:t>
+      </w:r>
+      <w:r>
+        <w:rPr>
+          <w:rFonts w:eastAsia="Times New Roman"/>
+          <w:lang w:eastAsia="bg-BG"/>
+        </w:rPr>
+        <w:t>. Той е значително по-бърз от по-старите Ethernet технологии (10 Mbps) и дълго време е бил широко използван в домашни и офис мрежи. Fast Ethernet използва стандартни мрежови кабели като CAT5 и предлага сравнително добра производителност за основни задачи като уеб сърфиране, обмен на файлове и работа с уеб приложения.</w:t>
+      </w:r>
+    </w:p>
+    <w:p>
+      <w:pPr>
+        <w:spacing w:before="100" w:beforeAutospacing="1" w:after="100" w:afterAutospacing="1" w:line="240" w:lineRule="auto"/>
+        <w:ind w:firstLine="0"/>
+        <w:jc w:val="left"/>
+        <w:rPr>
+          <w:rFonts w:eastAsia="Times New Roman"/>
+          <w:lang w:eastAsia="bg-BG"/>
+        </w:rPr>
+      </w:pPr>
+      <w:r>
+        <w:rPr>
+          <w:rFonts w:eastAsia="Times New Roman"/>
+          <w:b/>
+          <w:bCs/>
+          <w:lang w:eastAsia="bg-BG"/>
+        </w:rPr>
+        <w:t>Gigabit Ethernet</w:t>
+      </w:r>
+      <w:r>
+        <w:rPr>
+          <w:rFonts w:eastAsia="Times New Roman"/>
+          <w:lang w:eastAsia="bg-BG"/>
+        </w:rPr>
+        <w:t xml:space="preserve">, от своя страна, е по-нова и по-бърза технология, която позволява скорост на предаване до </w:t>
+      </w:r>
+      <w:r>
+        <w:rPr>
+          <w:rFonts w:eastAsia="Times New Roman"/>
+          <w:b/>
+          <w:bCs/>
+          <w:lang w:eastAsia="bg-BG"/>
+        </w:rPr>
+        <w:t>1 Gbps (1000 Mbps)</w:t>
+      </w:r>
+      <w:r>
+        <w:rPr>
+          <w:rFonts w:eastAsia="Times New Roman"/>
+          <w:lang w:eastAsia="bg-BG"/>
+        </w:rPr>
+        <w:t>, което е десет пъти повече от Fast Ethernet. Той използва по-качествени кабели като CAT5e, CAT6 или оптични влакна и е подходящ за приложения, изискващи висока скорост и ниска латентност.</w:t>
+      </w:r>
+    </w:p>
+    <w:p>
+      <w:pPr>
+        <w:spacing w:before="100" w:beforeAutospacing="1" w:after="100" w:afterAutospacing="1" w:line="240" w:lineRule="auto"/>
+        <w:ind w:firstLine="0"/>
+        <w:jc w:val="left"/>
+        <w:rPr>
+          <w:rFonts w:eastAsia="Times New Roman"/>
+          <w:lang w:eastAsia="bg-BG"/>
+        </w:rPr>
+      </w:pPr>
+      <w:r>
+        <w:rPr>
+          <w:rFonts w:eastAsia="Times New Roman"/>
+          <w:b/>
+          <w:bCs/>
+          <w:lang w:eastAsia="bg-BG"/>
+        </w:rPr>
+        <w:t>Основни разлики между Fast Ethernet и Gigabit Ethernet:</w:t>
+      </w:r>
+    </w:p>
+    <w:p>
+      <w:pPr>
+        <w:numPr>
+          <w:ilvl w:val="0"/>
+          <w:numId w:val="41"/>
+        </w:numPr>
+        <w:spacing w:before="100" w:beforeAutospacing="1" w:after="100" w:afterAutospacing="1" w:line="240" w:lineRule="auto"/>
+        <w:jc w:val="left"/>
+        <w:rPr>
+          <w:rFonts w:eastAsia="Times New Roman"/>
+          <w:lang w:eastAsia="bg-BG"/>
+        </w:rPr>
+      </w:pPr>
+      <w:r>
+        <w:rPr>
+          <w:rFonts w:eastAsia="Times New Roman"/>
+          <w:b/>
+          <w:bCs/>
+          <w:lang w:eastAsia="bg-BG"/>
+        </w:rPr>
+        <w:t>Скорост:</w:t>
+      </w:r>
+      <w:r>
+        <w:rPr>
+          <w:rFonts w:eastAsia="Times New Roman"/>
+          <w:lang w:eastAsia="bg-BG"/>
+        </w:rPr>
+        <w:t xml:space="preserve"> 100 Mbps при Fast Ethernet срещу 1 Gbps при Gigabit Ethernet. </w:t>
+      </w:r>
+    </w:p>
+    <w:p>
+      <w:pPr>
+        <w:numPr>
+          <w:ilvl w:val="0"/>
+          <w:numId w:val="41"/>
+        </w:numPr>
+        <w:spacing w:before="100" w:beforeAutospacing="1" w:after="100" w:afterAutospacing="1" w:line="240" w:lineRule="auto"/>
+        <w:jc w:val="left"/>
+        <w:rPr>
+          <w:rFonts w:eastAsia="Times New Roman"/>
+          <w:lang w:eastAsia="bg-BG"/>
+        </w:rPr>
+      </w:pPr>
+      <w:r>
+        <w:rPr>
+          <w:rFonts w:eastAsia="Times New Roman"/>
+          <w:b/>
+          <w:bCs/>
+          <w:lang w:eastAsia="bg-BG"/>
+        </w:rPr>
+        <w:lastRenderedPageBreak/>
+        <w:t>Производителност:</w:t>
+      </w:r>
+      <w:r>
+        <w:rPr>
+          <w:rFonts w:eastAsia="Times New Roman"/>
+          <w:lang w:eastAsia="bg-BG"/>
+        </w:rPr>
+        <w:t xml:space="preserve"> Gigabit Ethernet осигурява по-бърз пренос на данни и по-добра работа при натоварени мрежи. </w:t>
+      </w:r>
+    </w:p>
+    <w:p>
+      <w:pPr>
+        <w:numPr>
+          <w:ilvl w:val="0"/>
+          <w:numId w:val="41"/>
+        </w:numPr>
+        <w:spacing w:before="100" w:beforeAutospacing="1" w:after="100" w:afterAutospacing="1" w:line="240" w:lineRule="auto"/>
+        <w:jc w:val="left"/>
+        <w:rPr>
+          <w:rFonts w:eastAsia="Times New Roman"/>
+          <w:lang w:eastAsia="bg-BG"/>
+        </w:rPr>
+      </w:pPr>
+      <w:r>
+        <w:rPr>
+          <w:rFonts w:eastAsia="Times New Roman"/>
+          <w:b/>
+          <w:bCs/>
+          <w:lang w:eastAsia="bg-BG"/>
+        </w:rPr>
+        <w:t>Кабели:</w:t>
+      </w:r>
+      <w:r>
+        <w:rPr>
+          <w:rFonts w:eastAsia="Times New Roman"/>
+          <w:lang w:eastAsia="bg-BG"/>
+        </w:rPr>
+        <w:t xml:space="preserve"> Fast Ethernet работи с CAT5, докато Gigabit Ethernet изисква CAT5e или по-висок клас. </w:t>
+      </w:r>
+    </w:p>
+    <w:p>
+      <w:pPr>
+        <w:numPr>
+          <w:ilvl w:val="0"/>
+          <w:numId w:val="41"/>
+        </w:numPr>
+        <w:spacing w:before="100" w:beforeAutospacing="1" w:after="100" w:afterAutospacing="1" w:line="240" w:lineRule="auto"/>
+        <w:jc w:val="left"/>
+        <w:rPr>
+          <w:rFonts w:eastAsia="Times New Roman"/>
+          <w:lang w:eastAsia="bg-BG"/>
+        </w:rPr>
+      </w:pPr>
+      <w:r>
+        <w:rPr>
+          <w:rFonts w:eastAsia="Times New Roman"/>
+          <w:b/>
+          <w:bCs/>
+          <w:lang w:eastAsia="bg-BG"/>
+        </w:rPr>
+        <w:t>Приложение:</w:t>
+      </w:r>
+      <w:r>
+        <w:rPr>
+          <w:rFonts w:eastAsia="Times New Roman"/>
+          <w:lang w:eastAsia="bg-BG"/>
+        </w:rPr>
+        <w:t xml:space="preserve"> Fast Ethernet е подходящ за по-леки задачи, а Gigabit Ethernet – за по-натоварени системи и модерни приложения. </w:t>
+      </w:r>
+    </w:p>
+    <w:p>
+      <w:pPr>
+        <w:spacing w:before="100" w:beforeAutospacing="1" w:after="100" w:afterAutospacing="1" w:line="240" w:lineRule="auto"/>
+        <w:ind w:firstLine="0"/>
+        <w:jc w:val="left"/>
+        <w:rPr>
+          <w:rFonts w:eastAsia="Times New Roman"/>
+          <w:lang w:eastAsia="bg-BG"/>
+        </w:rPr>
+      </w:pPr>
+      <w:r>
+        <w:rPr>
+          <w:rFonts w:eastAsia="Times New Roman"/>
+          <w:b/>
+          <w:bCs/>
+          <w:lang w:eastAsia="bg-BG"/>
+        </w:rPr>
+        <w:t>В контекста на IoT проекта:</w:t>
+      </w:r>
+      <w:r>
+        <w:rPr>
+          <w:rFonts w:eastAsia="Times New Roman"/>
+          <w:lang w:eastAsia="bg-BG"/>
+        </w:rPr>
+        <w:br/>
+        <w:t>При системи за отдалечено управление на осветление и уреди, и двата стандарта могат да бъдат използвани за комуникация между сървъра и устройствата. Fast Ethernet е напълно достатъчен за малки системи с ограничен брой устройства, тъй като командите са малки по обем.</w:t>
+      </w:r>
+    </w:p>
+    <w:p>
+      <w:pPr>
+        <w:spacing w:before="100" w:beforeAutospacing="1" w:after="100" w:afterAutospacing="1" w:line="240" w:lineRule="auto"/>
+        <w:ind w:firstLine="0"/>
+        <w:jc w:val="left"/>
+        <w:rPr>
+          <w:rFonts w:eastAsia="Times New Roman"/>
+          <w:lang w:eastAsia="bg-BG"/>
+        </w:rPr>
+      </w:pPr>
+      <w:r>
+        <w:rPr>
+          <w:rFonts w:eastAsia="Times New Roman"/>
+          <w:lang w:eastAsia="bg-BG"/>
+        </w:rPr>
+        <w:t>Gigabit Ethernet обаче предлага по-висока скорост и по-голяма надеждност, което го прави по-подходящ при разширяване на системата – например при управление на множество устройства или при интеграция с други IoT компоненти като камери и сензори.</w:t>
+      </w:r>
+    </w:p>
+    <w:p>
+      <w:pPr>
+        <w:spacing w:before="100" w:beforeAutospacing="1" w:after="100" w:afterAutospacing="1" w:line="240" w:lineRule="auto"/>
+        <w:ind w:firstLine="0"/>
+        <w:jc w:val="left"/>
+        <w:rPr>
+          <w:rFonts w:eastAsia="Times New Roman"/>
+          <w:lang w:eastAsia="bg-BG"/>
+        </w:rPr>
+      </w:pPr>
     </w:p>
     <w:p>
       <w:pPr>
@@ -3446,22 +4362,14 @@
           <w:szCs w:val="27"/>
         </w:rPr>
       </w:pPr>
-      <w:bookmarkStart w:id="7" w:name="_Toc226021314"/>
+      <w:bookmarkStart w:id="8" w:name="_Toc226367223"/>
       <w:r>
         <w:rPr>
           <w:rFonts w:ascii="Times New Roman" w:hAnsi="Times New Roman" w:cs="Times New Roman"/>
           <w:sz w:val="32"/>
           <w:szCs w:val="32"/>
         </w:rPr>
-        <w:t>2.1.</w:t>
-      </w:r>
-      <w:r>
-        <w:rPr>
-          <w:rFonts w:ascii="Times New Roman" w:hAnsi="Times New Roman" w:cs="Times New Roman"/>
-          <w:sz w:val="32"/>
-          <w:szCs w:val="32"/>
-        </w:rPr>
-        <w:t>4</w:t>
+        <w:t>2.1.6</w:t>
       </w:r>
       <w:r>
         <w:rPr>
@@ -3479,18 +4387,9 @@
           <w:sz w:val="27"/>
           <w:szCs w:val="27"/>
         </w:rPr>
-        <w:t xml:space="preserve"> </w:t>
-      </w:r>
-      <w:r>
-        <w:rPr>
-          <w:rFonts w:ascii="Times New Roman" w:hAnsi="Times New Roman" w:cs="Times New Roman"/>
-          <w:color w:val="auto"/>
-          <w:sz w:val="27"/>
-          <w:szCs w:val="27"/>
-        </w:rPr>
-        <w:t>MAC адрес</w:t>
-      </w:r>
-      <w:bookmarkEnd w:id="7"/>
+        <w:t xml:space="preserve"> MAC адрес</w:t>
+      </w:r>
+      <w:bookmarkEnd w:id="8"/>
     </w:p>
     <w:p>
       <w:pPr>
@@ -3705,7 +4604,6 @@
           <w:bCs/>
           <w:lang w:eastAsia="bg-BG"/>
         </w:rPr>
-        <w:lastRenderedPageBreak/>
         <w:t>Пример в проекта:</w:t>
       </w:r>
       <w:r>
@@ -3734,6 +4632,7 @@
           <w:bCs/>
           <w:lang w:eastAsia="bg-BG"/>
         </w:rPr>
+        <w:lastRenderedPageBreak/>
         <w:t>Разлика между MAC адрес и IP адрес:</w:t>
       </w:r>
     </w:p>
@@ -3818,35 +4717,25 @@
         </w:numPr>
         <w:ind w:left="576" w:hanging="576"/>
       </w:pPr>
-      <w:bookmarkStart w:id="8" w:name="_Toc226021315"/>
+      <w:bookmarkStart w:id="9" w:name="_Toc226367224"/>
       <w:r>
         <w:rPr>
           <w:sz w:val="32"/>
           <w:szCs w:val="32"/>
         </w:rPr>
-        <w:t>2.1.</w:t>
+        <w:t>2.1.7</w:t>
       </w:r>
       <w:r>
         <w:rPr>
           <w:sz w:val="32"/>
           <w:szCs w:val="32"/>
         </w:rPr>
-        <w:t>5</w:t>
-      </w:r>
-      <w:r>
-        <w:rPr>
-          <w:sz w:val="32"/>
-          <w:szCs w:val="32"/>
-        </w:rPr>
         <w:t>.</w:t>
       </w:r>
       <w:r>
-        <w:t xml:space="preserve"> </w:t>
-      </w:r>
-      <w:r>
-        <w:t>Gigabit Ethernet</w:t>
-      </w:r>
-      <w:bookmarkEnd w:id="8"/>
+        <w:t xml:space="preserve"> Gigabit Ethernet</w:t>
+      </w:r>
+      <w:bookmarkEnd w:id="9"/>
     </w:p>
     <w:p>
       <w:pPr>
@@ -4182,7 +5071,6 @@
           <w:rFonts w:eastAsia="Times New Roman"/>
           <w:lang w:eastAsia="bg-BG"/>
         </w:rPr>
-        <w:lastRenderedPageBreak/>
         <w:t xml:space="preserve">В сравнение с безжичните технологии като Wi-Fi или Bluetooth, Ethernet предлага </w:t>
       </w:r>
       <w:r>
@@ -4208,6 +5096,846 @@
         </w:rPr>
         <w:t>о при натоварена безжична мрежа</w:t>
       </w:r>
+    </w:p>
+    <w:p>
+      <w:pPr>
+        <w:pStyle w:val="Heading3"/>
+        <w:numPr>
+          <w:ilvl w:val="0"/>
+          <w:numId w:val="0"/>
+        </w:numPr>
+        <w:ind w:left="-146"/>
+        <w:rPr>
+          <w:rFonts w:ascii="Times New Roman" w:hAnsi="Times New Roman" w:cs="Times New Roman"/>
+          <w:color w:val="auto"/>
+          <w:sz w:val="27"/>
+          <w:szCs w:val="27"/>
+        </w:rPr>
+      </w:pPr>
+      <w:bookmarkStart w:id="10" w:name="_Toc226367225"/>
+      <w:r>
+        <w:rPr>
+          <w:sz w:val="32"/>
+          <w:szCs w:val="32"/>
+        </w:rPr>
+        <w:lastRenderedPageBreak/>
+        <w:t>2.</w:t>
+      </w:r>
+      <w:r>
+        <w:rPr>
+          <w:sz w:val="32"/>
+          <w:szCs w:val="32"/>
+        </w:rPr>
+        <w:t>1.8</w:t>
+      </w:r>
+      <w:r>
+        <w:rPr>
+          <w:sz w:val="32"/>
+          <w:szCs w:val="32"/>
+        </w:rPr>
+        <w:t>.</w:t>
+      </w:r>
+      <w:r>
+        <w:rPr>
+          <w:bCs w:val="0"/>
+        </w:rPr>
+        <w:t xml:space="preserve"> </w:t>
+      </w:r>
+      <w:r>
+        <w:rPr>
+          <w:rFonts w:ascii="Times New Roman" w:hAnsi="Times New Roman" w:cs="Times New Roman"/>
+          <w:color w:val="auto"/>
+          <w:sz w:val="27"/>
+          <w:szCs w:val="27"/>
+        </w:rPr>
+        <w:t>Arduino Ethernet</w:t>
+      </w:r>
+      <w:bookmarkEnd w:id="10"/>
+    </w:p>
+    <w:p>
+      <w:pPr>
+        <w:spacing w:before="100" w:beforeAutospacing="1" w:after="100" w:afterAutospacing="1" w:line="240" w:lineRule="auto"/>
+        <w:ind w:firstLine="0"/>
+        <w:jc w:val="left"/>
+        <w:rPr>
+          <w:rFonts w:eastAsia="Times New Roman"/>
+          <w:lang w:eastAsia="bg-BG"/>
+        </w:rPr>
+      </w:pPr>
+      <w:r>
+        <w:rPr>
+          <w:rFonts w:eastAsia="Times New Roman"/>
+          <w:b/>
+          <w:bCs/>
+          <w:lang w:eastAsia="bg-BG"/>
+        </w:rPr>
+        <w:t>Arduino Ethernet</w:t>
+      </w:r>
+      <w:r>
+        <w:rPr>
+          <w:rFonts w:eastAsia="Times New Roman"/>
+          <w:lang w:eastAsia="bg-BG"/>
+        </w:rPr>
+        <w:t xml:space="preserve"> представлява решение за свързване на микроконтролер към мрежа чрез кабелна връзка, използвайки Ethernet технология. Това обикновено се реализира чрез специален модул, наречен </w:t>
+      </w:r>
+      <w:r>
+        <w:rPr>
+          <w:rFonts w:eastAsia="Times New Roman"/>
+          <w:b/>
+          <w:bCs/>
+          <w:lang w:eastAsia="bg-BG"/>
+        </w:rPr>
+        <w:t>Ethernet Shield</w:t>
+      </w:r>
+      <w:r>
+        <w:rPr>
+          <w:rFonts w:eastAsia="Times New Roman"/>
+          <w:lang w:eastAsia="bg-BG"/>
+        </w:rPr>
+        <w:t>, който се поставя върху Arduino платката и ѝ позволява да комуникира с други устройства в локална мрежа или интернет.</w:t>
+      </w:r>
+    </w:p>
+    <w:p>
+      <w:pPr>
+        <w:spacing w:before="100" w:beforeAutospacing="1" w:after="100" w:afterAutospacing="1" w:line="240" w:lineRule="auto"/>
+        <w:ind w:firstLine="0"/>
+        <w:jc w:val="left"/>
+        <w:rPr>
+          <w:rFonts w:eastAsia="Times New Roman"/>
+          <w:lang w:eastAsia="bg-BG"/>
+        </w:rPr>
+      </w:pPr>
+      <w:r>
+        <w:rPr>
+          <w:rFonts w:eastAsia="Times New Roman"/>
+          <w:lang w:eastAsia="bg-BG"/>
+        </w:rPr>
+        <w:t>Ethernet Shield използва мрежови контролер (например чип W5100 или W5500), който осигурява връзката между Arduino и мрежата чрез стандартен RJ-45 конектор. Чрез този модул Arduino може да получава и изпраща данни, използвайки мрежови протоколи като TCP/IP и HTTP.</w:t>
+      </w:r>
+    </w:p>
+    <w:p>
+      <w:pPr>
+        <w:spacing w:before="100" w:beforeAutospacing="1" w:after="100" w:afterAutospacing="1" w:line="240" w:lineRule="auto"/>
+        <w:ind w:firstLine="0"/>
+        <w:jc w:val="left"/>
+        <w:rPr>
+          <w:rFonts w:eastAsia="Times New Roman"/>
+          <w:lang w:eastAsia="bg-BG"/>
+        </w:rPr>
+      </w:pPr>
+      <w:r>
+        <w:rPr>
+          <w:rFonts w:eastAsia="Times New Roman"/>
+          <w:lang w:eastAsia="bg-BG"/>
+        </w:rPr>
+        <w:t>В контекста на IoT системите Arduino Ethernet позволява микроконтролерът да бъде директно свързан към сървър или уеб приложение без необходимост от компютър като посредник. Това означава, че Arduino може да приема HTTP заявки директно или да изпраща данни към сървър, което значително разширява възможностите на системата.</w:t>
+      </w:r>
+    </w:p>
+    <w:p>
+      <w:pPr>
+        <w:spacing w:before="100" w:beforeAutospacing="1" w:after="100" w:afterAutospacing="1" w:line="240" w:lineRule="auto"/>
+        <w:ind w:firstLine="0"/>
+        <w:jc w:val="left"/>
+        <w:rPr>
+          <w:rFonts w:eastAsia="Times New Roman"/>
+          <w:lang w:eastAsia="bg-BG"/>
+        </w:rPr>
+      </w:pPr>
+      <w:r>
+        <w:rPr>
+          <w:rFonts w:eastAsia="Times New Roman"/>
+          <w:b/>
+          <w:bCs/>
+          <w:lang w:eastAsia="bg-BG"/>
+        </w:rPr>
+        <w:t>Принцип на работа:</w:t>
+      </w:r>
+    </w:p>
+    <w:p>
+      <w:pPr>
+        <w:numPr>
+          <w:ilvl w:val="0"/>
+          <w:numId w:val="32"/>
+        </w:numPr>
+        <w:spacing w:before="100" w:beforeAutospacing="1" w:after="100" w:afterAutospacing="1" w:line="240" w:lineRule="auto"/>
+        <w:jc w:val="left"/>
+        <w:rPr>
+          <w:rFonts w:eastAsia="Times New Roman"/>
+          <w:lang w:eastAsia="bg-BG"/>
+        </w:rPr>
+      </w:pPr>
+      <w:r>
+        <w:rPr>
+          <w:rFonts w:eastAsia="Times New Roman"/>
+          <w:lang w:eastAsia="bg-BG"/>
+        </w:rPr>
+        <w:t xml:space="preserve">Arduino с Ethernet Shield се свързва към локалната мрежа чрез LAN кабел. </w:t>
+      </w:r>
+    </w:p>
+    <w:p>
+      <w:pPr>
+        <w:numPr>
+          <w:ilvl w:val="0"/>
+          <w:numId w:val="32"/>
+        </w:numPr>
+        <w:spacing w:before="100" w:beforeAutospacing="1" w:after="100" w:afterAutospacing="1" w:line="240" w:lineRule="auto"/>
+        <w:jc w:val="left"/>
+        <w:rPr>
+          <w:rFonts w:eastAsia="Times New Roman"/>
+          <w:lang w:eastAsia="bg-BG"/>
+        </w:rPr>
+      </w:pPr>
+      <w:r>
+        <w:rPr>
+          <w:rFonts w:eastAsia="Times New Roman"/>
+          <w:lang w:eastAsia="bg-BG"/>
+        </w:rPr>
+        <w:t xml:space="preserve">На устройството се задава IP адрес (статичен или динамичен). </w:t>
+      </w:r>
+    </w:p>
+    <w:p>
+      <w:pPr>
+        <w:numPr>
+          <w:ilvl w:val="0"/>
+          <w:numId w:val="32"/>
+        </w:numPr>
+        <w:spacing w:before="100" w:beforeAutospacing="1" w:after="100" w:afterAutospacing="1" w:line="240" w:lineRule="auto"/>
+        <w:jc w:val="left"/>
+        <w:rPr>
+          <w:rFonts w:eastAsia="Times New Roman"/>
+          <w:lang w:eastAsia="bg-BG"/>
+        </w:rPr>
+      </w:pPr>
+      <w:r>
+        <w:rPr>
+          <w:rFonts w:eastAsia="Times New Roman"/>
+          <w:lang w:eastAsia="bg-BG"/>
+        </w:rPr>
+        <w:t xml:space="preserve">Arduino може да работи като: </w:t>
+      </w:r>
+    </w:p>
+    <w:p>
+      <w:pPr>
+        <w:numPr>
+          <w:ilvl w:val="1"/>
+          <w:numId w:val="32"/>
+        </w:numPr>
+        <w:spacing w:before="100" w:beforeAutospacing="1" w:after="100" w:afterAutospacing="1" w:line="240" w:lineRule="auto"/>
+        <w:jc w:val="left"/>
+        <w:rPr>
+          <w:rFonts w:eastAsia="Times New Roman"/>
+          <w:lang w:eastAsia="bg-BG"/>
+        </w:rPr>
+      </w:pPr>
+      <w:r>
+        <w:rPr>
+          <w:rFonts w:eastAsia="Times New Roman"/>
+          <w:b/>
+          <w:bCs/>
+          <w:lang w:eastAsia="bg-BG"/>
+        </w:rPr>
+        <w:t>Сървър</w:t>
+      </w:r>
+      <w:r>
+        <w:rPr>
+          <w:rFonts w:eastAsia="Times New Roman"/>
+          <w:lang w:eastAsia="bg-BG"/>
+        </w:rPr>
+        <w:t xml:space="preserve"> – приема заявки от браузър или друго приложение (например включване на лампа). </w:t>
+      </w:r>
+    </w:p>
+    <w:p>
+      <w:pPr>
+        <w:numPr>
+          <w:ilvl w:val="1"/>
+          <w:numId w:val="32"/>
+        </w:numPr>
+        <w:spacing w:before="100" w:beforeAutospacing="1" w:after="100" w:afterAutospacing="1" w:line="240" w:lineRule="auto"/>
+        <w:jc w:val="left"/>
+        <w:rPr>
+          <w:rFonts w:eastAsia="Times New Roman"/>
+          <w:lang w:eastAsia="bg-BG"/>
+        </w:rPr>
+      </w:pPr>
+      <w:r>
+        <w:rPr>
+          <w:rFonts w:eastAsia="Times New Roman"/>
+          <w:b/>
+          <w:bCs/>
+          <w:lang w:eastAsia="bg-BG"/>
+        </w:rPr>
+        <w:t>Клиент</w:t>
+      </w:r>
+      <w:r>
+        <w:rPr>
+          <w:rFonts w:eastAsia="Times New Roman"/>
+          <w:lang w:eastAsia="bg-BG"/>
+        </w:rPr>
+        <w:t xml:space="preserve"> – изпраща данни към външен сървър (например състояние на устройство). </w:t>
+      </w:r>
+    </w:p>
+    <w:p>
+      <w:pPr>
+        <w:spacing w:before="100" w:beforeAutospacing="1" w:after="100" w:afterAutospacing="1" w:line="240" w:lineRule="auto"/>
+        <w:ind w:firstLine="0"/>
+        <w:jc w:val="left"/>
+        <w:rPr>
+          <w:rFonts w:eastAsia="Times New Roman"/>
+          <w:lang w:eastAsia="bg-BG"/>
+        </w:rPr>
+      </w:pPr>
+      <w:r>
+        <w:rPr>
+          <w:rFonts w:eastAsia="Times New Roman"/>
+          <w:b/>
+          <w:bCs/>
+          <w:lang w:eastAsia="bg-BG"/>
+        </w:rPr>
+        <w:t>Пример в проекта:</w:t>
+      </w:r>
+      <w:r>
+        <w:rPr>
+          <w:rFonts w:eastAsia="Times New Roman"/>
+          <w:lang w:eastAsia="bg-BG"/>
+        </w:rPr>
+        <w:br/>
+        <w:t>Вместо да се използва серийна връзка (USB), Arduino Ethernet може директно да получава команди от Django сървъра през мрежата. Например, когато потребителят натисне бутон „Включи“, сървърът изпраща HTTP заявка към IP адреса на Arduino, който активира съответното реле.</w:t>
+      </w:r>
+    </w:p>
+    <w:p>
+      <w:pPr>
+        <w:spacing w:before="100" w:beforeAutospacing="1" w:after="100" w:afterAutospacing="1" w:line="240" w:lineRule="auto"/>
+        <w:ind w:firstLine="0"/>
+        <w:jc w:val="left"/>
+        <w:rPr>
+          <w:rFonts w:eastAsia="Times New Roman"/>
+          <w:lang w:eastAsia="bg-BG"/>
+        </w:rPr>
+      </w:pPr>
+      <w:r>
+        <w:rPr>
+          <w:rFonts w:eastAsia="Times New Roman"/>
+          <w:b/>
+          <w:bCs/>
+          <w:lang w:eastAsia="bg-BG"/>
+        </w:rPr>
+        <w:t>Предимства на Arduino Ethernet:</w:t>
+      </w:r>
+    </w:p>
+    <w:p>
+      <w:pPr>
+        <w:numPr>
+          <w:ilvl w:val="0"/>
+          <w:numId w:val="33"/>
+        </w:numPr>
+        <w:spacing w:before="100" w:beforeAutospacing="1" w:after="100" w:afterAutospacing="1" w:line="240" w:lineRule="auto"/>
+        <w:jc w:val="left"/>
+        <w:rPr>
+          <w:rFonts w:eastAsia="Times New Roman"/>
+          <w:lang w:eastAsia="bg-BG"/>
+        </w:rPr>
+      </w:pPr>
+      <w:r>
+        <w:rPr>
+          <w:rFonts w:eastAsia="Times New Roman"/>
+          <w:b/>
+          <w:bCs/>
+          <w:lang w:eastAsia="bg-BG"/>
+        </w:rPr>
+        <w:t>Надеждна и стабилна връзка</w:t>
+      </w:r>
+      <w:r>
+        <w:rPr>
+          <w:rFonts w:eastAsia="Times New Roman"/>
+          <w:lang w:eastAsia="bg-BG"/>
+        </w:rPr>
+        <w:t xml:space="preserve"> чрез кабел. </w:t>
+      </w:r>
+    </w:p>
+    <w:p>
+      <w:pPr>
+        <w:numPr>
+          <w:ilvl w:val="0"/>
+          <w:numId w:val="33"/>
+        </w:numPr>
+        <w:spacing w:before="100" w:beforeAutospacing="1" w:after="100" w:afterAutospacing="1" w:line="240" w:lineRule="auto"/>
+        <w:jc w:val="left"/>
+        <w:rPr>
+          <w:rFonts w:eastAsia="Times New Roman"/>
+          <w:lang w:eastAsia="bg-BG"/>
+        </w:rPr>
+      </w:pPr>
+      <w:r>
+        <w:rPr>
+          <w:rFonts w:eastAsia="Times New Roman"/>
+          <w:b/>
+          <w:bCs/>
+          <w:lang w:eastAsia="bg-BG"/>
+        </w:rPr>
+        <w:t>Директна мрежова комуникация</w:t>
+      </w:r>
+      <w:r>
+        <w:rPr>
+          <w:rFonts w:eastAsia="Times New Roman"/>
+          <w:lang w:eastAsia="bg-BG"/>
+        </w:rPr>
+        <w:t xml:space="preserve"> без необходимост от компютър посредник. </w:t>
+      </w:r>
+    </w:p>
+    <w:p>
+      <w:pPr>
+        <w:numPr>
+          <w:ilvl w:val="0"/>
+          <w:numId w:val="33"/>
+        </w:numPr>
+        <w:spacing w:before="100" w:beforeAutospacing="1" w:after="100" w:afterAutospacing="1" w:line="240" w:lineRule="auto"/>
+        <w:jc w:val="left"/>
+        <w:rPr>
+          <w:rFonts w:eastAsia="Times New Roman"/>
+          <w:lang w:eastAsia="bg-BG"/>
+        </w:rPr>
+      </w:pPr>
+      <w:r>
+        <w:rPr>
+          <w:rFonts w:eastAsia="Times New Roman"/>
+          <w:b/>
+          <w:bCs/>
+          <w:lang w:eastAsia="bg-BG"/>
+        </w:rPr>
+        <w:t>Подходящ за реални IoT системи</w:t>
+      </w:r>
+      <w:r>
+        <w:rPr>
+          <w:rFonts w:eastAsia="Times New Roman"/>
+          <w:lang w:eastAsia="bg-BG"/>
+        </w:rPr>
+        <w:t xml:space="preserve">, които работят постоянно. </w:t>
+      </w:r>
+    </w:p>
+    <w:p>
+      <w:pPr>
+        <w:numPr>
+          <w:ilvl w:val="0"/>
+          <w:numId w:val="33"/>
+        </w:numPr>
+        <w:spacing w:before="100" w:beforeAutospacing="1" w:after="100" w:afterAutospacing="1" w:line="240" w:lineRule="auto"/>
+        <w:jc w:val="left"/>
+        <w:rPr>
+          <w:rFonts w:eastAsia="Times New Roman"/>
+          <w:lang w:eastAsia="bg-BG"/>
+        </w:rPr>
+      </w:pPr>
+      <w:r>
+        <w:rPr>
+          <w:rFonts w:eastAsia="Times New Roman"/>
+          <w:b/>
+          <w:bCs/>
+          <w:lang w:eastAsia="bg-BG"/>
+        </w:rPr>
+        <w:t>По-добра сигурност</w:t>
+      </w:r>
+      <w:r>
+        <w:rPr>
+          <w:rFonts w:eastAsia="Times New Roman"/>
+          <w:lang w:eastAsia="bg-BG"/>
+        </w:rPr>
+        <w:t xml:space="preserve"> в сравнение с безжичните технологии.</w:t>
+      </w:r>
+    </w:p>
+    <w:p>
+      <w:pPr>
+        <w:pStyle w:val="Heading3"/>
+        <w:numPr>
+          <w:ilvl w:val="0"/>
+          <w:numId w:val="0"/>
+        </w:numPr>
+        <w:ind w:left="574" w:hanging="574"/>
+        <w:rPr>
+          <w:rFonts w:ascii="Times New Roman" w:hAnsi="Times New Roman" w:cs="Times New Roman"/>
+          <w:color w:val="auto"/>
+          <w:sz w:val="32"/>
+          <w:szCs w:val="32"/>
+        </w:rPr>
+      </w:pPr>
+      <w:bookmarkStart w:id="11" w:name="_Toc226367226"/>
+      <w:r>
+        <w:rPr>
+          <w:sz w:val="32"/>
+          <w:szCs w:val="32"/>
+        </w:rPr>
+        <w:t>2.1.</w:t>
+      </w:r>
+      <w:r>
+        <w:rPr>
+          <w:sz w:val="32"/>
+          <w:szCs w:val="32"/>
+        </w:rPr>
+        <w:t>9</w:t>
+      </w:r>
+      <w:r>
+        <w:rPr>
+          <w:sz w:val="32"/>
+          <w:szCs w:val="32"/>
+        </w:rPr>
+        <w:t>.</w:t>
+      </w:r>
+      <w:r>
+        <w:rPr>
+          <w:rFonts w:ascii="Times New Roman" w:hAnsi="Times New Roman" w:cs="Times New Roman"/>
+          <w:color w:val="auto"/>
+          <w:sz w:val="32"/>
+          <w:szCs w:val="32"/>
+        </w:rPr>
+        <w:t xml:space="preserve"> TCP/IP и HTTP</w:t>
+      </w:r>
+      <w:bookmarkEnd w:id="11"/>
+    </w:p>
+    <w:p>
+      <w:pPr>
+        <w:spacing w:before="100" w:beforeAutospacing="1" w:after="100" w:afterAutospacing="1" w:line="240" w:lineRule="auto"/>
+        <w:ind w:firstLine="0"/>
+        <w:jc w:val="left"/>
+        <w:rPr>
+          <w:rFonts w:eastAsia="Times New Roman"/>
+          <w:lang w:eastAsia="bg-BG"/>
+        </w:rPr>
+      </w:pPr>
+      <w:r>
+        <w:rPr>
+          <w:rFonts w:eastAsia="Times New Roman"/>
+          <w:lang w:eastAsia="bg-BG"/>
+        </w:rPr>
+        <w:t xml:space="preserve">В основата на всяка съвременна мрежова комуникация стоят протоколите </w:t>
+      </w:r>
+      <w:r>
+        <w:rPr>
+          <w:rFonts w:eastAsia="Times New Roman"/>
+          <w:b/>
+          <w:bCs/>
+          <w:lang w:eastAsia="bg-BG"/>
+        </w:rPr>
+        <w:t>TCP/IP</w:t>
+      </w:r>
+      <w:r>
+        <w:rPr>
+          <w:rFonts w:eastAsia="Times New Roman"/>
+          <w:lang w:eastAsia="bg-BG"/>
+        </w:rPr>
+        <w:t xml:space="preserve"> и </w:t>
+      </w:r>
+      <w:r>
+        <w:rPr>
+          <w:rFonts w:eastAsia="Times New Roman"/>
+          <w:b/>
+          <w:bCs/>
+          <w:lang w:eastAsia="bg-BG"/>
+        </w:rPr>
+        <w:t>HTTP</w:t>
+      </w:r>
+      <w:r>
+        <w:rPr>
+          <w:rFonts w:eastAsia="Times New Roman"/>
+          <w:lang w:eastAsia="bg-BG"/>
+        </w:rPr>
+        <w:t>, които осигуряват обмена на данни между устройства в интернет и локални мрежи. Те работят съвместно, като всеки от тях изпълнява конкретна роля в процеса на комуникация.</w:t>
+      </w:r>
+    </w:p>
+    <w:p>
+      <w:pPr>
+        <w:spacing w:before="100" w:beforeAutospacing="1" w:after="100" w:afterAutospacing="1" w:line="240" w:lineRule="auto"/>
+        <w:ind w:firstLine="0"/>
+        <w:jc w:val="left"/>
+        <w:rPr>
+          <w:rFonts w:eastAsia="Times New Roman"/>
+          <w:lang w:eastAsia="bg-BG"/>
+        </w:rPr>
+      </w:pPr>
+      <w:r>
+        <w:rPr>
+          <w:rFonts w:eastAsia="Times New Roman"/>
+          <w:b/>
+          <w:bCs/>
+          <w:lang w:eastAsia="bg-BG"/>
+        </w:rPr>
+        <w:lastRenderedPageBreak/>
+        <w:t>TCP/IP (Transmission Control Protocol / Internet Protocol)</w:t>
+      </w:r>
+      <w:r>
+        <w:rPr>
+          <w:rFonts w:eastAsia="Times New Roman"/>
+          <w:lang w:eastAsia="bg-BG"/>
+        </w:rPr>
+        <w:t xml:space="preserve"> е набор от протоколи, който служи като основа на интернет. Той определя как данните се разделят на пакети, как се адресират и как се предават между устройствата.</w:t>
+      </w:r>
+    </w:p>
+    <w:p>
+      <w:pPr>
+        <w:numPr>
+          <w:ilvl w:val="0"/>
+          <w:numId w:val="39"/>
+        </w:numPr>
+        <w:spacing w:before="100" w:beforeAutospacing="1" w:after="100" w:afterAutospacing="1" w:line="240" w:lineRule="auto"/>
+        <w:jc w:val="left"/>
+        <w:rPr>
+          <w:rFonts w:eastAsia="Times New Roman"/>
+          <w:lang w:eastAsia="bg-BG"/>
+        </w:rPr>
+      </w:pPr>
+      <w:r>
+        <w:rPr>
+          <w:rFonts w:eastAsia="Times New Roman"/>
+          <w:b/>
+          <w:bCs/>
+          <w:lang w:eastAsia="bg-BG"/>
+        </w:rPr>
+        <w:t>IP (Internet Protocol)</w:t>
+      </w:r>
+      <w:r>
+        <w:rPr>
+          <w:rFonts w:eastAsia="Times New Roman"/>
+          <w:lang w:eastAsia="bg-BG"/>
+        </w:rPr>
+        <w:t xml:space="preserve"> отговаря за адресирането на устройствата чрез IP адреси и насочването на пакетите до правилния получател. </w:t>
+      </w:r>
+    </w:p>
+    <w:p>
+      <w:pPr>
+        <w:numPr>
+          <w:ilvl w:val="0"/>
+          <w:numId w:val="39"/>
+        </w:numPr>
+        <w:spacing w:before="100" w:beforeAutospacing="1" w:after="100" w:afterAutospacing="1" w:line="240" w:lineRule="auto"/>
+        <w:jc w:val="left"/>
+        <w:rPr>
+          <w:rFonts w:eastAsia="Times New Roman"/>
+          <w:lang w:eastAsia="bg-BG"/>
+        </w:rPr>
+      </w:pPr>
+      <w:r>
+        <w:rPr>
+          <w:rFonts w:eastAsia="Times New Roman"/>
+          <w:b/>
+          <w:bCs/>
+          <w:lang w:eastAsia="bg-BG"/>
+        </w:rPr>
+        <w:t>TCP (Transmission Control Protocol)</w:t>
+      </w:r>
+      <w:r>
+        <w:rPr>
+          <w:rFonts w:eastAsia="Times New Roman"/>
+          <w:lang w:eastAsia="bg-BG"/>
+        </w:rPr>
+        <w:t xml:space="preserve"> осигурява надеждното предаване на данни, като гарантира, че всички пакети достигат до получателя в правилния ред и без загуба. </w:t>
+      </w:r>
+    </w:p>
+    <w:p>
+      <w:pPr>
+        <w:spacing w:before="100" w:beforeAutospacing="1" w:after="100" w:afterAutospacing="1" w:line="240" w:lineRule="auto"/>
+        <w:ind w:firstLine="0"/>
+        <w:jc w:val="left"/>
+        <w:rPr>
+          <w:rFonts w:eastAsia="Times New Roman"/>
+          <w:lang w:eastAsia="bg-BG"/>
+        </w:rPr>
+      </w:pPr>
+      <w:r>
+        <w:rPr>
+          <w:rFonts w:eastAsia="Times New Roman"/>
+          <w:lang w:eastAsia="bg-BG"/>
+        </w:rPr>
+        <w:t>Когато се изпраща информация по мрежата, тя се разделя на малки пакети, които се предават независимо един от друг. TCP следи за тяхното пристигане и при нужда изпраща отново изгубени пакети, като по този начин осигурява надеждна комуникация.</w:t>
+      </w:r>
+    </w:p>
+    <w:p>
+      <w:pPr>
+        <w:spacing w:before="100" w:beforeAutospacing="1" w:after="100" w:afterAutospacing="1" w:line="240" w:lineRule="auto"/>
+        <w:ind w:firstLine="0"/>
+        <w:jc w:val="left"/>
+        <w:rPr>
+          <w:rFonts w:eastAsia="Times New Roman"/>
+          <w:lang w:eastAsia="bg-BG"/>
+        </w:rPr>
+      </w:pPr>
+      <w:r>
+        <w:rPr>
+          <w:rFonts w:eastAsia="Times New Roman"/>
+          <w:b/>
+          <w:bCs/>
+          <w:lang w:eastAsia="bg-BG"/>
+        </w:rPr>
+        <w:t>HTTP (HyperText Transfer Protocol)</w:t>
+      </w:r>
+      <w:r>
+        <w:rPr>
+          <w:rFonts w:eastAsia="Times New Roman"/>
+          <w:lang w:eastAsia="bg-BG"/>
+        </w:rPr>
+        <w:t xml:space="preserve"> е протокол от по-високо ниво, който работи върху TCP/IP и се използва за обмен на данни между клиент и сървър в уеб приложенията. Той определя как се форматират заявките и отговорите, които се обменят между браузъра и сървъра.</w:t>
+      </w:r>
+    </w:p>
+    <w:p>
+      <w:pPr>
+        <w:spacing w:before="100" w:beforeAutospacing="1" w:after="100" w:afterAutospacing="1" w:line="240" w:lineRule="auto"/>
+        <w:ind w:firstLine="0"/>
+        <w:jc w:val="left"/>
+        <w:rPr>
+          <w:rFonts w:eastAsia="Times New Roman"/>
+          <w:lang w:eastAsia="bg-BG"/>
+        </w:rPr>
+      </w:pPr>
+      <w:r>
+        <w:rPr>
+          <w:rFonts w:eastAsia="Times New Roman"/>
+          <w:lang w:eastAsia="bg-BG"/>
+        </w:rPr>
+        <w:t>Взаимодействието между TCP/IP и HTTP може да се опише по следния начин:</w:t>
+      </w:r>
+    </w:p>
+    <w:p>
+      <w:pPr>
+        <w:numPr>
+          <w:ilvl w:val="0"/>
+          <w:numId w:val="40"/>
+        </w:numPr>
+        <w:spacing w:before="100" w:beforeAutospacing="1" w:after="100" w:afterAutospacing="1" w:line="240" w:lineRule="auto"/>
+        <w:jc w:val="left"/>
+        <w:rPr>
+          <w:rFonts w:eastAsia="Times New Roman"/>
+          <w:lang w:eastAsia="bg-BG"/>
+        </w:rPr>
+      </w:pPr>
+      <w:r>
+        <w:rPr>
+          <w:rFonts w:eastAsia="Times New Roman"/>
+          <w:lang w:eastAsia="bg-BG"/>
+        </w:rPr>
+        <w:t xml:space="preserve">Потребителят изпраща заявка чрез браузъра (например натиска бутон в уеб страницата). </w:t>
+      </w:r>
+    </w:p>
+    <w:p>
+      <w:pPr>
+        <w:numPr>
+          <w:ilvl w:val="0"/>
+          <w:numId w:val="40"/>
+        </w:numPr>
+        <w:spacing w:before="100" w:beforeAutospacing="1" w:after="100" w:afterAutospacing="1" w:line="240" w:lineRule="auto"/>
+        <w:jc w:val="left"/>
+        <w:rPr>
+          <w:rFonts w:eastAsia="Times New Roman"/>
+          <w:lang w:eastAsia="bg-BG"/>
+        </w:rPr>
+      </w:pPr>
+      <w:r>
+        <w:rPr>
+          <w:rFonts w:eastAsia="Times New Roman"/>
+          <w:lang w:eastAsia="bg-BG"/>
+        </w:rPr>
+        <w:t xml:space="preserve">HTTP оформя заявката и я подготвя за изпращане. </w:t>
+      </w:r>
+    </w:p>
+    <w:p>
+      <w:pPr>
+        <w:numPr>
+          <w:ilvl w:val="0"/>
+          <w:numId w:val="40"/>
+        </w:numPr>
+        <w:spacing w:before="100" w:beforeAutospacing="1" w:after="100" w:afterAutospacing="1" w:line="240" w:lineRule="auto"/>
+        <w:jc w:val="left"/>
+        <w:rPr>
+          <w:rFonts w:eastAsia="Times New Roman"/>
+          <w:lang w:eastAsia="bg-BG"/>
+        </w:rPr>
+      </w:pPr>
+      <w:r>
+        <w:rPr>
+          <w:rFonts w:eastAsia="Times New Roman"/>
+          <w:lang w:eastAsia="bg-BG"/>
+        </w:rPr>
+        <w:t xml:space="preserve">TCP разделя данните на пакети и осигурява тяхното надеждно предаване. </w:t>
+      </w:r>
+    </w:p>
+    <w:p>
+      <w:pPr>
+        <w:numPr>
+          <w:ilvl w:val="0"/>
+          <w:numId w:val="40"/>
+        </w:numPr>
+        <w:spacing w:before="100" w:beforeAutospacing="1" w:after="100" w:afterAutospacing="1" w:line="240" w:lineRule="auto"/>
+        <w:jc w:val="left"/>
+        <w:rPr>
+          <w:rFonts w:eastAsia="Times New Roman"/>
+          <w:lang w:eastAsia="bg-BG"/>
+        </w:rPr>
+      </w:pPr>
+      <w:r>
+        <w:rPr>
+          <w:rFonts w:eastAsia="Times New Roman"/>
+          <w:lang w:eastAsia="bg-BG"/>
+        </w:rPr>
+        <w:t xml:space="preserve">IP насочва пакетите към съответния сървър чрез мрежата. </w:t>
+      </w:r>
+    </w:p>
+    <w:p>
+      <w:pPr>
+        <w:numPr>
+          <w:ilvl w:val="0"/>
+          <w:numId w:val="40"/>
+        </w:numPr>
+        <w:spacing w:before="100" w:beforeAutospacing="1" w:after="100" w:afterAutospacing="1" w:line="240" w:lineRule="auto"/>
+        <w:jc w:val="left"/>
+        <w:rPr>
+          <w:rFonts w:eastAsia="Times New Roman"/>
+          <w:lang w:eastAsia="bg-BG"/>
+        </w:rPr>
+      </w:pPr>
+      <w:r>
+        <w:rPr>
+          <w:rFonts w:eastAsia="Times New Roman"/>
+          <w:lang w:eastAsia="bg-BG"/>
+        </w:rPr>
+        <w:t>Сървърът получава заявката, обработва я и връща отговор по същия път обратно към клиента.</w:t>
+      </w:r>
+    </w:p>
+    <w:p>
+      <w:pPr>
+        <w:spacing w:before="100" w:beforeAutospacing="1" w:after="100" w:afterAutospacing="1" w:line="240" w:lineRule="auto"/>
+        <w:ind w:firstLine="0"/>
+        <w:jc w:val="left"/>
+        <w:rPr>
+          <w:rFonts w:eastAsia="Times New Roman"/>
+          <w:lang w:eastAsia="bg-BG"/>
+        </w:rPr>
+      </w:pPr>
+    </w:p>
+    <w:p>
+      <w:pPr>
+        <w:spacing w:before="100" w:beforeAutospacing="1" w:after="100" w:afterAutospacing="1" w:line="240" w:lineRule="auto"/>
+        <w:jc w:val="left"/>
+        <w:rPr>
+          <w:rFonts w:eastAsia="Times New Roman"/>
+          <w:lang w:eastAsia="bg-BG"/>
+        </w:rPr>
+      </w:pPr>
+    </w:p>
+    <w:p>
+      <w:pPr>
+        <w:pStyle w:val="NormalWeb"/>
+        <w:ind w:firstLine="0"/>
+      </w:pPr>
+    </w:p>
+    <w:p>
+      <w:pPr>
+        <w:spacing w:before="100" w:beforeAutospacing="1" w:after="100" w:afterAutospacing="1" w:line="240" w:lineRule="auto"/>
+        <w:ind w:firstLine="0"/>
+        <w:jc w:val="left"/>
+        <w:rPr>
+          <w:rFonts w:eastAsia="Times New Roman"/>
+          <w:b/>
+          <w:sz w:val="32"/>
+          <w:szCs w:val="32"/>
+          <w:lang w:eastAsia="bg-BG"/>
+        </w:rPr>
+      </w:pPr>
     </w:p>
     <w:p>
       <w:pPr>
@@ -4255,7 +5983,7 @@
           <w:lang w:eastAsia="bg-BG"/>
         </w:rPr>
       </w:pPr>
-      <w:bookmarkStart w:id="9" w:name="_Toc226021316"/>
+      <w:bookmarkStart w:id="12" w:name="_Toc226367227"/>
       <w:r>
         <w:rPr>
           <w:rFonts w:ascii="Times New Roman" w:eastAsia="Times New Roman" w:hAnsi="Times New Roman" w:cs="Times New Roman"/>
@@ -4265,7 +5993,7 @@
         </w:rPr>
         <w:t>2.2. Използвани технологии</w:t>
       </w:r>
-      <w:bookmarkEnd w:id="9"/>
+      <w:bookmarkEnd w:id="12"/>
     </w:p>
     <w:p>
       <w:pPr>
@@ -4300,6 +6028,7 @@
           <w:rFonts w:eastAsia="Times New Roman"/>
           <w:lang w:eastAsia="bg-BG"/>
         </w:rPr>
+        <w:lastRenderedPageBreak/>
         <w:t>Основният програмен език, използван в проекта, е Python. Той е избран поради своята простота, гъвкавост и богат набор от библиотеки. Python позволява лесна работа с мрежи, устройства и уеб приложения, което го прави подходящ за системи от този тип.</w:t>
       </w:r>
     </w:p>
@@ -4454,7 +6183,7 @@
           <w:szCs w:val="36"/>
         </w:rPr>
       </w:pPr>
-      <w:bookmarkStart w:id="10" w:name="_Toc226021317"/>
+      <w:bookmarkStart w:id="13" w:name="_Toc226367228"/>
       <w:r>
         <w:rPr>
           <w:rFonts w:ascii="Times New Roman" w:hAnsi="Times New Roman" w:cs="Times New Roman"/>
@@ -4498,7 +6227,7 @@
         </w:rPr>
         <w:t>SQLite или MySQL</w:t>
       </w:r>
-      <w:bookmarkEnd w:id="10"/>
+      <w:bookmarkEnd w:id="13"/>
     </w:p>
     <w:p>
       <w:pPr>
@@ -4515,68 +6244,61 @@
           <w:rFonts w:eastAsia="Times New Roman"/>
           <w:lang w:eastAsia="bg-BG"/>
         </w:rPr>
-        <w:t xml:space="preserve">При разработката на уеб приложения и IoT системи често възниква необходимост от използване на база данни за съхранение на информация. Изборът на подходяща система за управление на бази данни (СУБД) е важен, тъй като влияе върху </w:t>
-      </w:r>
+        <w:t>При разработката на уеб приложения и IoT системи често възниква необходимост от използване на база данни за съхранение на информация. Изборът на подходяща система за управление на бази данни (СУБД) е важен, тъй като влияе върху производителността, сигурността и мащабируемостта на приложението. Две от най-популярните решения са SQLite и MySQL.</w:t>
+      </w:r>
+    </w:p>
+    <w:p>
+      <w:pPr>
+        <w:spacing w:before="100" w:beforeAutospacing="1" w:after="100" w:afterAutospacing="1" w:line="240" w:lineRule="auto"/>
+        <w:ind w:firstLine="0"/>
+        <w:jc w:val="left"/>
+        <w:rPr>
+          <w:rFonts w:eastAsia="Times New Roman"/>
+          <w:lang w:eastAsia="bg-BG"/>
+        </w:rPr>
+      </w:pPr>
+      <w:r>
+        <w:rPr>
+          <w:rFonts w:eastAsia="Times New Roman"/>
+          <w:lang w:eastAsia="bg-BG"/>
+        </w:rPr>
+        <w:t>SQLite е лека, вградена база данни, която не изисква инсталиране на отделен сървър. Тя съхранява данните в един единствен файл на диска, което я прави изключително лесна за използване и настройка. SQLite е подходяща за малки проекти, тестови среди и приложения с ограничен брой потребители. В контекста на разработката с Django, SQLite често се използва по подразбиране, което улеснява бързото стартиране на проекта.</w:t>
+      </w:r>
+    </w:p>
+    <w:p>
+      <w:pPr>
+        <w:spacing w:before="100" w:beforeAutospacing="1" w:after="100" w:afterAutospacing="1" w:line="240" w:lineRule="auto"/>
+        <w:ind w:firstLine="0"/>
+        <w:jc w:val="left"/>
+        <w:rPr>
+          <w:rFonts w:eastAsia="Times New Roman"/>
+          <w:lang w:eastAsia="bg-BG"/>
+        </w:rPr>
+      </w:pPr>
+      <w:r>
+        <w:rPr>
+          <w:rFonts w:eastAsia="Times New Roman"/>
+          <w:lang w:eastAsia="bg-BG"/>
+        </w:rPr>
+        <w:t>Основните предимства на SQLite са нейната простота, ниска консумация на ресурси и липсата на необходимост от сложна конфигурация. Въпреки това, тя има и ограничения. SQLite не е оптимална при работа с много едновременни потребители и не предлага същото ниво на производителност и мащабируемост като по-мощните СУБД.</w:t>
+      </w:r>
+    </w:p>
+    <w:p>
+      <w:pPr>
+        <w:spacing w:before="100" w:beforeAutospacing="1" w:after="100" w:afterAutospacing="1" w:line="240" w:lineRule="auto"/>
+        <w:ind w:firstLine="0"/>
+        <w:jc w:val="left"/>
+        <w:rPr>
+          <w:rFonts w:eastAsia="Times New Roman"/>
+          <w:lang w:eastAsia="bg-BG"/>
+        </w:rPr>
+      </w:pPr>
       <w:r>
         <w:rPr>
           <w:rFonts w:eastAsia="Times New Roman"/>
           <w:lang w:eastAsia="bg-BG"/>
         </w:rPr>
         <w:lastRenderedPageBreak/>
-        <w:t>производителността, сигурността и мащабируемостта на приложението. Две от най-популярните решения са SQLite и MySQL.</w:t>
-      </w:r>
-    </w:p>
-    <w:p>
-      <w:pPr>
-        <w:spacing w:before="100" w:beforeAutospacing="1" w:after="100" w:afterAutospacing="1" w:line="240" w:lineRule="auto"/>
-        <w:ind w:firstLine="0"/>
-        <w:jc w:val="left"/>
-        <w:rPr>
-          <w:rFonts w:eastAsia="Times New Roman"/>
-          <w:lang w:eastAsia="bg-BG"/>
-        </w:rPr>
-      </w:pPr>
-      <w:r>
-        <w:rPr>
-          <w:rFonts w:eastAsia="Times New Roman"/>
-          <w:lang w:eastAsia="bg-BG"/>
-        </w:rPr>
-        <w:t>SQLite е лека, вградена база данни, която не изисква инсталиране на отделен сървър. Тя съхранява данните в един единствен файл на диска, което я прави изключително лесна за използване и настройка. SQLite е подходяща за малки проекти, тестови среди и приложения с ограничен брой потребители. В контекста на разработката с Django, SQLite често се използва по подразбиране, което улеснява бързото стартиране на проекта.</w:t>
-      </w:r>
-    </w:p>
-    <w:p>
-      <w:pPr>
-        <w:spacing w:before="100" w:beforeAutospacing="1" w:after="100" w:afterAutospacing="1" w:line="240" w:lineRule="auto"/>
-        <w:ind w:firstLine="0"/>
-        <w:jc w:val="left"/>
-        <w:rPr>
-          <w:rFonts w:eastAsia="Times New Roman"/>
-          <w:lang w:eastAsia="bg-BG"/>
-        </w:rPr>
-      </w:pPr>
-      <w:r>
-        <w:rPr>
-          <w:rFonts w:eastAsia="Times New Roman"/>
-          <w:lang w:eastAsia="bg-BG"/>
-        </w:rPr>
-        <w:t>Основните предимства на SQLite са нейната простота, ниска консумация на ресурси и липсата на необходимост от сложна конфигурация. Въпреки това, тя има и ограничения. SQLite не е оптимална при работа с много едновременни потребители и не предлага същото ниво на производителност и мащабируемост като по-мощните СУБД.</w:t>
-      </w:r>
-    </w:p>
-    <w:p>
-      <w:pPr>
-        <w:spacing w:before="100" w:beforeAutospacing="1" w:after="100" w:afterAutospacing="1" w:line="240" w:lineRule="auto"/>
-        <w:ind w:firstLine="0"/>
-        <w:jc w:val="left"/>
-        <w:rPr>
-          <w:rFonts w:eastAsia="Times New Roman"/>
-          <w:lang w:eastAsia="bg-BG"/>
-        </w:rPr>
-      </w:pPr>
-      <w:r>
-        <w:rPr>
-          <w:rFonts w:eastAsia="Times New Roman"/>
-          <w:lang w:eastAsia="bg-BG"/>
-        </w:rPr>
         <w:t>От друга страна, MySQL е мощна релационна система за управление на бази данни, която работи чрез сървър. Тя е предназначена за по-големи приложения и системи с много потребители. MySQL поддържа едновременен достъп до базата данни, по-добра сигурност и по-висока производителност при обработка на големи обеми от данни.</w:t>
       </w:r>
     </w:p>
@@ -4612,7 +6334,7 @@
           <w:lang w:eastAsia="bg-BG"/>
         </w:rPr>
       </w:pPr>
-      <w:bookmarkStart w:id="11" w:name="_Toc226021318"/>
+      <w:bookmarkStart w:id="14" w:name="_Toc226367229"/>
       <w:r>
         <w:rPr>
           <w:rStyle w:val="Heading2Char"/>
@@ -4653,7 +6375,7 @@
         </w:rPr>
         <w:t>Django и SQLite</w:t>
       </w:r>
-      <w:bookmarkEnd w:id="11"/>
+      <w:bookmarkEnd w:id="14"/>
     </w:p>
     <w:p>
       <w:pPr>
@@ -4742,44 +6464,51 @@
           <w:rFonts w:eastAsia="Times New Roman"/>
           <w:lang w:eastAsia="bg-BG"/>
         </w:rPr>
+        <w:t>В настоящия проект SQLite може да се използва за съхранение на информация като състояние на устройствата (включено/изключено), логове на действията или данни за потребителите. Благодарение на вградената поддръжка в Django, работата с базата данни се осъществява чрез ORM (Object-Relational Mapping), което позволява манипулиране на данни чрез Python код, без необходимост от писане на сложни SQL заявки.</w:t>
+      </w:r>
+    </w:p>
+    <w:p>
+      <w:pPr>
+        <w:spacing w:before="100" w:beforeAutospacing="1" w:after="100" w:afterAutospacing="1" w:line="240" w:lineRule="auto"/>
+        <w:ind w:firstLine="0"/>
+        <w:jc w:val="left"/>
+        <w:rPr>
+          <w:rFonts w:eastAsia="Times New Roman"/>
+          <w:lang w:eastAsia="bg-BG"/>
+        </w:rPr>
+      </w:pPr>
+      <w:r>
+        <w:rPr>
+          <w:rFonts w:eastAsia="Times New Roman"/>
+          <w:lang w:eastAsia="bg-BG"/>
+        </w:rPr>
+        <w:t>Основно предимство на комбинацията Django и SQLite е нейната простота и ефективност. Тя позволява бързо изграждане на работеща система без сложна конфигурация. Това е особено важно в рамките на дипломен проект, където времето и ресурсите са ограничени.</w:t>
+      </w:r>
+    </w:p>
+    <w:p>
+      <w:pPr>
+        <w:spacing w:before="100" w:beforeAutospacing="1" w:after="100" w:afterAutospacing="1" w:line="240" w:lineRule="auto"/>
+        <w:ind w:firstLine="0"/>
+        <w:jc w:val="left"/>
+        <w:rPr>
+          <w:rFonts w:eastAsia="Times New Roman"/>
+          <w:lang w:eastAsia="bg-BG"/>
+        </w:rPr>
+      </w:pPr>
+      <w:r>
+        <w:rPr>
+          <w:rFonts w:eastAsia="Times New Roman"/>
+          <w:lang w:eastAsia="bg-BG"/>
+        </w:rPr>
+        <w:t xml:space="preserve">Въпреки това, тази комбинация има и ограничения. SQLite не е подходяща за приложения с голям брой едновременни потребители, а Django, макар и мощен, може да изисква оптимизация при по-големи системи. При необходимост от разширяване, </w:t>
+      </w:r>
+      <w:r>
+        <w:rPr>
+          <w:rFonts w:eastAsia="Times New Roman"/>
+          <w:lang w:eastAsia="bg-BG"/>
+        </w:rPr>
         <w:lastRenderedPageBreak/>
-        <w:t>В настоящия проект SQLite може да се използва за съхранение на информация като състояние на устройствата (включено/изключено), логове на действията или данни за потребителите. Благодарение на вградената поддръжка в Django, работата с базата данни се осъществява чрез ORM (Object-Relational Mapping), което позволява манипулиране на данни чрез Python код, без необходимост от писане на сложни SQL заявки.</w:t>
-      </w:r>
-    </w:p>
-    <w:p>
-      <w:pPr>
-        <w:spacing w:before="100" w:beforeAutospacing="1" w:after="100" w:afterAutospacing="1" w:line="240" w:lineRule="auto"/>
-        <w:ind w:firstLine="0"/>
-        <w:jc w:val="left"/>
-        <w:rPr>
-          <w:rFonts w:eastAsia="Times New Roman"/>
-          <w:lang w:eastAsia="bg-BG"/>
-        </w:rPr>
-      </w:pPr>
-      <w:r>
-        <w:rPr>
-          <w:rFonts w:eastAsia="Times New Roman"/>
-          <w:lang w:eastAsia="bg-BG"/>
-        </w:rPr>
-        <w:t>Основно предимство на комбинацията Django и SQLite е нейната простота и ефективност. Тя позволява бързо изграждане на работеща система без сложна конфигурация. Това е особено важно в рамките на дипломен проект, където времето и ресурсите са ограничени.</w:t>
-      </w:r>
-    </w:p>
-    <w:p>
-      <w:pPr>
-        <w:spacing w:before="100" w:beforeAutospacing="1" w:after="100" w:afterAutospacing="1" w:line="240" w:lineRule="auto"/>
-        <w:ind w:firstLine="0"/>
-        <w:jc w:val="left"/>
-        <w:rPr>
-          <w:rFonts w:eastAsia="Times New Roman"/>
-          <w:lang w:eastAsia="bg-BG"/>
-        </w:rPr>
-      </w:pPr>
-      <w:r>
-        <w:rPr>
-          <w:rFonts w:eastAsia="Times New Roman"/>
-          <w:lang w:eastAsia="bg-BG"/>
-        </w:rPr>
-        <w:t>Въпреки това, тази комбинация има и ограничения. SQLite не е подходяща за приложения с голям брой едновременни потребители, а Django, макар и мощен, може да изисква оптимизация при по-големи системи. При необходимост от разширяване, SQLite може лесно да бъде заменена с по-мощна база данни като MySQL или PostgreSQL.</w:t>
+        <w:t>SQLite може лесно да бъде заменена с по-мощна база данни като MySQL или PostgreSQL.</w:t>
       </w:r>
     </w:p>
     <w:p>
@@ -4879,7 +6608,7 @@
           <w:szCs w:val="27"/>
         </w:rPr>
       </w:pPr>
-      <w:bookmarkStart w:id="12" w:name="_Toc226021319"/>
+      <w:bookmarkStart w:id="15" w:name="_Toc226367230"/>
       <w:r>
         <w:rPr>
           <w:rFonts w:ascii="Times New Roman" w:eastAsia="Times New Roman" w:hAnsi="Times New Roman" w:cs="Times New Roman"/>
@@ -4914,15 +6643,9 @@
         <w:rPr>
           <w:rFonts w:ascii="Times New Roman" w:hAnsi="Times New Roman" w:cs="Times New Roman"/>
         </w:rPr>
-        <w:t xml:space="preserve"> </w:t>
-      </w:r>
-      <w:r>
-        <w:rPr>
-          <w:rFonts w:ascii="Times New Roman" w:hAnsi="Times New Roman" w:cs="Times New Roman"/>
-        </w:rPr>
-        <w:t>Internet of Things (IoT) система</w:t>
-      </w:r>
-      <w:bookmarkEnd w:id="12"/>
+        <w:t xml:space="preserve"> Internet of Things (IoT) система</w:t>
+      </w:r>
+      <w:bookmarkEnd w:id="15"/>
     </w:p>
     <w:p>
       <w:pPr>
@@ -5002,7 +6725,6 @@
           <w:bCs/>
           <w:lang w:eastAsia="bg-BG"/>
         </w:rPr>
-        <w:lastRenderedPageBreak/>
         <w:t>Компоненти на IoT системата:</w:t>
       </w:r>
     </w:p>
@@ -5194,6 +6916,7 @@
           <w:bCs/>
           <w:lang w:eastAsia="bg-BG"/>
         </w:rPr>
+        <w:lastRenderedPageBreak/>
         <w:t>Потребителски интерфейс</w:t>
       </w:r>
       <w:r>
@@ -5432,6 +7155,217 @@
         </w:rPr>
         <w:t>Повишаване на енергийната ефективност и сигурността чрез интелигентно управление.</w:t>
       </w:r>
+    </w:p>
+    <w:p>
+      <w:pPr>
+        <w:spacing w:before="100" w:beforeAutospacing="1" w:after="100" w:afterAutospacing="1" w:line="240" w:lineRule="auto"/>
+        <w:jc w:val="left"/>
+        <w:rPr>
+          <w:rFonts w:eastAsia="Times New Roman"/>
+          <w:lang w:eastAsia="bg-BG"/>
+        </w:rPr>
+      </w:pPr>
+    </w:p>
+    <w:p>
+      <w:pPr>
+        <w:pStyle w:val="Heading3"/>
+        <w:numPr>
+          <w:ilvl w:val="0"/>
+          <w:numId w:val="0"/>
+        </w:numPr>
+        <w:ind w:left="-146"/>
+        <w:rPr>
+          <w:rFonts w:ascii="Times New Roman" w:hAnsi="Times New Roman" w:cs="Times New Roman"/>
+          <w:color w:val="auto"/>
+          <w:sz w:val="32"/>
+          <w:szCs w:val="32"/>
+        </w:rPr>
+      </w:pPr>
+      <w:bookmarkStart w:id="16" w:name="_Toc226367231"/>
+      <w:r>
+        <w:rPr>
+          <w:kern w:val="36"/>
+          <w:sz w:val="32"/>
+          <w:szCs w:val="32"/>
+        </w:rPr>
+        <w:t>2.2.4</w:t>
+      </w:r>
+      <w:r>
+        <w:rPr>
+          <w:kern w:val="36"/>
+          <w:sz w:val="32"/>
+          <w:szCs w:val="32"/>
+          <w:lang w:val="en-US"/>
+        </w:rPr>
+        <w:t>.</w:t>
+      </w:r>
+      <w:r>
+        <w:rPr>
+          <w:rFonts w:ascii="Times New Roman" w:hAnsi="Times New Roman" w:cs="Times New Roman"/>
+          <w:color w:val="auto"/>
+          <w:sz w:val="27"/>
+          <w:szCs w:val="27"/>
+        </w:rPr>
+        <w:t xml:space="preserve"> </w:t>
+      </w:r>
+      <w:r>
+        <w:rPr>
+          <w:rFonts w:ascii="Times New Roman" w:hAnsi="Times New Roman" w:cs="Times New Roman"/>
+          <w:color w:val="auto"/>
+          <w:sz w:val="32"/>
+          <w:szCs w:val="32"/>
+        </w:rPr>
+        <w:t>Комуникационни технологии – Wi-Fi, Ethernet, Bluetooth и сериен USB порт</w:t>
+      </w:r>
+      <w:bookmarkEnd w:id="16"/>
+    </w:p>
+    <w:p>
+      <w:pPr>
+        <w:spacing w:before="100" w:beforeAutospacing="1" w:after="100" w:afterAutospacing="1" w:line="240" w:lineRule="auto"/>
+        <w:ind w:firstLine="0"/>
+        <w:jc w:val="left"/>
+        <w:rPr>
+          <w:rFonts w:eastAsia="Times New Roman"/>
+          <w:lang w:eastAsia="bg-BG"/>
+        </w:rPr>
+      </w:pPr>
+      <w:r>
+        <w:rPr>
+          <w:rFonts w:eastAsia="Times New Roman"/>
+          <w:lang w:eastAsia="bg-BG"/>
+        </w:rPr>
+        <w:t>В IoT системите комуникацията между отделните компоненти е от съществено значение за правилното функциониране на цялата система. Съществуват различни технологии за предаване на данни, като изборът им зависи от конкретните изисквания – обхват, скорост, надеждност и енергийна ефективност. Най-често използваните технологии са Wi-Fi, Ethernet, Bluetooth и серийна връзка чрез USB.</w:t>
+      </w:r>
+    </w:p>
+    <w:p>
+      <w:pPr>
+        <w:spacing w:before="100" w:beforeAutospacing="1" w:after="100" w:afterAutospacing="1" w:line="240" w:lineRule="auto"/>
+        <w:ind w:firstLine="0"/>
+        <w:jc w:val="left"/>
+        <w:rPr>
+          <w:rFonts w:eastAsia="Times New Roman"/>
+          <w:lang w:eastAsia="bg-BG"/>
+        </w:rPr>
+      </w:pPr>
+      <w:r>
+        <w:rPr>
+          <w:rFonts w:eastAsia="Times New Roman"/>
+          <w:b/>
+          <w:bCs/>
+          <w:lang w:eastAsia="bg-BG"/>
+        </w:rPr>
+        <w:t>Wi-Fi</w:t>
+      </w:r>
+      <w:r>
+        <w:rPr>
+          <w:rFonts w:eastAsia="Times New Roman"/>
+          <w:lang w:eastAsia="bg-BG"/>
+        </w:rPr>
+        <w:t xml:space="preserve"> е безжична технология, която позволява на устройствата да се свързват към локална мрежа или интернет. Тя е широко разпространена и удобна, тъй като не изисква физическа връзка. Wi-Fi е подходяща за IoT системи, при които устройствата трябва да се управляват от разстояние чрез интернет. Основно предимство е големият обхват и лесната интеграция с уеб приложения. Недостатък е по-високата консумация на енергия и възможните смущения в сигнала.</w:t>
+      </w:r>
+    </w:p>
+    <w:p>
+      <w:pPr>
+        <w:spacing w:before="100" w:beforeAutospacing="1" w:after="100" w:afterAutospacing="1" w:line="240" w:lineRule="auto"/>
+        <w:ind w:firstLine="0"/>
+        <w:jc w:val="left"/>
+        <w:rPr>
+          <w:rFonts w:eastAsia="Times New Roman"/>
+          <w:lang w:eastAsia="bg-BG"/>
+        </w:rPr>
+      </w:pPr>
+      <w:r>
+        <w:rPr>
+          <w:rFonts w:eastAsia="Times New Roman"/>
+          <w:b/>
+          <w:bCs/>
+          <w:lang w:eastAsia="bg-BG"/>
+        </w:rPr>
+        <w:t>Ethernet</w:t>
+      </w:r>
+      <w:r>
+        <w:rPr>
+          <w:rFonts w:eastAsia="Times New Roman"/>
+          <w:lang w:eastAsia="bg-BG"/>
+        </w:rPr>
+        <w:t xml:space="preserve"> е кабелна технология за мрежова комуникация, която осигурява стабилна и надеждна връзка. Тя предлага висока скорост на предаване на данни и ниска латентност, което я прави подходяща за системи, изискващи бърза и сигурна комуникация. Основното ѝ предимство е надеждността, а недостатък – липсата на мобилност, тъй като устройствата трябва да бъдат свързани чрез кабел.</w:t>
+      </w:r>
+    </w:p>
+    <w:p>
+      <w:pPr>
+        <w:spacing w:before="100" w:beforeAutospacing="1" w:after="100" w:afterAutospacing="1" w:line="240" w:lineRule="auto"/>
+        <w:ind w:firstLine="0"/>
+        <w:jc w:val="left"/>
+        <w:rPr>
+          <w:rFonts w:eastAsia="Times New Roman"/>
+          <w:lang w:eastAsia="bg-BG"/>
+        </w:rPr>
+      </w:pPr>
+      <w:r>
+        <w:rPr>
+          <w:rFonts w:eastAsia="Times New Roman"/>
+          <w:b/>
+          <w:bCs/>
+          <w:lang w:eastAsia="bg-BG"/>
+        </w:rPr>
+        <w:t>Bluetooth</w:t>
+      </w:r>
+      <w:r>
+        <w:rPr>
+          <w:rFonts w:eastAsia="Times New Roman"/>
+          <w:lang w:eastAsia="bg-BG"/>
+        </w:rPr>
+        <w:t xml:space="preserve"> е безжична технология за комуникация на къси разстояния. Тя се използва основно за свързване на устройства в близост, като смартфони, сензори и периферни </w:t>
+      </w:r>
+      <w:r>
+        <w:rPr>
+          <w:rFonts w:eastAsia="Times New Roman"/>
+          <w:lang w:eastAsia="bg-BG"/>
+        </w:rPr>
+        <w:lastRenderedPageBreak/>
+        <w:t>устройства. Предимство на Bluetooth е ниската консумация на енергия, което го прави подходящ за устройства, работещи на батерии. Недостатък е ограниченият обхват и по-ниската скорост в сравнение с Wi-Fi и Ethernet.</w:t>
+      </w:r>
+    </w:p>
+    <w:p>
+      <w:pPr>
+        <w:spacing w:before="100" w:beforeAutospacing="1" w:after="100" w:afterAutospacing="1" w:line="240" w:lineRule="auto"/>
+        <w:ind w:firstLine="0"/>
+        <w:jc w:val="left"/>
+        <w:rPr>
+          <w:rFonts w:eastAsia="Times New Roman"/>
+          <w:lang w:eastAsia="bg-BG"/>
+        </w:rPr>
+      </w:pPr>
+      <w:r>
+        <w:rPr>
+          <w:rFonts w:eastAsia="Times New Roman"/>
+          <w:b/>
+          <w:bCs/>
+          <w:lang w:eastAsia="bg-BG"/>
+        </w:rPr>
+        <w:t>Сериен USB порт</w:t>
+      </w:r>
+      <w:r>
+        <w:rPr>
+          <w:rFonts w:eastAsia="Times New Roman"/>
+          <w:lang w:eastAsia="bg-BG"/>
+        </w:rPr>
+        <w:t xml:space="preserve"> представлява кабелна връзка между компютър и микроконтролер, чрез която се осъществява директен обмен на данни. Тази комуникация е проста и надеждна, което я прави идеална за разработка и тестване на IoT системи. В настоящия проект серийната връзка чрез USB се използва за комуникация между Python сървъра и Arduino. Основният недостатък е, че изисква физическа връзка и не позволява отдалечено управление без допълнителни технологии.</w:t>
+      </w:r>
+    </w:p>
+    <w:p>
+      <w:pPr>
+        <w:spacing w:before="100" w:beforeAutospacing="1" w:after="100" w:afterAutospacing="1" w:line="240" w:lineRule="auto"/>
+        <w:ind w:firstLine="0"/>
+        <w:jc w:val="left"/>
+        <w:rPr>
+          <w:rFonts w:eastAsia="Times New Roman"/>
+          <w:b/>
+          <w:sz w:val="32"/>
+          <w:szCs w:val="32"/>
+          <w:lang w:eastAsia="bg-BG"/>
+        </w:rPr>
+      </w:pPr>
     </w:p>
     <w:p>
       <w:pPr>
@@ -5458,6 +7392,7 @@
           <w:szCs w:val="27"/>
         </w:rPr>
       </w:pPr>
+      <w:bookmarkStart w:id="17" w:name="_Toc226367232"/>
       <w:r>
         <w:rPr>
           <w:rFonts w:ascii="Times New Roman" w:hAnsi="Times New Roman" w:cs="Times New Roman"/>
@@ -5465,7 +7400,7 @@
           <w:sz w:val="36"/>
           <w:szCs w:val="36"/>
         </w:rPr>
-        <w:t>2.2.</w:t>
+        <w:t>2.2.5</w:t>
       </w:r>
       <w:r>
         <w:rPr>
@@ -5474,15 +7409,6 @@
           <w:sz w:val="36"/>
           <w:szCs w:val="36"/>
         </w:rPr>
-        <w:t>4</w:t>
-      </w:r>
-      <w:r>
-        <w:rPr>
-          <w:rFonts w:ascii="Times New Roman" w:hAnsi="Times New Roman" w:cs="Times New Roman"/>
-          <w:kern w:val="36"/>
-          <w:sz w:val="36"/>
-          <w:szCs w:val="36"/>
-        </w:rPr>
         <w:t>.</w:t>
       </w:r>
       <w:r>
@@ -5503,6 +7429,7 @@
         </w:rPr>
         <w:t>ORM (Object-Relational Mapping)</w:t>
       </w:r>
+      <w:bookmarkEnd w:id="17"/>
     </w:p>
     <w:p>
       <w:pPr>
@@ -5610,15 +7537,7 @@
           <w:rFonts w:eastAsia="Times New Roman"/>
           <w:lang w:eastAsia="bg-BG"/>
         </w:rPr>
-        <w:t xml:space="preserve">, които съответстват на полетата в таблицата. </w:t>
-      </w:r>
-      <w:r>
-        <w:rPr>
-          <w:rFonts w:eastAsia="Times New Roman"/>
-          <w:lang w:eastAsia="bg-BG"/>
-        </w:rPr>
-        <w:lastRenderedPageBreak/>
-        <w:t>След това чрез Python код могат да се извършват операции като създаване, четене, обновяване и изтриване на записи (CRUD операции) без писане на SQL.</w:t>
+        <w:t>, които съответстват на полетата в таблицата. След това чрез Python код могат да се извършват операции като създаване, четене, обновяване и изтриване на записи (CRUD операции) без писане на SQL.</w:t>
       </w:r>
     </w:p>
     <w:p>
@@ -5828,7 +7747,7 @@
           <w:lang w:eastAsia="bg-BG"/>
         </w:rPr>
       </w:pPr>
-      <w:bookmarkStart w:id="13" w:name="_Toc226021320"/>
+      <w:bookmarkStart w:id="18" w:name="_Toc226367233"/>
       <w:r>
         <w:rPr>
           <w:rFonts w:ascii="Times New Roman" w:eastAsia="Times New Roman" w:hAnsi="Times New Roman" w:cs="Times New Roman"/>
@@ -5837,6 +7756,7 @@
           <w:szCs w:val="36"/>
           <w:lang w:eastAsia="bg-BG"/>
         </w:rPr>
+        <w:lastRenderedPageBreak/>
         <w:t>2.2.</w:t>
       </w:r>
       <w:r>
@@ -5847,7 +7767,7 @@
           <w:szCs w:val="36"/>
           <w:lang w:eastAsia="bg-BG"/>
         </w:rPr>
-        <w:t>5</w:t>
+        <w:t>6</w:t>
       </w:r>
       <w:r>
         <w:rPr>
@@ -5866,7 +7786,7 @@
         </w:rPr>
         <w:t>Model-View-Template (MVT)</w:t>
       </w:r>
-      <w:bookmarkEnd w:id="13"/>
+      <w:bookmarkEnd w:id="18"/>
     </w:p>
     <w:p>
       <w:pPr>
@@ -5937,7 +7857,7 @@
           <w:lang w:eastAsia="bg-BG"/>
         </w:rPr>
       </w:pPr>
-      <w:bookmarkStart w:id="14" w:name="_Toc226021321"/>
+      <w:bookmarkStart w:id="19" w:name="_Toc226367234"/>
       <w:r>
         <w:rPr>
           <w:rStyle w:val="Heading2Char"/>
@@ -5950,7 +7870,7 @@
           <w:rStyle w:val="Heading2Char"/>
           <w:rFonts w:ascii="Times New Roman" w:hAnsi="Times New Roman" w:cs="Times New Roman"/>
         </w:rPr>
-        <w:t>6</w:t>
+        <w:t>7</w:t>
       </w:r>
       <w:r>
         <w:rPr>
@@ -5967,7 +7887,7 @@
         </w:rPr>
         <w:t>Model (Модел)</w:t>
       </w:r>
-      <w:bookmarkEnd w:id="14"/>
+      <w:bookmarkEnd w:id="19"/>
       <w:r>
         <w:rPr>
           <w:rFonts w:eastAsia="Times New Roman"/>
@@ -6011,7 +7931,7 @@
           <w:lang w:eastAsia="bg-BG"/>
         </w:rPr>
       </w:pPr>
-      <w:bookmarkStart w:id="15" w:name="_Toc226021322"/>
+      <w:bookmarkStart w:id="20" w:name="_Toc226367235"/>
       <w:r>
         <w:rPr>
           <w:rStyle w:val="Heading2Char"/>
@@ -6031,7 +7951,7 @@
           <w:rStyle w:val="Heading2Char"/>
           <w:rFonts w:ascii="Times New Roman" w:hAnsi="Times New Roman" w:cs="Times New Roman"/>
         </w:rPr>
-        <w:t>7</w:t>
+        <w:t>8</w:t>
       </w:r>
       <w:r>
         <w:rPr>
@@ -6040,7 +7960,7 @@
         </w:rPr>
         <w:t>. View (Изглед)</w:t>
       </w:r>
-      <w:bookmarkEnd w:id="15"/>
+      <w:bookmarkEnd w:id="20"/>
       <w:r>
         <w:rPr>
           <w:rFonts w:eastAsia="Times New Roman"/>
@@ -6071,15 +7991,7 @@
           <w:lang w:eastAsia="bg-BG"/>
         </w:rPr>
         <w:br/>
-        <w:t xml:space="preserve">Пример: когато потребителят натисне бутон „Включи“ в уеб страницата, съответният </w:t>
-      </w:r>
-      <w:r>
-        <w:rPr>
-          <w:rFonts w:eastAsia="Times New Roman"/>
-          <w:lang w:eastAsia="bg-BG"/>
-        </w:rPr>
-        <w:lastRenderedPageBreak/>
-        <w:t>изглед получава тази заявка, изпраща команда към Python логиката за серийна комуникация с Arduino и връща резултат обратно към интерфейса.</w:t>
+        <w:t>Пример: когато потребителят натисне бутон „Включи“ в уеб страницата, съответният изглед получава тази заявка, изпраща команда към Python логиката за серийна комуникация с Arduino и връща резултат обратно към интерфейса.</w:t>
       </w:r>
     </w:p>
     <w:p>
@@ -6092,7 +8004,7 @@
           <w:lang w:eastAsia="bg-BG"/>
         </w:rPr>
       </w:pPr>
-      <w:bookmarkStart w:id="16" w:name="_Toc226021323"/>
+      <w:bookmarkStart w:id="21" w:name="_Toc226367236"/>
       <w:r>
         <w:rPr>
           <w:rStyle w:val="Heading2Char"/>
@@ -6105,7 +8017,7 @@
           <w:rStyle w:val="Heading2Char"/>
           <w:rFonts w:ascii="Times New Roman" w:hAnsi="Times New Roman" w:cs="Times New Roman"/>
         </w:rPr>
-        <w:t>8</w:t>
+        <w:t>9</w:t>
       </w:r>
       <w:r>
         <w:rPr>
@@ -6114,7 +8026,7 @@
         </w:rPr>
         <w:t>. Template (Шаблон)</w:t>
       </w:r>
-      <w:bookmarkEnd w:id="16"/>
+      <w:bookmarkEnd w:id="21"/>
       <w:r>
         <w:rPr>
           <w:rFonts w:eastAsia="Times New Roman"/>
@@ -6242,6 +8154,7 @@
           <w:rFonts w:eastAsia="Times New Roman"/>
           <w:lang w:eastAsia="bg-BG"/>
         </w:rPr>
+        <w:lastRenderedPageBreak/>
         <w:t>За по-добро разбиране на системата е препоръчително да се изгради блокова диаграма, която показва връзките между компонентите – клиент, сървър и хардуер.</w:t>
       </w:r>
     </w:p>
@@ -6257,7 +8170,7 @@
           <w:rFonts w:ascii="Times New Roman" w:hAnsi="Times New Roman" w:cs="Times New Roman"/>
         </w:rPr>
       </w:pPr>
-      <w:bookmarkStart w:id="17" w:name="_Toc226021324"/>
+      <w:bookmarkStart w:id="22" w:name="_Toc226367237"/>
       <w:r>
         <w:rPr>
           <w:rFonts w:ascii="Times New Roman" w:hAnsi="Times New Roman" w:cs="Times New Roman"/>
@@ -6280,7 +8193,7 @@
         </w:rPr>
         <w:t>Микроконтролерът изпълнява командата</w:t>
       </w:r>
-      <w:bookmarkEnd w:id="17"/>
+      <w:bookmarkEnd w:id="22"/>
     </w:p>
     <w:p>
       <w:pPr>
@@ -6415,15 +8328,7 @@
           <w:rFonts w:eastAsia="Times New Roman"/>
           <w:lang w:eastAsia="bg-BG"/>
         </w:rPr>
-        <w:t xml:space="preserve"> – той превръща софтуерната команда от уеб интерфейса в </w:t>
-      </w:r>
-      <w:r>
-        <w:rPr>
-          <w:rFonts w:eastAsia="Times New Roman"/>
-          <w:lang w:eastAsia="bg-BG"/>
-        </w:rPr>
-        <w:lastRenderedPageBreak/>
-        <w:t>реално електрическо действие. Освен това, подобна архитектура позволява лесно разширяване на системата – към микроконтролера могат да се добавят нови устройства и релета, които да се управляват по същия начин.</w:t>
+        <w:t xml:space="preserve"> – той превръща софтуерната команда от уеб интерфейса в реално електрическо действие. Освен това, подобна архитектура позволява лесно разширяване на системата – към микроконтролера могат да се добавят нови устройства и релета, които да се управляват по същия начин.</w:t>
       </w:r>
     </w:p>
     <w:p>
@@ -6441,7 +8346,7 @@
           <w:szCs w:val="27"/>
         </w:rPr>
       </w:pPr>
-      <w:bookmarkStart w:id="18" w:name="_GoBack"/>
+      <w:bookmarkStart w:id="23" w:name="_Toc226367238"/>
       <w:r>
         <w:rPr>
           <w:rFonts w:ascii="Times New Roman" w:hAnsi="Times New Roman" w:cs="Times New Roman"/>
@@ -6468,19 +8373,10 @@
           <w:sz w:val="27"/>
           <w:szCs w:val="27"/>
         </w:rPr>
-        <w:t xml:space="preserve"> </w:t>
-      </w:r>
-      <w:r>
-        <w:rPr>
-          <w:rFonts w:ascii="Times New Roman" w:hAnsi="Times New Roman" w:cs="Times New Roman"/>
-          <w:color w:val="auto"/>
-          <w:sz w:val="27"/>
-          <w:szCs w:val="27"/>
-        </w:rPr>
-        <w:t>Python и Django</w:t>
-      </w:r>
-    </w:p>
-    <w:bookmarkEnd w:id="18"/>
+        <w:t xml:space="preserve"> Python и Django</w:t>
+      </w:r>
+      <w:bookmarkEnd w:id="23"/>
+    </w:p>
     <w:p>
       <w:pPr>
         <w:spacing w:before="100" w:beforeAutospacing="1" w:after="100" w:afterAutospacing="1" w:line="240" w:lineRule="auto"/>
@@ -6656,6 +8552,7 @@
           <w:rFonts w:eastAsia="Times New Roman"/>
           <w:lang w:eastAsia="bg-BG"/>
         </w:rPr>
+        <w:lastRenderedPageBreak/>
         <w:t>В контекста на твоя IoT проект, Python и Django изпълняват следните роли:</w:t>
       </w:r>
     </w:p>
@@ -6989,7 +8886,6 @@
           <w:bCs/>
           <w:lang w:eastAsia="bg-BG"/>
         </w:rPr>
-        <w:lastRenderedPageBreak/>
         <w:t>Бърза разработка</w:t>
       </w:r>
       <w:r>
@@ -7135,7 +9031,7 @@
           <w:szCs w:val="32"/>
         </w:rPr>
       </w:pPr>
-      <w:bookmarkStart w:id="19" w:name="_Toc226021325"/>
+      <w:bookmarkStart w:id="24" w:name="_Toc226367239"/>
       <w:r>
         <w:rPr>
           <w:rFonts w:ascii="Times New Roman" w:hAnsi="Times New Roman" w:cs="Times New Roman"/>
@@ -7179,7 +9075,7 @@
         </w:rPr>
         <w:t>HTTP протокол</w:t>
       </w:r>
-      <w:bookmarkEnd w:id="19"/>
+      <w:bookmarkEnd w:id="24"/>
     </w:p>
     <w:p>
       <w:pPr>
@@ -7243,6 +9139,7 @@
           <w:bCs/>
           <w:lang w:eastAsia="bg-BG"/>
         </w:rPr>
+        <w:lastRenderedPageBreak/>
         <w:t>HTTP методи</w:t>
       </w:r>
       <w:r>
@@ -7345,7 +9242,7 @@
           <w:szCs w:val="27"/>
         </w:rPr>
       </w:pPr>
-      <w:bookmarkStart w:id="20" w:name="_Toc226021326"/>
+      <w:bookmarkStart w:id="25" w:name="_Toc226367240"/>
       <w:r>
         <w:rPr>
           <w:rFonts w:ascii="Times New Roman" w:hAnsi="Times New Roman" w:cs="Times New Roman"/>
@@ -7406,7 +9303,7 @@
         </w:rPr>
         <w:t>GET заявка</w:t>
       </w:r>
-      <w:bookmarkEnd w:id="20"/>
+      <w:bookmarkEnd w:id="25"/>
     </w:p>
     <w:p>
       <w:pPr>
@@ -7475,7 +9372,6 @@
           <w:bCs/>
           <w:lang w:eastAsia="bg-BG"/>
         </w:rPr>
-        <w:lastRenderedPageBreak/>
         <w:t>URL адреса</w:t>
       </w:r>
       <w:r>
@@ -7701,6 +9597,7 @@
           <w:bCs/>
           <w:lang w:eastAsia="bg-BG"/>
         </w:rPr>
+        <w:lastRenderedPageBreak/>
         <w:t>В заключение</w:t>
       </w:r>
       <w:r>
@@ -7726,6 +9623,689 @@
         </w:rPr>
         <w:t>, като позволява на интерфейса на потребителя да бъде винаги актуален спрямо реалното състояние на IoT устройствата.</w:t>
       </w:r>
+    </w:p>
+    <w:p>
+      <w:pPr>
+        <w:pStyle w:val="Heading3"/>
+        <w:numPr>
+          <w:ilvl w:val="0"/>
+          <w:numId w:val="0"/>
+        </w:numPr>
+        <w:ind w:left="-146"/>
+        <w:rPr>
+          <w:rFonts w:ascii="Times New Roman" w:hAnsi="Times New Roman" w:cs="Times New Roman"/>
+          <w:color w:val="auto"/>
+          <w:sz w:val="27"/>
+          <w:szCs w:val="27"/>
+        </w:rPr>
+      </w:pPr>
+      <w:bookmarkStart w:id="26" w:name="_Toc226367241"/>
+      <w:r>
+        <w:rPr>
+          <w:rFonts w:ascii="Times New Roman" w:hAnsi="Times New Roman" w:cs="Times New Roman"/>
+          <w:sz w:val="32"/>
+          <w:szCs w:val="32"/>
+        </w:rPr>
+        <w:t>2.3.</w:t>
+      </w:r>
+      <w:r>
+        <w:rPr>
+          <w:sz w:val="32"/>
+          <w:szCs w:val="32"/>
+        </w:rPr>
+        <w:t>5.</w:t>
+      </w:r>
+      <w:r>
+        <w:rPr>
+          <w:rFonts w:ascii="Times New Roman" w:hAnsi="Times New Roman" w:cs="Times New Roman"/>
+          <w:color w:val="auto"/>
+          <w:sz w:val="27"/>
+          <w:szCs w:val="27"/>
+        </w:rPr>
+        <w:t xml:space="preserve"> HTTP методи – GET и POST</w:t>
+      </w:r>
+      <w:bookmarkEnd w:id="26"/>
+    </w:p>
+    <w:p>
+      <w:pPr>
+        <w:spacing w:before="100" w:beforeAutospacing="1" w:after="100" w:afterAutospacing="1" w:line="240" w:lineRule="auto"/>
+        <w:ind w:firstLine="0"/>
+        <w:jc w:val="left"/>
+        <w:rPr>
+          <w:rFonts w:eastAsia="Times New Roman"/>
+          <w:lang w:eastAsia="bg-BG"/>
+        </w:rPr>
+      </w:pPr>
+      <w:r>
+        <w:rPr>
+          <w:rFonts w:eastAsia="Times New Roman"/>
+          <w:lang w:eastAsia="bg-BG"/>
+        </w:rPr>
+        <w:t xml:space="preserve">В уеб приложенията комуникацията между клиента (уеб браузър) и сървъра се осъществява чрез HTTP протокола. Основна част от тази комуникация са т.нар. </w:t>
+      </w:r>
+      <w:r>
+        <w:rPr>
+          <w:rFonts w:eastAsia="Times New Roman"/>
+          <w:b/>
+          <w:bCs/>
+          <w:lang w:eastAsia="bg-BG"/>
+        </w:rPr>
+        <w:t>HTTP методи</w:t>
+      </w:r>
+      <w:r>
+        <w:rPr>
+          <w:rFonts w:eastAsia="Times New Roman"/>
+          <w:lang w:eastAsia="bg-BG"/>
+        </w:rPr>
+        <w:t xml:space="preserve">, които определят какъв тип действие ще бъде извършено. Най-често използваните методи са </w:t>
+      </w:r>
+      <w:r>
+        <w:rPr>
+          <w:rFonts w:eastAsia="Times New Roman"/>
+          <w:b/>
+          <w:bCs/>
+          <w:lang w:eastAsia="bg-BG"/>
+        </w:rPr>
+        <w:t>GET</w:t>
+      </w:r>
+      <w:r>
+        <w:rPr>
+          <w:rFonts w:eastAsia="Times New Roman"/>
+          <w:lang w:eastAsia="bg-BG"/>
+        </w:rPr>
+        <w:t xml:space="preserve"> и </w:t>
+      </w:r>
+      <w:r>
+        <w:rPr>
+          <w:rFonts w:eastAsia="Times New Roman"/>
+          <w:b/>
+          <w:bCs/>
+          <w:lang w:eastAsia="bg-BG"/>
+        </w:rPr>
+        <w:t>POST</w:t>
+      </w:r>
+      <w:r>
+        <w:rPr>
+          <w:rFonts w:eastAsia="Times New Roman"/>
+          <w:lang w:eastAsia="bg-BG"/>
+        </w:rPr>
+        <w:t>.</w:t>
+      </w:r>
+    </w:p>
+    <w:p>
+      <w:pPr>
+        <w:spacing w:before="100" w:beforeAutospacing="1" w:after="100" w:afterAutospacing="1" w:line="240" w:lineRule="auto"/>
+        <w:ind w:firstLine="0"/>
+        <w:jc w:val="left"/>
+        <w:rPr>
+          <w:rFonts w:eastAsia="Times New Roman"/>
+          <w:lang w:eastAsia="bg-BG"/>
+        </w:rPr>
+      </w:pPr>
+      <w:r>
+        <w:rPr>
+          <w:rFonts w:eastAsia="Times New Roman"/>
+          <w:b/>
+          <w:bCs/>
+          <w:lang w:eastAsia="bg-BG"/>
+        </w:rPr>
+        <w:t>GET методът</w:t>
+      </w:r>
+      <w:r>
+        <w:rPr>
+          <w:rFonts w:eastAsia="Times New Roman"/>
+          <w:lang w:eastAsia="bg-BG"/>
+        </w:rPr>
+        <w:t xml:space="preserve"> се използва за </w:t>
+      </w:r>
+      <w:r>
+        <w:rPr>
+          <w:rFonts w:eastAsia="Times New Roman"/>
+          <w:b/>
+          <w:bCs/>
+          <w:lang w:eastAsia="bg-BG"/>
+        </w:rPr>
+        <w:t>извличане на информация</w:t>
+      </w:r>
+      <w:r>
+        <w:rPr>
+          <w:rFonts w:eastAsia="Times New Roman"/>
+          <w:lang w:eastAsia="bg-BG"/>
+        </w:rPr>
+        <w:t xml:space="preserve"> от сървъра. Когато потребителят отвори уеб страница или поиска определени данни, браузърът изпраща GET заявка. При този метод параметрите се предават чрез URL адреса, което ги прави видими в адресната лента.</w:t>
+      </w:r>
+    </w:p>
+    <w:p>
+      <w:pPr>
+        <w:spacing w:before="100" w:beforeAutospacing="1" w:after="100" w:afterAutospacing="1" w:line="240" w:lineRule="auto"/>
+        <w:ind w:firstLine="0"/>
+        <w:jc w:val="left"/>
+        <w:rPr>
+          <w:rFonts w:eastAsia="Times New Roman"/>
+          <w:lang w:eastAsia="bg-BG"/>
+        </w:rPr>
+      </w:pPr>
+      <w:r>
+        <w:rPr>
+          <w:rFonts w:eastAsia="Times New Roman"/>
+          <w:lang w:eastAsia="bg-BG"/>
+        </w:rPr>
+        <w:t xml:space="preserve">GET заявките са подходящи за операции, които </w:t>
+      </w:r>
+      <w:r>
+        <w:rPr>
+          <w:rFonts w:eastAsia="Times New Roman"/>
+          <w:b/>
+          <w:bCs/>
+          <w:lang w:eastAsia="bg-BG"/>
+        </w:rPr>
+        <w:t>не променят състоянието на системата</w:t>
+      </w:r>
+      <w:r>
+        <w:rPr>
+          <w:rFonts w:eastAsia="Times New Roman"/>
+          <w:lang w:eastAsia="bg-BG"/>
+        </w:rPr>
+        <w:t>, например:</w:t>
+      </w:r>
+    </w:p>
+    <w:p>
+      <w:pPr>
+        <w:numPr>
+          <w:ilvl w:val="0"/>
+          <w:numId w:val="34"/>
+        </w:numPr>
+        <w:spacing w:before="100" w:beforeAutospacing="1" w:after="100" w:afterAutospacing="1" w:line="240" w:lineRule="auto"/>
+        <w:jc w:val="left"/>
+        <w:rPr>
+          <w:rFonts w:eastAsia="Times New Roman"/>
+          <w:lang w:eastAsia="bg-BG"/>
+        </w:rPr>
+      </w:pPr>
+      <w:r>
+        <w:rPr>
+          <w:rFonts w:eastAsia="Times New Roman"/>
+          <w:lang w:eastAsia="bg-BG"/>
+        </w:rPr>
+        <w:t xml:space="preserve">Зареждане на начална страница </w:t>
+      </w:r>
+    </w:p>
+    <w:p>
+      <w:pPr>
+        <w:numPr>
+          <w:ilvl w:val="0"/>
+          <w:numId w:val="34"/>
+        </w:numPr>
+        <w:spacing w:before="100" w:beforeAutospacing="1" w:after="100" w:afterAutospacing="1" w:line="240" w:lineRule="auto"/>
+        <w:jc w:val="left"/>
+        <w:rPr>
+          <w:rFonts w:eastAsia="Times New Roman"/>
+          <w:lang w:eastAsia="bg-BG"/>
+        </w:rPr>
+      </w:pPr>
+      <w:r>
+        <w:rPr>
+          <w:rFonts w:eastAsia="Times New Roman"/>
+          <w:lang w:eastAsia="bg-BG"/>
+        </w:rPr>
+        <w:t xml:space="preserve">Проверка на състоянието на устройство (включено/изключено) </w:t>
+      </w:r>
+    </w:p>
+    <w:p>
+      <w:pPr>
+        <w:spacing w:before="100" w:beforeAutospacing="1" w:after="100" w:afterAutospacing="1" w:line="240" w:lineRule="auto"/>
+        <w:ind w:firstLine="0"/>
+        <w:jc w:val="left"/>
+        <w:rPr>
+          <w:rFonts w:eastAsia="Times New Roman"/>
+          <w:lang w:eastAsia="bg-BG"/>
+        </w:rPr>
+      </w:pPr>
+      <w:r>
+        <w:rPr>
+          <w:rFonts w:eastAsia="Times New Roman"/>
+          <w:lang w:eastAsia="bg-BG"/>
+        </w:rPr>
+        <w:t>Основните характеристики на GET са:</w:t>
+      </w:r>
+    </w:p>
+    <w:p>
+      <w:pPr>
+        <w:numPr>
+          <w:ilvl w:val="0"/>
+          <w:numId w:val="35"/>
+        </w:numPr>
+        <w:spacing w:before="100" w:beforeAutospacing="1" w:after="100" w:afterAutospacing="1" w:line="240" w:lineRule="auto"/>
+        <w:jc w:val="left"/>
+        <w:rPr>
+          <w:rFonts w:eastAsia="Times New Roman"/>
+          <w:lang w:eastAsia="bg-BG"/>
+        </w:rPr>
+      </w:pPr>
+      <w:r>
+        <w:rPr>
+          <w:rFonts w:eastAsia="Times New Roman"/>
+          <w:lang w:eastAsia="bg-BG"/>
+        </w:rPr>
+        <w:t xml:space="preserve">Данните се предават чрез URL </w:t>
+      </w:r>
+    </w:p>
+    <w:p>
+      <w:pPr>
+        <w:numPr>
+          <w:ilvl w:val="0"/>
+          <w:numId w:val="35"/>
+        </w:numPr>
+        <w:spacing w:before="100" w:beforeAutospacing="1" w:after="100" w:afterAutospacing="1" w:line="240" w:lineRule="auto"/>
+        <w:jc w:val="left"/>
+        <w:rPr>
+          <w:rFonts w:eastAsia="Times New Roman"/>
+          <w:lang w:eastAsia="bg-BG"/>
+        </w:rPr>
+      </w:pPr>
+      <w:r>
+        <w:rPr>
+          <w:rFonts w:eastAsia="Times New Roman"/>
+          <w:lang w:eastAsia="bg-BG"/>
+        </w:rPr>
+        <w:t xml:space="preserve">Могат да се кешират от браузъра </w:t>
+      </w:r>
+    </w:p>
+    <w:p>
+      <w:pPr>
+        <w:numPr>
+          <w:ilvl w:val="0"/>
+          <w:numId w:val="35"/>
+        </w:numPr>
+        <w:spacing w:before="100" w:beforeAutospacing="1" w:after="100" w:afterAutospacing="1" w:line="240" w:lineRule="auto"/>
+        <w:jc w:val="left"/>
+        <w:rPr>
+          <w:rFonts w:eastAsia="Times New Roman"/>
+          <w:lang w:eastAsia="bg-BG"/>
+        </w:rPr>
+      </w:pPr>
+      <w:r>
+        <w:rPr>
+          <w:rFonts w:eastAsia="Times New Roman"/>
+          <w:lang w:eastAsia="bg-BG"/>
+        </w:rPr>
+        <w:t xml:space="preserve">Подходящи са за четене на информация </w:t>
+      </w:r>
+    </w:p>
+    <w:p>
+      <w:pPr>
+        <w:numPr>
+          <w:ilvl w:val="0"/>
+          <w:numId w:val="35"/>
+        </w:numPr>
+        <w:spacing w:before="100" w:beforeAutospacing="1" w:after="100" w:afterAutospacing="1" w:line="240" w:lineRule="auto"/>
+        <w:jc w:val="left"/>
+        <w:rPr>
+          <w:rFonts w:eastAsia="Times New Roman"/>
+          <w:lang w:eastAsia="bg-BG"/>
+        </w:rPr>
+      </w:pPr>
+      <w:r>
+        <w:rPr>
+          <w:rFonts w:eastAsia="Times New Roman"/>
+          <w:lang w:eastAsia="bg-BG"/>
+        </w:rPr>
+        <w:t xml:space="preserve">Не са подходящи за чувствителни данни </w:t>
+      </w:r>
+    </w:p>
+    <w:p>
+      <w:pPr>
+        <w:spacing w:before="100" w:beforeAutospacing="1" w:after="100" w:afterAutospacing="1" w:line="240" w:lineRule="auto"/>
+        <w:ind w:firstLine="0"/>
+        <w:jc w:val="left"/>
+        <w:rPr>
+          <w:rFonts w:eastAsia="Times New Roman"/>
+          <w:lang w:eastAsia="bg-BG"/>
+        </w:rPr>
+      </w:pPr>
+      <w:r>
+        <w:rPr>
+          <w:rFonts w:eastAsia="Times New Roman"/>
+          <w:b/>
+          <w:bCs/>
+          <w:lang w:eastAsia="bg-BG"/>
+        </w:rPr>
+        <w:t>POST методът</w:t>
+      </w:r>
+      <w:r>
+        <w:rPr>
+          <w:rFonts w:eastAsia="Times New Roman"/>
+          <w:lang w:eastAsia="bg-BG"/>
+        </w:rPr>
+        <w:t xml:space="preserve">, от своя страна, се използва за </w:t>
+      </w:r>
+      <w:r>
+        <w:rPr>
+          <w:rFonts w:eastAsia="Times New Roman"/>
+          <w:b/>
+          <w:bCs/>
+          <w:lang w:eastAsia="bg-BG"/>
+        </w:rPr>
+        <w:t>изпращане на данни към сървъра</w:t>
+      </w:r>
+      <w:r>
+        <w:rPr>
+          <w:rFonts w:eastAsia="Times New Roman"/>
+          <w:lang w:eastAsia="bg-BG"/>
+        </w:rPr>
+        <w:t xml:space="preserve"> и извършване на действия, които променят състоянието на системата. Данните се изпращат в тялото (body) на заявката, което ги прави по-сигурни и невидими в URL адреса.</w:t>
+      </w:r>
+    </w:p>
+    <w:p>
+      <w:pPr>
+        <w:spacing w:before="100" w:beforeAutospacing="1" w:after="100" w:afterAutospacing="1" w:line="240" w:lineRule="auto"/>
+        <w:ind w:firstLine="0"/>
+        <w:jc w:val="left"/>
+        <w:rPr>
+          <w:rFonts w:eastAsia="Times New Roman"/>
+          <w:lang w:eastAsia="bg-BG"/>
+        </w:rPr>
+      </w:pPr>
+      <w:r>
+        <w:rPr>
+          <w:rFonts w:eastAsia="Times New Roman"/>
+          <w:lang w:eastAsia="bg-BG"/>
+        </w:rPr>
+        <w:t>POST заявките са подходящи за:</w:t>
+      </w:r>
+    </w:p>
+    <w:p>
+      <w:pPr>
+        <w:numPr>
+          <w:ilvl w:val="0"/>
+          <w:numId w:val="36"/>
+        </w:numPr>
+        <w:spacing w:before="100" w:beforeAutospacing="1" w:after="100" w:afterAutospacing="1" w:line="240" w:lineRule="auto"/>
+        <w:jc w:val="left"/>
+        <w:rPr>
+          <w:rFonts w:eastAsia="Times New Roman"/>
+          <w:lang w:eastAsia="bg-BG"/>
+        </w:rPr>
+      </w:pPr>
+      <w:r>
+        <w:rPr>
+          <w:rFonts w:eastAsia="Times New Roman"/>
+          <w:lang w:eastAsia="bg-BG"/>
+        </w:rPr>
+        <w:t xml:space="preserve">Изпращане на формуляри </w:t>
+      </w:r>
+    </w:p>
+    <w:p>
+      <w:pPr>
+        <w:numPr>
+          <w:ilvl w:val="0"/>
+          <w:numId w:val="36"/>
+        </w:numPr>
+        <w:spacing w:before="100" w:beforeAutospacing="1" w:after="100" w:afterAutospacing="1" w:line="240" w:lineRule="auto"/>
+        <w:jc w:val="left"/>
+        <w:rPr>
+          <w:rFonts w:eastAsia="Times New Roman"/>
+          <w:lang w:eastAsia="bg-BG"/>
+        </w:rPr>
+      </w:pPr>
+      <w:r>
+        <w:rPr>
+          <w:rFonts w:eastAsia="Times New Roman"/>
+          <w:lang w:eastAsia="bg-BG"/>
+        </w:rPr>
+        <w:t xml:space="preserve">Изпълнение на команди (например включване/изключване на устройство) </w:t>
+      </w:r>
+    </w:p>
+    <w:p>
+      <w:pPr>
+        <w:numPr>
+          <w:ilvl w:val="0"/>
+          <w:numId w:val="36"/>
+        </w:numPr>
+        <w:spacing w:before="100" w:beforeAutospacing="1" w:after="100" w:afterAutospacing="1" w:line="240" w:lineRule="auto"/>
+        <w:jc w:val="left"/>
+        <w:rPr>
+          <w:rFonts w:eastAsia="Times New Roman"/>
+          <w:lang w:eastAsia="bg-BG"/>
+        </w:rPr>
+      </w:pPr>
+      <w:r>
+        <w:rPr>
+          <w:rFonts w:eastAsia="Times New Roman"/>
+          <w:lang w:eastAsia="bg-BG"/>
+        </w:rPr>
+        <w:t xml:space="preserve">Запис на данни в база </w:t>
+      </w:r>
+    </w:p>
+    <w:p>
+      <w:pPr>
+        <w:spacing w:before="100" w:beforeAutospacing="1" w:after="100" w:afterAutospacing="1" w:line="240" w:lineRule="auto"/>
+        <w:ind w:firstLine="0"/>
+        <w:jc w:val="left"/>
+        <w:rPr>
+          <w:rFonts w:eastAsia="Times New Roman"/>
+          <w:lang w:eastAsia="bg-BG"/>
+        </w:rPr>
+      </w:pPr>
+      <w:r>
+        <w:rPr>
+          <w:rFonts w:eastAsia="Times New Roman"/>
+          <w:lang w:eastAsia="bg-BG"/>
+        </w:rPr>
+        <w:t>Основните характеристики на POST са:</w:t>
+      </w:r>
+    </w:p>
+    <w:p>
+      <w:pPr>
+        <w:numPr>
+          <w:ilvl w:val="0"/>
+          <w:numId w:val="37"/>
+        </w:numPr>
+        <w:spacing w:before="100" w:beforeAutospacing="1" w:after="100" w:afterAutospacing="1" w:line="240" w:lineRule="auto"/>
+        <w:jc w:val="left"/>
+        <w:rPr>
+          <w:rFonts w:eastAsia="Times New Roman"/>
+          <w:lang w:eastAsia="bg-BG"/>
+        </w:rPr>
+      </w:pPr>
+      <w:r>
+        <w:rPr>
+          <w:rFonts w:eastAsia="Times New Roman"/>
+          <w:lang w:eastAsia="bg-BG"/>
+        </w:rPr>
+        <w:t xml:space="preserve">Данните не се виждат в URL адреса </w:t>
+      </w:r>
+    </w:p>
+    <w:p>
+      <w:pPr>
+        <w:numPr>
+          <w:ilvl w:val="0"/>
+          <w:numId w:val="37"/>
+        </w:numPr>
+        <w:spacing w:before="100" w:beforeAutospacing="1" w:after="100" w:afterAutospacing="1" w:line="240" w:lineRule="auto"/>
+        <w:jc w:val="left"/>
+        <w:rPr>
+          <w:rFonts w:eastAsia="Times New Roman"/>
+          <w:lang w:eastAsia="bg-BG"/>
+        </w:rPr>
+      </w:pPr>
+      <w:r>
+        <w:rPr>
+          <w:rFonts w:eastAsia="Times New Roman"/>
+          <w:lang w:eastAsia="bg-BG"/>
+        </w:rPr>
+        <w:t xml:space="preserve">Не се кешират </w:t>
+      </w:r>
+    </w:p>
+    <w:p>
+      <w:pPr>
+        <w:numPr>
+          <w:ilvl w:val="0"/>
+          <w:numId w:val="37"/>
+        </w:numPr>
+        <w:spacing w:before="100" w:beforeAutospacing="1" w:after="100" w:afterAutospacing="1" w:line="240" w:lineRule="auto"/>
+        <w:jc w:val="left"/>
+        <w:rPr>
+          <w:rFonts w:eastAsia="Times New Roman"/>
+          <w:lang w:eastAsia="bg-BG"/>
+        </w:rPr>
+      </w:pPr>
+      <w:r>
+        <w:rPr>
+          <w:rFonts w:eastAsia="Times New Roman"/>
+          <w:lang w:eastAsia="bg-BG"/>
+        </w:rPr>
+        <w:t xml:space="preserve">Използват се за промяна на състоянието </w:t>
+      </w:r>
+    </w:p>
+    <w:p>
+      <w:pPr>
+        <w:numPr>
+          <w:ilvl w:val="0"/>
+          <w:numId w:val="37"/>
+        </w:numPr>
+        <w:spacing w:before="100" w:beforeAutospacing="1" w:after="100" w:afterAutospacing="1" w:line="240" w:lineRule="auto"/>
+        <w:jc w:val="left"/>
+        <w:rPr>
+          <w:rFonts w:eastAsia="Times New Roman"/>
+          <w:lang w:eastAsia="bg-BG"/>
+        </w:rPr>
+      </w:pPr>
+      <w:r>
+        <w:rPr>
+          <w:rFonts w:eastAsia="Times New Roman"/>
+          <w:lang w:eastAsia="bg-BG"/>
+        </w:rPr>
+        <w:t xml:space="preserve">Подходящи за по-сигурно предаване на информация </w:t>
+      </w:r>
+    </w:p>
+    <w:p>
+      <w:pPr>
+        <w:spacing w:before="100" w:beforeAutospacing="1" w:after="100" w:afterAutospacing="1" w:line="240" w:lineRule="auto"/>
+        <w:ind w:firstLine="0"/>
+        <w:jc w:val="left"/>
+        <w:rPr>
+          <w:rFonts w:eastAsia="Times New Roman"/>
+          <w:lang w:eastAsia="bg-BG"/>
+        </w:rPr>
+      </w:pPr>
+      <w:r>
+        <w:rPr>
+          <w:rFonts w:eastAsia="Times New Roman"/>
+          <w:b/>
+          <w:bCs/>
+          <w:lang w:eastAsia="bg-BG"/>
+        </w:rPr>
+        <w:t>Сравнение между GET и POST:</w:t>
+      </w:r>
+    </w:p>
+    <w:p>
+      <w:pPr>
+        <w:numPr>
+          <w:ilvl w:val="0"/>
+          <w:numId w:val="38"/>
+        </w:numPr>
+        <w:spacing w:before="100" w:beforeAutospacing="1" w:after="100" w:afterAutospacing="1" w:line="240" w:lineRule="auto"/>
+        <w:jc w:val="left"/>
+        <w:rPr>
+          <w:rFonts w:eastAsia="Times New Roman"/>
+          <w:lang w:eastAsia="bg-BG"/>
+        </w:rPr>
+      </w:pPr>
+      <w:r>
+        <w:rPr>
+          <w:rFonts w:eastAsia="Times New Roman"/>
+          <w:lang w:eastAsia="bg-BG"/>
+        </w:rPr>
+        <w:lastRenderedPageBreak/>
+        <w:t xml:space="preserve">GET се използва за </w:t>
+      </w:r>
+      <w:r>
+        <w:rPr>
+          <w:rFonts w:eastAsia="Times New Roman"/>
+          <w:b/>
+          <w:bCs/>
+          <w:lang w:eastAsia="bg-BG"/>
+        </w:rPr>
+        <w:t>четене на данни</w:t>
+      </w:r>
+      <w:r>
+        <w:rPr>
+          <w:rFonts w:eastAsia="Times New Roman"/>
+          <w:lang w:eastAsia="bg-BG"/>
+        </w:rPr>
+        <w:t xml:space="preserve">, а POST – за </w:t>
+      </w:r>
+      <w:r>
+        <w:rPr>
+          <w:rFonts w:eastAsia="Times New Roman"/>
+          <w:b/>
+          <w:bCs/>
+          <w:lang w:eastAsia="bg-BG"/>
+        </w:rPr>
+        <w:t>изпращане и промяна на данни</w:t>
+      </w:r>
+      <w:r>
+        <w:rPr>
+          <w:rFonts w:eastAsia="Times New Roman"/>
+          <w:lang w:eastAsia="bg-BG"/>
+        </w:rPr>
+        <w:t xml:space="preserve"> </w:t>
+      </w:r>
+    </w:p>
+    <w:p>
+      <w:pPr>
+        <w:numPr>
+          <w:ilvl w:val="0"/>
+          <w:numId w:val="38"/>
+        </w:numPr>
+        <w:spacing w:before="100" w:beforeAutospacing="1" w:after="100" w:afterAutospacing="1" w:line="240" w:lineRule="auto"/>
+        <w:jc w:val="left"/>
+        <w:rPr>
+          <w:rFonts w:eastAsia="Times New Roman"/>
+          <w:lang w:eastAsia="bg-BG"/>
+        </w:rPr>
+      </w:pPr>
+      <w:r>
+        <w:rPr>
+          <w:rFonts w:eastAsia="Times New Roman"/>
+          <w:lang w:eastAsia="bg-BG"/>
+        </w:rPr>
+        <w:t xml:space="preserve">GET е по-бърз и лесен, но по-малко сигурен </w:t>
+      </w:r>
+    </w:p>
+    <w:p>
+      <w:pPr>
+        <w:numPr>
+          <w:ilvl w:val="0"/>
+          <w:numId w:val="38"/>
+        </w:numPr>
+        <w:spacing w:before="100" w:beforeAutospacing="1" w:after="100" w:afterAutospacing="1" w:line="240" w:lineRule="auto"/>
+        <w:jc w:val="left"/>
+        <w:rPr>
+          <w:rFonts w:eastAsia="Times New Roman"/>
+          <w:lang w:eastAsia="bg-BG"/>
+        </w:rPr>
+      </w:pPr>
+      <w:r>
+        <w:rPr>
+          <w:rFonts w:eastAsia="Times New Roman"/>
+          <w:lang w:eastAsia="bg-BG"/>
+        </w:rPr>
+        <w:t>POST е по-сигурен и подходящ за действия</w:t>
+      </w:r>
+    </w:p>
+    <w:p>
+      <w:pPr>
+        <w:spacing w:before="100" w:beforeAutospacing="1" w:after="100" w:afterAutospacing="1" w:line="240" w:lineRule="auto"/>
+        <w:ind w:firstLine="0"/>
+        <w:jc w:val="left"/>
+        <w:rPr>
+          <w:rFonts w:eastAsia="Times New Roman"/>
+          <w:b/>
+          <w:lang w:eastAsia="bg-BG"/>
+        </w:rPr>
+      </w:pPr>
     </w:p>
     <w:p>
       <w:pPr>
@@ -7741,7 +10321,7 @@
           <w:szCs w:val="32"/>
         </w:rPr>
       </w:pPr>
-      <w:bookmarkStart w:id="21" w:name="_Toc226021327"/>
+      <w:bookmarkStart w:id="27" w:name="_Toc226367242"/>
       <w:r>
         <w:rPr>
           <w:rFonts w:ascii="Times New Roman" w:hAnsi="Times New Roman" w:cs="Times New Roman"/>
@@ -7756,7 +10336,7 @@
           <w:sz w:val="32"/>
           <w:szCs w:val="32"/>
         </w:rPr>
-        <w:t>.5</w:t>
+        <w:t>.6</w:t>
       </w:r>
       <w:r>
         <w:rPr>
@@ -7766,7 +10346,7 @@
         </w:rPr>
         <w:t>. URL адрес</w:t>
       </w:r>
-      <w:bookmarkEnd w:id="21"/>
+      <w:bookmarkEnd w:id="27"/>
     </w:p>
     <w:p>
       <w:pPr>
@@ -8002,7 +10582,6 @@
           <w:bCs/>
           <w:lang w:eastAsia="bg-BG"/>
         </w:rPr>
-        <w:lastRenderedPageBreak/>
         <w:t>Path (Път)</w:t>
       </w:r>
       <w:r>
@@ -8259,7 +10838,7 @@
           <w:lang w:eastAsia="bg-BG"/>
         </w:rPr>
       </w:pPr>
-      <w:bookmarkStart w:id="22" w:name="_Toc226021328"/>
+      <w:bookmarkStart w:id="28" w:name="_Toc226367243"/>
       <w:r>
         <w:rPr>
           <w:rFonts w:eastAsia="Times New Roman"/>
@@ -8269,9 +10848,10 @@
           <w:szCs w:val="27"/>
           <w:lang w:eastAsia="bg-BG"/>
         </w:rPr>
+        <w:lastRenderedPageBreak/>
         <w:t>1. Подготовка на средата</w:t>
       </w:r>
-      <w:bookmarkEnd w:id="22"/>
+      <w:bookmarkEnd w:id="28"/>
     </w:p>
     <w:p>
       <w:pPr>
@@ -8294,7 +10874,28 @@
           <w:rFonts w:eastAsia="Times New Roman"/>
           <w:lang w:eastAsia="bg-BG"/>
         </w:rPr>
-        <w:t>Отворихме (Command Prompt / PowerShell или VS Code терминал) и изпълнихме следните команди:</w:t>
+        <w:t>Отворих</w:t>
+      </w:r>
+      <w:r>
+        <w:rPr>
+          <w:rFonts w:eastAsia="Times New Roman"/>
+          <w:lang w:eastAsia="bg-BG"/>
+        </w:rPr>
+        <w:t xml:space="preserve"> (Command Prompt / PowerShell ил</w:t>
+      </w:r>
+      <w:r>
+        <w:rPr>
+          <w:rFonts w:eastAsia="Times New Roman"/>
+          <w:lang w:eastAsia="bg-BG"/>
+        </w:rPr>
+        <w:t>и VS Code терминал) и изпълних</w:t>
+      </w:r>
+      <w:r>
+        <w:rPr>
+          <w:rFonts w:eastAsia="Times New Roman"/>
+          <w:lang w:eastAsia="bg-BG"/>
+        </w:rPr>
+        <w:t xml:space="preserve"> следните команди:</w:t>
       </w:r>
     </w:p>
     <w:p>
@@ -8811,7 +11412,7 @@
           <w:lang w:eastAsia="bg-BG"/>
         </w:rPr>
       </w:pPr>
-      <w:bookmarkStart w:id="23" w:name="_Toc226021329"/>
+      <w:bookmarkStart w:id="29" w:name="_Toc226367244"/>
       <w:r>
         <w:rPr>
           <w:rFonts w:eastAsia="Times New Roman"/>
@@ -8823,7 +11424,7 @@
         </w:rPr>
         <w:t>2. Създаване на Django проект и приложение</w:t>
       </w:r>
-      <w:bookmarkEnd w:id="23"/>
+      <w:bookmarkEnd w:id="29"/>
     </w:p>
     <w:p>
       <w:pPr>
@@ -8846,7 +11447,21 @@
           <w:rFonts w:eastAsia="Times New Roman"/>
           <w:lang w:eastAsia="bg-BG"/>
         </w:rPr>
-        <w:t>След като библиотеките са инсталирани, създаваме структурата:</w:t>
+        <w:t>След като библио</w:t>
+      </w:r>
+      <w:r>
+        <w:rPr>
+          <w:rFonts w:eastAsia="Times New Roman"/>
+          <w:lang w:eastAsia="bg-BG"/>
+        </w:rPr>
+        <w:t>теките са инсталирани, създадох</w:t>
+      </w:r>
+      <w:r>
+        <w:rPr>
+          <w:rFonts w:eastAsia="Times New Roman"/>
+          <w:lang w:eastAsia="bg-BG"/>
+        </w:rPr>
+        <w:t xml:space="preserve"> структурата:</w:t>
       </w:r>
     </w:p>
     <w:p>
@@ -9183,7 +11798,21 @@
           <w:rFonts w:eastAsia="Times New Roman"/>
           <w:lang w:eastAsia="bg-BG"/>
         </w:rPr>
-        <w:t> и добави </w:t>
+        <w:t> и добави</w:t>
+      </w:r>
+      <w:r>
+        <w:rPr>
+          <w:rFonts w:eastAsia="Times New Roman"/>
+          <w:lang w:eastAsia="bg-BG"/>
+        </w:rPr>
+        <w:t>х</w:t>
+      </w:r>
+      <w:r>
+        <w:rPr>
+          <w:rFonts w:eastAsia="Times New Roman"/>
+          <w:lang w:eastAsia="bg-BG"/>
+        </w:rPr>
+        <w:t> </w:t>
       </w:r>
       <w:r>
         <w:rPr>
@@ -9440,7 +12069,6 @@
           <w:bdr w:val="none" w:sz="0" w:space="0" w:color="auto" w:frame="1"/>
           <w:lang w:eastAsia="bg-BG"/>
         </w:rPr>
-        <w:lastRenderedPageBreak/>
         <w:t xml:space="preserve">    </w:t>
       </w:r>
       <w:r>
@@ -10040,7 +12668,7 @@
           <w:lang w:eastAsia="bg-BG"/>
         </w:rPr>
       </w:pPr>
-      <w:bookmarkStart w:id="24" w:name="_Toc226021330"/>
+      <w:bookmarkStart w:id="30" w:name="_Toc226367245"/>
       <w:r>
         <w:rPr>
           <w:rFonts w:eastAsia="Times New Roman"/>
@@ -10075,7 +12703,7 @@
         </w:rPr>
         <w:t>)</w:t>
       </w:r>
-      <w:bookmarkEnd w:id="24"/>
+      <w:bookmarkEnd w:id="30"/>
     </w:p>
     <w:p>
       <w:pPr>
@@ -10098,7 +12726,14 @@
           <w:rFonts w:eastAsia="Times New Roman"/>
           <w:lang w:eastAsia="bg-BG"/>
         </w:rPr>
-        <w:t>Трябвах код, който да си говори с платката. В папката на приложението </w:t>
+        <w:t xml:space="preserve">Трябва </w:t>
+      </w:r>
+      <w:r>
+        <w:rPr>
+          <w:rFonts w:eastAsia="Times New Roman"/>
+          <w:lang w:eastAsia="bg-BG"/>
+        </w:rPr>
+        <w:t>код, който да си говори с платката. В папката на приложението </w:t>
       </w:r>
       <w:r>
         <w:rPr>
@@ -10115,7 +12750,14 @@
           <w:rFonts w:eastAsia="Times New Roman"/>
           <w:lang w:eastAsia="bg-BG"/>
         </w:rPr>
-        <w:t> създадохме нов файл, наречен </w:t>
+        <w:t> създадох</w:t>
+      </w:r>
+      <w:r>
+        <w:rPr>
+          <w:rFonts w:eastAsia="Times New Roman"/>
+          <w:lang w:eastAsia="bg-BG"/>
+        </w:rPr>
+        <w:t xml:space="preserve"> нов файл, наречен </w:t>
       </w:r>
       <w:r>
         <w:rPr>
@@ -11286,6 +13928,7 @@
           <w:bdr w:val="none" w:sz="0" w:space="0" w:color="auto" w:frame="1"/>
           <w:lang w:eastAsia="bg-BG"/>
         </w:rPr>
+        <w:lastRenderedPageBreak/>
         <w:t xml:space="preserve">            _serial_conn = serial.Serial(PORT, BAUD_RATE, timeout=</w:t>
       </w:r>
       <w:r>
@@ -13875,7 +16518,6 @@
           <w:bdr w:val="none" w:sz="0" w:space="0" w:color="auto" w:frame="1"/>
           <w:lang w:eastAsia="bg-BG"/>
         </w:rPr>
-        <w:lastRenderedPageBreak/>
         <w:t xml:space="preserve">            _serial_conn = </w:t>
       </w:r>
       <w:r>
@@ -14072,7 +16714,7 @@
           <w:lang w:eastAsia="bg-BG"/>
         </w:rPr>
       </w:pPr>
-      <w:bookmarkStart w:id="25" w:name="_Toc226021331"/>
+      <w:bookmarkStart w:id="31" w:name="_Toc226367246"/>
       <w:r>
         <w:rPr>
           <w:rFonts w:eastAsia="Times New Roman"/>
@@ -14084,7 +16726,7 @@
         </w:rPr>
         <w:t>4. Създаване на API Контролера (Views)</w:t>
       </w:r>
-      <w:bookmarkEnd w:id="25"/>
+      <w:bookmarkEnd w:id="31"/>
     </w:p>
     <w:p>
       <w:pPr>
@@ -14107,7 +16749,21 @@
           <w:rFonts w:eastAsia="Times New Roman"/>
           <w:lang w:eastAsia="bg-BG"/>
         </w:rPr>
-        <w:t xml:space="preserve">Според заданието трябва валидиране на команди и обработка на грешки. Отворихме </w:t>
+        <w:t xml:space="preserve">Според заданието трябва валидиране на команди </w:t>
+      </w:r>
+      <w:r>
+        <w:rPr>
+          <w:rFonts w:eastAsia="Times New Roman"/>
+          <w:lang w:eastAsia="bg-BG"/>
+        </w:rPr>
+        <w:t>и обработка на грешки. Отворих</w:t>
+      </w:r>
+      <w:r>
+        <w:rPr>
+          <w:rFonts w:eastAsia="Times New Roman"/>
+          <w:lang w:eastAsia="bg-BG"/>
+        </w:rPr>
+        <w:t xml:space="preserve"> </w:t>
       </w:r>
       <w:r>
         <w:rPr>
@@ -16052,6 +18708,7 @@
           <w:bdr w:val="none" w:sz="0" w:space="0" w:color="auto" w:frame="1"/>
           <w:lang w:eastAsia="bg-BG"/>
         </w:rPr>
+        <w:lastRenderedPageBreak/>
         <w:t xml:space="preserve">            </w:t>
       </w:r>
       <w:r>
@@ -17202,7 +19859,7 @@
           <w:lang w:eastAsia="bg-BG"/>
         </w:rPr>
       </w:pPr>
-      <w:bookmarkStart w:id="26" w:name="_Toc226021332"/>
+      <w:bookmarkStart w:id="32" w:name="_Toc226367247"/>
       <w:r>
         <w:rPr>
           <w:rFonts w:eastAsia="Times New Roman"/>
@@ -17214,7 +19871,7 @@
         </w:rPr>
         <w:t>5. Настройване на URL пътищата</w:t>
       </w:r>
-      <w:bookmarkEnd w:id="26"/>
+      <w:bookmarkEnd w:id="32"/>
     </w:p>
     <w:p>
       <w:pPr>
@@ -18499,7 +21156,7 @@
           <w:lang w:eastAsia="bg-BG"/>
         </w:rPr>
       </w:pPr>
-      <w:bookmarkStart w:id="27" w:name="_Toc226021333"/>
+      <w:bookmarkStart w:id="33" w:name="_Toc226367248"/>
       <w:r>
         <w:rPr>
           <w:rFonts w:eastAsia="Times New Roman"/>
@@ -18511,7 +21168,7 @@
         </w:rPr>
         <w:t>1. Настройка на Django да показва HTML страници</w:t>
       </w:r>
-      <w:bookmarkEnd w:id="27"/>
+      <w:bookmarkEnd w:id="33"/>
     </w:p>
     <w:p>
       <w:pPr>
@@ -19379,7 +22036,15 @@
           <w:rFonts w:eastAsia="Times New Roman"/>
           <w:lang w:eastAsia="bg-BG"/>
         </w:rPr>
-        <w:t>Създадохме нова папка </w:t>
+        <w:lastRenderedPageBreak/>
+        <w:t>Създадох</w:t>
+      </w:r>
+      <w:r>
+        <w:rPr>
+          <w:rFonts w:eastAsia="Times New Roman"/>
+          <w:lang w:eastAsia="bg-BG"/>
+        </w:rPr>
+        <w:t xml:space="preserve"> нова папка </w:t>
       </w:r>
       <w:r>
         <w:rPr>
@@ -19437,7 +22102,7 @@
           <w:lang w:eastAsia="bg-BG"/>
         </w:rPr>
       </w:pPr>
-      <w:bookmarkStart w:id="28" w:name="_Toc226021334"/>
+      <w:bookmarkStart w:id="34" w:name="_Toc226367249"/>
       <w:r>
         <w:rPr>
           <w:rFonts w:eastAsia="Times New Roman"/>
@@ -19449,7 +22114,7 @@
         </w:rPr>
         <w:t>2. Създаване на изгледа (View) за страницата</w:t>
       </w:r>
-      <w:bookmarkEnd w:id="28"/>
+      <w:bookmarkEnd w:id="34"/>
     </w:p>
     <w:p>
       <w:pPr>
@@ -19472,7 +22137,7 @@
           <w:rFonts w:eastAsia="Times New Roman"/>
           <w:lang w:eastAsia="bg-BG"/>
         </w:rPr>
-        <w:t>Отворихме </w:t>
+        <w:t>Отворих </w:t>
       </w:r>
       <w:r>
         <w:rPr>
@@ -19489,7 +22154,16 @@
           <w:rFonts w:eastAsia="Times New Roman"/>
           <w:lang w:eastAsia="bg-BG"/>
         </w:rPr>
-        <w:t> и добавихме една много проста функция най-отгоре, която просто ще зарежда нашия HTML файл:</w:t>
+        <w:t> и добавих</w:t>
+      </w:r>
+      <w:bookmarkStart w:id="35" w:name="_GoBack"/>
+      <w:bookmarkEnd w:id="35"/>
+      <w:r>
+        <w:rPr>
+          <w:rFonts w:eastAsia="Times New Roman"/>
+          <w:lang w:eastAsia="bg-BG"/>
+        </w:rPr>
+        <w:t xml:space="preserve"> една много проста функция най-отгоре, която просто ще зарежда нашия HTML файл:</w:t>
       </w:r>
     </w:p>
     <w:p>
@@ -20488,7 +23162,7 @@
           <w:lang w:eastAsia="bg-BG"/>
         </w:rPr>
       </w:pPr>
-      <w:bookmarkStart w:id="29" w:name="_Toc226021335"/>
+      <w:bookmarkStart w:id="36" w:name="_Toc226367250"/>
       <w:r>
         <w:rPr>
           <w:rFonts w:eastAsia="Times New Roman"/>
@@ -20500,7 +23174,7 @@
         </w:rPr>
         <w:t>3. Създаване на Frontend-а (HTML + Vue.js)</w:t>
       </w:r>
-      <w:bookmarkEnd w:id="29"/>
+      <w:bookmarkEnd w:id="36"/>
     </w:p>
     <w:p>
       <w:pPr>
@@ -20705,7 +23379,6 @@
           <w:bdr w:val="single" w:sz="2" w:space="0" w:color="E5E7EB" w:frame="1"/>
           <w:lang w:eastAsia="bg-BG"/>
         </w:rPr>
-        <w:lastRenderedPageBreak/>
         <w:t xml:space="preserve">&lt;!DOCTYPE </w:t>
       </w:r>
       <w:r>
@@ -23962,6 +26635,7 @@
           <w:bdr w:val="none" w:sz="0" w:space="0" w:color="auto" w:frame="1"/>
           <w:lang w:eastAsia="bg-BG"/>
         </w:rPr>
+        <w:lastRenderedPageBreak/>
         <w:t xml:space="preserve">                {{ errorMessage }}</w:t>
       </w:r>
     </w:p>
@@ -27335,7 +30009,6 @@
           <w:bdr w:val="single" w:sz="2" w:space="0" w:color="E5E7EB" w:frame="1"/>
           <w:lang w:eastAsia="bg-BG"/>
         </w:rPr>
-        <w:lastRenderedPageBreak/>
         <w:t>&lt;</w:t>
       </w:r>
       <w:r>
@@ -29613,6 +32286,7 @@
           <w:bdr w:val="single" w:sz="2" w:space="0" w:color="E5E7EB" w:frame="1"/>
           <w:lang w:eastAsia="bg-BG"/>
         </w:rPr>
+        <w:lastRenderedPageBreak/>
         <w:t xml:space="preserve">                isLoading.value = </w:t>
       </w:r>
       <w:r>
@@ -31773,9 +34447,8 @@
           <w:rFonts w:eastAsia="Times New Roman"/>
           <w:lang w:eastAsia="bg-BG"/>
         </w:rPr>
-        <w:lastRenderedPageBreak/>
         <w:pict>
-          <v:rect id="_x0000_i1027" style="width:0;height:1.5pt" o:hralign="center" o:hrstd="t" o:hr="t" fillcolor="#a0a0a0" stroked="f"/>
+          <v:rect id="_x0000_i1026" style="width:0;height:1.5pt" o:hralign="center" o:hrstd="t" o:hr="t" fillcolor="#a0a0a0" stroked="f"/>
         </w:pict>
       </w:r>
     </w:p>
@@ -31795,7 +34468,7 @@
           <w:lang w:eastAsia="bg-BG"/>
         </w:rPr>
       </w:pPr>
-      <w:bookmarkStart w:id="30" w:name="_Toc226021336"/>
+      <w:bookmarkStart w:id="37" w:name="_Toc226367251"/>
       <w:r>
         <w:rPr>
           <w:rFonts w:eastAsia="Times New Roman"/>
@@ -31808,7 +34481,7 @@
         </w:rPr>
         <w:t>3. Анализ на задачата</w:t>
       </w:r>
-      <w:bookmarkEnd w:id="30"/>
+      <w:bookmarkEnd w:id="37"/>
     </w:p>
     <w:p>
       <w:pPr>
@@ -31892,19 +34565,135 @@
       </w:pPr>
     </w:p>
     <w:p>
-      <w:bookmarkStart w:id="31" w:name="_Toc164562456"/>
-      <w:bookmarkStart w:id="32" w:name="_Toc164568069"/>
-      <w:bookmarkStart w:id="33" w:name="_Toc164627453"/>
+      <w:bookmarkStart w:id="38" w:name="_Toc164562456"/>
+      <w:bookmarkStart w:id="39" w:name="_Toc164568069"/>
+      <w:bookmarkStart w:id="40" w:name="_Toc164627453"/>
     </w:p>
     <w:p>
       <w:pPr>
         <w:pStyle w:val="Heading1"/>
-      </w:pPr>
-      <w:bookmarkStart w:id="34" w:name="_Toc226021337"/>
+        <w:numPr>
+          <w:ilvl w:val="0"/>
+          <w:numId w:val="0"/>
+        </w:numPr>
+        <w:ind w:left="426" w:hanging="426"/>
+      </w:pPr>
+      <w:bookmarkStart w:id="41" w:name="_Toc226367252"/>
+      <w:r>
+        <w:t>4.</w:t>
+      </w:r>
       <w:r>
         <w:t>Заключение</w:t>
       </w:r>
-      <w:bookmarkEnd w:id="34"/>
+      <w:bookmarkEnd w:id="41"/>
+    </w:p>
+    <w:p>
+      <w:pPr>
+        <w:spacing w:before="100" w:beforeAutospacing="1" w:after="100" w:afterAutospacing="1" w:line="240" w:lineRule="auto"/>
+        <w:ind w:firstLine="0"/>
+        <w:jc w:val="left"/>
+        <w:rPr>
+          <w:rFonts w:eastAsia="Times New Roman"/>
+          <w:lang w:eastAsia="bg-BG"/>
+        </w:rPr>
+      </w:pPr>
+      <w:r>
+        <w:rPr>
+          <w:rFonts w:eastAsia="Times New Roman"/>
+          <w:lang w:eastAsia="bg-BG"/>
+        </w:rPr>
+        <w:t>В настоящия дипломен проект беше разработена система за отдалечено управление на осветление и електрически уреди чрез уеб приложение. Основната цел на проекта беше успешно реализиране на връзка между уеб интерфейс, сървърна логика и физическо устройство, което да изпълнява подадените команди.</w:t>
+      </w:r>
+    </w:p>
+    <w:p>
+      <w:pPr>
+        <w:spacing w:before="100" w:beforeAutospacing="1" w:after="100" w:afterAutospacing="1" w:line="240" w:lineRule="auto"/>
+        <w:ind w:firstLine="0"/>
+        <w:jc w:val="left"/>
+        <w:rPr>
+          <w:rFonts w:eastAsia="Times New Roman"/>
+          <w:lang w:eastAsia="bg-BG"/>
+        </w:rPr>
+      </w:pPr>
+      <w:r>
+        <w:rPr>
+          <w:rFonts w:eastAsia="Times New Roman"/>
+          <w:lang w:eastAsia="bg-BG"/>
+        </w:rPr>
+        <w:t>В теоретичната част бяха разгледани основни концепции като клиент–сървър архитектура, HTTP протокол и методите GET и POST, както и принципите на работа на микроконтролерите и IoT системите. Анализирани бяха различни комуникационни технологии като Wi-Fi, Ethernet, Bluetooth и серийна връзка чрез USB, като беше обоснован изборът на подходяща технология за реализацията на проекта.</w:t>
+      </w:r>
+    </w:p>
+    <w:p>
+      <w:pPr>
+        <w:spacing w:before="100" w:beforeAutospacing="1" w:after="100" w:afterAutospacing="1" w:line="240" w:lineRule="auto"/>
+        <w:ind w:firstLine="0"/>
+        <w:jc w:val="left"/>
+        <w:rPr>
+          <w:rFonts w:eastAsia="Times New Roman"/>
+          <w:lang w:eastAsia="bg-BG"/>
+        </w:rPr>
+      </w:pPr>
+      <w:r>
+        <w:rPr>
+          <w:rFonts w:eastAsia="Times New Roman"/>
+          <w:lang w:eastAsia="bg-BG"/>
+        </w:rPr>
+        <w:t>В практическата част беше разработено уеб приложение с помощта на Django, което предоставя удобен потребителски интерфейс за управление чрез бутони „Включи“ и „Изключи“. Сървърната логика, реализирана на Python, обработва заявките и осъществява комуникация с микроконтролера. От своя страна, микроконтролерът Arduino приема командите и управлява светодиод или реле, симулирайки реално осветление или електроуред.</w:t>
+      </w:r>
+    </w:p>
+    <w:p>
+      <w:pPr>
+        <w:spacing w:before="100" w:beforeAutospacing="1" w:after="100" w:afterAutospacing="1" w:line="240" w:lineRule="auto"/>
+        <w:ind w:firstLine="0"/>
+        <w:jc w:val="left"/>
+        <w:rPr>
+          <w:rFonts w:eastAsia="Times New Roman"/>
+          <w:lang w:eastAsia="bg-BG"/>
+        </w:rPr>
+      </w:pPr>
+      <w:r>
+        <w:rPr>
+          <w:rFonts w:eastAsia="Times New Roman"/>
+          <w:lang w:eastAsia="bg-BG"/>
+        </w:rPr>
+        <w:t>Поставените цели и задачи бяха успешно изпълнени. Реализираната система демонстрира ефективна интеграция между софтуер и хардуер, като позволява дистанционно управление на устройства чрез уеб интерфейс.</w:t>
+      </w:r>
+    </w:p>
+    <w:p>
+      <w:pPr>
+        <w:spacing w:before="100" w:beforeAutospacing="1" w:after="100" w:afterAutospacing="1" w:line="240" w:lineRule="auto"/>
+        <w:ind w:firstLine="0"/>
+        <w:jc w:val="left"/>
+        <w:rPr>
+          <w:rFonts w:eastAsia="Times New Roman"/>
+          <w:lang w:eastAsia="bg-BG"/>
+        </w:rPr>
+      </w:pPr>
+      <w:r>
+        <w:rPr>
+          <w:rFonts w:eastAsia="Times New Roman"/>
+          <w:lang w:eastAsia="bg-BG"/>
+        </w:rPr>
+        <w:t>Проектът има потенциал за бъдещо развитие, като може да бъде разширен с използване на безжични технологии (Wi-Fi), добавяне на повече устройства, разработка на мобилно приложение или внедряване на по-високо ниво на сигурност.</w:t>
+      </w:r>
+    </w:p>
+    <w:p>
+      <w:pPr>
+        <w:spacing w:before="100" w:beforeAutospacing="1" w:after="100" w:afterAutospacing="1" w:line="240" w:lineRule="auto"/>
+        <w:ind w:firstLine="0"/>
+        <w:jc w:val="left"/>
+        <w:rPr>
+          <w:rFonts w:eastAsia="Times New Roman"/>
+          <w:lang w:eastAsia="bg-BG"/>
+        </w:rPr>
+      </w:pPr>
+      <w:r>
+        <w:rPr>
+          <w:rFonts w:eastAsia="Times New Roman"/>
+          <w:lang w:eastAsia="bg-BG"/>
+        </w:rPr>
+        <w:t>В заключение, разработената система представлява добра основа за изграждане на по-сложни IoT решения и показва практическото приложение на знанията по програмиране, мрежи и електроника.</w:t>
+      </w:r>
     </w:p>
     <w:p/>
     <w:p>
@@ -31924,14 +34713,14 @@
       <w:pPr>
         <w:pStyle w:val="Heading1"/>
       </w:pPr>
-      <w:bookmarkStart w:id="35" w:name="_Toc226021338"/>
+      <w:bookmarkStart w:id="42" w:name="_Toc226367253"/>
       <w:r>
         <w:t>Литература:</w:t>
       </w:r>
-      <w:bookmarkEnd w:id="31"/>
-      <w:bookmarkEnd w:id="32"/>
-      <w:bookmarkEnd w:id="33"/>
-      <w:bookmarkEnd w:id="35"/>
+      <w:bookmarkEnd w:id="38"/>
+      <w:bookmarkEnd w:id="39"/>
+      <w:bookmarkEnd w:id="40"/>
+      <w:bookmarkEnd w:id="42"/>
     </w:p>
     <w:p>
       <w:pPr>
@@ -31942,10 +34731,10 @@
         </w:numPr>
         <w:spacing w:after="160"/>
       </w:pPr>
-      <w:bookmarkStart w:id="36" w:name="_Toc109577646"/>
-      <w:bookmarkStart w:id="37" w:name="_Toc133249660"/>
-      <w:bookmarkStart w:id="38" w:name="_Toc133249727"/>
-      <w:bookmarkStart w:id="39" w:name="_Toc133272496"/>
+      <w:bookmarkStart w:id="43" w:name="_Toc109577646"/>
+      <w:bookmarkStart w:id="44" w:name="_Toc133249660"/>
+      <w:bookmarkStart w:id="45" w:name="_Toc133249727"/>
+      <w:bookmarkStart w:id="46" w:name="_Toc133272496"/>
       <w:r>
         <w:t xml:space="preserve">Колисниченко, Денис, Адаптивен уеб дизайн с </w:t>
       </w:r>
@@ -31988,6 +34777,7 @@
         <w:spacing w:after="160"/>
       </w:pPr>
       <w:r>
+        <w:lastRenderedPageBreak/>
         <w:t xml:space="preserve">Донълдсън, Тоби. Бързо ръководство:Програмиране с </w:t>
       </w:r>
       <w:r>
@@ -31999,10 +34789,10 @@
       <w:r>
         <w:t>.АлексСофт, С 2017</w:t>
       </w:r>
-      <w:bookmarkEnd w:id="36"/>
-      <w:bookmarkEnd w:id="37"/>
-      <w:bookmarkEnd w:id="38"/>
-      <w:bookmarkEnd w:id="39"/>
+      <w:bookmarkEnd w:id="43"/>
+      <w:bookmarkEnd w:id="44"/>
+      <w:bookmarkEnd w:id="45"/>
+      <w:bookmarkEnd w:id="46"/>
     </w:p>
     <w:p>
       <w:pPr>
@@ -32013,17 +34803,17 @@
         </w:numPr>
         <w:spacing w:after="160"/>
       </w:pPr>
-      <w:bookmarkStart w:id="40" w:name="_Toc109577647"/>
-      <w:bookmarkStart w:id="41" w:name="_Toc133249661"/>
-      <w:bookmarkStart w:id="42" w:name="_Toc133249728"/>
-      <w:bookmarkStart w:id="43" w:name="_Toc133272497"/>
+      <w:bookmarkStart w:id="47" w:name="_Toc109577647"/>
+      <w:bookmarkStart w:id="48" w:name="_Toc133249661"/>
+      <w:bookmarkStart w:id="49" w:name="_Toc133249728"/>
+      <w:bookmarkStart w:id="50" w:name="_Toc133272497"/>
       <w:r>
         <w:t xml:space="preserve">Есканази, Аврам. </w:t>
       </w:r>
-      <w:bookmarkEnd w:id="40"/>
-      <w:bookmarkEnd w:id="41"/>
-      <w:bookmarkEnd w:id="42"/>
-      <w:bookmarkEnd w:id="43"/>
+      <w:bookmarkEnd w:id="47"/>
+      <w:bookmarkEnd w:id="48"/>
+      <w:bookmarkEnd w:id="49"/>
+      <w:bookmarkEnd w:id="50"/>
       <w:r>
         <w:t>Софтуерни техологии. КЛМН, С 2006</w:t>
       </w:r>
@@ -32051,7 +34841,6 @@
         <w:spacing w:beforeAutospacing="0" w:afterAutospacing="0"/>
       </w:pPr>
       <w:r>
-        <w:lastRenderedPageBreak/>
         <w:t>https://cynoteck.com/bg/blog-post/flask-vs-django/</w:t>
       </w:r>
     </w:p>
@@ -32227,7 +35016,7 @@
           <w:rPr>
             <w:noProof/>
           </w:rPr>
-          <w:t>17</w:t>
+          <w:t>26</w:t>
         </w:r>
         <w:r>
           <w:rPr>
@@ -32792,122 +35581,9 @@
     </w:lvl>
   </w:abstractNum>
   <w:abstractNum w:abstractNumId="4" w15:restartNumberingAfterBreak="0">
-    <w:nsid w:val="11C61772"/>
+    <w:nsid w:val="0CDC12B6"/>
     <w:multiLevelType w:val="multilevel"/>
-    <w:tmpl w:val="4508AB0C"/>
-    <w:lvl w:ilvl="0">
-      <w:start w:val="1"/>
-      <w:numFmt w:val="decimal"/>
-      <w:lvlText w:val="%1."/>
-      <w:lvlJc w:val="left"/>
-      <w:pPr>
-        <w:tabs>
-          <w:tab w:val="num" w:pos="720"/>
-        </w:tabs>
-        <w:ind w:left="720" w:hanging="360"/>
-      </w:pPr>
-    </w:lvl>
-    <w:lvl w:ilvl="1" w:tentative="1">
-      <w:start w:val="1"/>
-      <w:numFmt w:val="decimal"/>
-      <w:lvlText w:val="%2."/>
-      <w:lvlJc w:val="left"/>
-      <w:pPr>
-        <w:tabs>
-          <w:tab w:val="num" w:pos="1440"/>
-        </w:tabs>
-        <w:ind w:left="1440" w:hanging="360"/>
-      </w:pPr>
-    </w:lvl>
-    <w:lvl w:ilvl="2" w:tentative="1">
-      <w:start w:val="1"/>
-      <w:numFmt w:val="decimal"/>
-      <w:lvlText w:val="%3."/>
-      <w:lvlJc w:val="left"/>
-      <w:pPr>
-        <w:tabs>
-          <w:tab w:val="num" w:pos="2160"/>
-        </w:tabs>
-        <w:ind w:left="2160" w:hanging="360"/>
-      </w:pPr>
-    </w:lvl>
-    <w:lvl w:ilvl="3" w:tentative="1">
-      <w:start w:val="1"/>
-      <w:numFmt w:val="decimal"/>
-      <w:lvlText w:val="%4."/>
-      <w:lvlJc w:val="left"/>
-      <w:pPr>
-        <w:tabs>
-          <w:tab w:val="num" w:pos="2880"/>
-        </w:tabs>
-        <w:ind w:left="2880" w:hanging="360"/>
-      </w:pPr>
-    </w:lvl>
-    <w:lvl w:ilvl="4" w:tentative="1">
-      <w:start w:val="1"/>
-      <w:numFmt w:val="decimal"/>
-      <w:lvlText w:val="%5."/>
-      <w:lvlJc w:val="left"/>
-      <w:pPr>
-        <w:tabs>
-          <w:tab w:val="num" w:pos="3600"/>
-        </w:tabs>
-        <w:ind w:left="3600" w:hanging="360"/>
-      </w:pPr>
-    </w:lvl>
-    <w:lvl w:ilvl="5" w:tentative="1">
-      <w:start w:val="1"/>
-      <w:numFmt w:val="decimal"/>
-      <w:lvlText w:val="%6."/>
-      <w:lvlJc w:val="left"/>
-      <w:pPr>
-        <w:tabs>
-          <w:tab w:val="num" w:pos="4320"/>
-        </w:tabs>
-        <w:ind w:left="4320" w:hanging="360"/>
-      </w:pPr>
-    </w:lvl>
-    <w:lvl w:ilvl="6" w:tentative="1">
-      <w:start w:val="1"/>
-      <w:numFmt w:val="decimal"/>
-      <w:lvlText w:val="%7."/>
-      <w:lvlJc w:val="left"/>
-      <w:pPr>
-        <w:tabs>
-          <w:tab w:val="num" w:pos="5040"/>
-        </w:tabs>
-        <w:ind w:left="5040" w:hanging="360"/>
-      </w:pPr>
-    </w:lvl>
-    <w:lvl w:ilvl="7" w:tentative="1">
-      <w:start w:val="1"/>
-      <w:numFmt w:val="decimal"/>
-      <w:lvlText w:val="%8."/>
-      <w:lvlJc w:val="left"/>
-      <w:pPr>
-        <w:tabs>
-          <w:tab w:val="num" w:pos="5760"/>
-        </w:tabs>
-        <w:ind w:left="5760" w:hanging="360"/>
-      </w:pPr>
-    </w:lvl>
-    <w:lvl w:ilvl="8" w:tentative="1">
-      <w:start w:val="1"/>
-      <w:numFmt w:val="decimal"/>
-      <w:lvlText w:val="%9."/>
-      <w:lvlJc w:val="left"/>
-      <w:pPr>
-        <w:tabs>
-          <w:tab w:val="num" w:pos="6480"/>
-        </w:tabs>
-        <w:ind w:left="6480" w:hanging="360"/>
-      </w:pPr>
-    </w:lvl>
-  </w:abstractNum>
-  <w:abstractNum w:abstractNumId="5" w15:restartNumberingAfterBreak="0">
-    <w:nsid w:val="126E391D"/>
-    <w:multiLevelType w:val="multilevel"/>
-    <w:tmpl w:val="7C5C61D6"/>
+    <w:tmpl w:val="2076CD04"/>
     <w:lvl w:ilvl="0">
       <w:start w:val="1"/>
       <w:numFmt w:val="bullet"/>
@@ -33053,7 +35729,418 @@
       </w:rPr>
     </w:lvl>
   </w:abstractNum>
+  <w:abstractNum w:abstractNumId="5" w15:restartNumberingAfterBreak="0">
+    <w:nsid w:val="11337E83"/>
+    <w:multiLevelType w:val="multilevel"/>
+    <w:tmpl w:val="6B0AC6EC"/>
+    <w:lvl w:ilvl="0">
+      <w:start w:val="1"/>
+      <w:numFmt w:val="bullet"/>
+      <w:lvlText w:val=""/>
+      <w:lvlJc w:val="left"/>
+      <w:pPr>
+        <w:tabs>
+          <w:tab w:val="num" w:pos="720"/>
+        </w:tabs>
+        <w:ind w:left="720" w:hanging="360"/>
+      </w:pPr>
+      <w:rPr>
+        <w:rFonts w:ascii="Symbol" w:hAnsi="Symbol" w:hint="default"/>
+        <w:sz w:val="20"/>
+      </w:rPr>
+    </w:lvl>
+    <w:lvl w:ilvl="1" w:tentative="1">
+      <w:start w:val="1"/>
+      <w:numFmt w:val="bullet"/>
+      <w:lvlText w:val="o"/>
+      <w:lvlJc w:val="left"/>
+      <w:pPr>
+        <w:tabs>
+          <w:tab w:val="num" w:pos="1440"/>
+        </w:tabs>
+        <w:ind w:left="1440" w:hanging="360"/>
+      </w:pPr>
+      <w:rPr>
+        <w:rFonts w:ascii="Courier New" w:hAnsi="Courier New" w:hint="default"/>
+        <w:sz w:val="20"/>
+      </w:rPr>
+    </w:lvl>
+    <w:lvl w:ilvl="2" w:tentative="1">
+      <w:start w:val="1"/>
+      <w:numFmt w:val="bullet"/>
+      <w:lvlText w:val=""/>
+      <w:lvlJc w:val="left"/>
+      <w:pPr>
+        <w:tabs>
+          <w:tab w:val="num" w:pos="2160"/>
+        </w:tabs>
+        <w:ind w:left="2160" w:hanging="360"/>
+      </w:pPr>
+      <w:rPr>
+        <w:rFonts w:ascii="Wingdings" w:hAnsi="Wingdings" w:hint="default"/>
+        <w:sz w:val="20"/>
+      </w:rPr>
+    </w:lvl>
+    <w:lvl w:ilvl="3" w:tentative="1">
+      <w:start w:val="1"/>
+      <w:numFmt w:val="bullet"/>
+      <w:lvlText w:val=""/>
+      <w:lvlJc w:val="left"/>
+      <w:pPr>
+        <w:tabs>
+          <w:tab w:val="num" w:pos="2880"/>
+        </w:tabs>
+        <w:ind w:left="2880" w:hanging="360"/>
+      </w:pPr>
+      <w:rPr>
+        <w:rFonts w:ascii="Wingdings" w:hAnsi="Wingdings" w:hint="default"/>
+        <w:sz w:val="20"/>
+      </w:rPr>
+    </w:lvl>
+    <w:lvl w:ilvl="4" w:tentative="1">
+      <w:start w:val="1"/>
+      <w:numFmt w:val="bullet"/>
+      <w:lvlText w:val=""/>
+      <w:lvlJc w:val="left"/>
+      <w:pPr>
+        <w:tabs>
+          <w:tab w:val="num" w:pos="3600"/>
+        </w:tabs>
+        <w:ind w:left="3600" w:hanging="360"/>
+      </w:pPr>
+      <w:rPr>
+        <w:rFonts w:ascii="Wingdings" w:hAnsi="Wingdings" w:hint="default"/>
+        <w:sz w:val="20"/>
+      </w:rPr>
+    </w:lvl>
+    <w:lvl w:ilvl="5" w:tentative="1">
+      <w:start w:val="1"/>
+      <w:numFmt w:val="bullet"/>
+      <w:lvlText w:val=""/>
+      <w:lvlJc w:val="left"/>
+      <w:pPr>
+        <w:tabs>
+          <w:tab w:val="num" w:pos="4320"/>
+        </w:tabs>
+        <w:ind w:left="4320" w:hanging="360"/>
+      </w:pPr>
+      <w:rPr>
+        <w:rFonts w:ascii="Wingdings" w:hAnsi="Wingdings" w:hint="default"/>
+        <w:sz w:val="20"/>
+      </w:rPr>
+    </w:lvl>
+    <w:lvl w:ilvl="6" w:tentative="1">
+      <w:start w:val="1"/>
+      <w:numFmt w:val="bullet"/>
+      <w:lvlText w:val=""/>
+      <w:lvlJc w:val="left"/>
+      <w:pPr>
+        <w:tabs>
+          <w:tab w:val="num" w:pos="5040"/>
+        </w:tabs>
+        <w:ind w:left="5040" w:hanging="360"/>
+      </w:pPr>
+      <w:rPr>
+        <w:rFonts w:ascii="Wingdings" w:hAnsi="Wingdings" w:hint="default"/>
+        <w:sz w:val="20"/>
+      </w:rPr>
+    </w:lvl>
+    <w:lvl w:ilvl="7" w:tentative="1">
+      <w:start w:val="1"/>
+      <w:numFmt w:val="bullet"/>
+      <w:lvlText w:val=""/>
+      <w:lvlJc w:val="left"/>
+      <w:pPr>
+        <w:tabs>
+          <w:tab w:val="num" w:pos="5760"/>
+        </w:tabs>
+        <w:ind w:left="5760" w:hanging="360"/>
+      </w:pPr>
+      <w:rPr>
+        <w:rFonts w:ascii="Wingdings" w:hAnsi="Wingdings" w:hint="default"/>
+        <w:sz w:val="20"/>
+      </w:rPr>
+    </w:lvl>
+    <w:lvl w:ilvl="8" w:tentative="1">
+      <w:start w:val="1"/>
+      <w:numFmt w:val="bullet"/>
+      <w:lvlText w:val=""/>
+      <w:lvlJc w:val="left"/>
+      <w:pPr>
+        <w:tabs>
+          <w:tab w:val="num" w:pos="6480"/>
+        </w:tabs>
+        <w:ind w:left="6480" w:hanging="360"/>
+      </w:pPr>
+      <w:rPr>
+        <w:rFonts w:ascii="Wingdings" w:hAnsi="Wingdings" w:hint="default"/>
+        <w:sz w:val="20"/>
+      </w:rPr>
+    </w:lvl>
+  </w:abstractNum>
   <w:abstractNum w:abstractNumId="6" w15:restartNumberingAfterBreak="0">
+    <w:nsid w:val="11C61772"/>
+    <w:multiLevelType w:val="multilevel"/>
+    <w:tmpl w:val="4508AB0C"/>
+    <w:lvl w:ilvl="0">
+      <w:start w:val="1"/>
+      <w:numFmt w:val="decimal"/>
+      <w:lvlText w:val="%1."/>
+      <w:lvlJc w:val="left"/>
+      <w:pPr>
+        <w:tabs>
+          <w:tab w:val="num" w:pos="720"/>
+        </w:tabs>
+        <w:ind w:left="720" w:hanging="360"/>
+      </w:pPr>
+    </w:lvl>
+    <w:lvl w:ilvl="1" w:tentative="1">
+      <w:start w:val="1"/>
+      <w:numFmt w:val="decimal"/>
+      <w:lvlText w:val="%2."/>
+      <w:lvlJc w:val="left"/>
+      <w:pPr>
+        <w:tabs>
+          <w:tab w:val="num" w:pos="1440"/>
+        </w:tabs>
+        <w:ind w:left="1440" w:hanging="360"/>
+      </w:pPr>
+    </w:lvl>
+    <w:lvl w:ilvl="2" w:tentative="1">
+      <w:start w:val="1"/>
+      <w:numFmt w:val="decimal"/>
+      <w:lvlText w:val="%3."/>
+      <w:lvlJc w:val="left"/>
+      <w:pPr>
+        <w:tabs>
+          <w:tab w:val="num" w:pos="2160"/>
+        </w:tabs>
+        <w:ind w:left="2160" w:hanging="360"/>
+      </w:pPr>
+    </w:lvl>
+    <w:lvl w:ilvl="3" w:tentative="1">
+      <w:start w:val="1"/>
+      <w:numFmt w:val="decimal"/>
+      <w:lvlText w:val="%4."/>
+      <w:lvlJc w:val="left"/>
+      <w:pPr>
+        <w:tabs>
+          <w:tab w:val="num" w:pos="2880"/>
+        </w:tabs>
+        <w:ind w:left="2880" w:hanging="360"/>
+      </w:pPr>
+    </w:lvl>
+    <w:lvl w:ilvl="4" w:tentative="1">
+      <w:start w:val="1"/>
+      <w:numFmt w:val="decimal"/>
+      <w:lvlText w:val="%5."/>
+      <w:lvlJc w:val="left"/>
+      <w:pPr>
+        <w:tabs>
+          <w:tab w:val="num" w:pos="3600"/>
+        </w:tabs>
+        <w:ind w:left="3600" w:hanging="360"/>
+      </w:pPr>
+    </w:lvl>
+    <w:lvl w:ilvl="5" w:tentative="1">
+      <w:start w:val="1"/>
+      <w:numFmt w:val="decimal"/>
+      <w:lvlText w:val="%6."/>
+      <w:lvlJc w:val="left"/>
+      <w:pPr>
+        <w:tabs>
+          <w:tab w:val="num" w:pos="4320"/>
+        </w:tabs>
+        <w:ind w:left="4320" w:hanging="360"/>
+      </w:pPr>
+    </w:lvl>
+    <w:lvl w:ilvl="6" w:tentative="1">
+      <w:start w:val="1"/>
+      <w:numFmt w:val="decimal"/>
+      <w:lvlText w:val="%7."/>
+      <w:lvlJc w:val="left"/>
+      <w:pPr>
+        <w:tabs>
+          <w:tab w:val="num" w:pos="5040"/>
+        </w:tabs>
+        <w:ind w:left="5040" w:hanging="360"/>
+      </w:pPr>
+    </w:lvl>
+    <w:lvl w:ilvl="7" w:tentative="1">
+      <w:start w:val="1"/>
+      <w:numFmt w:val="decimal"/>
+      <w:lvlText w:val="%8."/>
+      <w:lvlJc w:val="left"/>
+      <w:pPr>
+        <w:tabs>
+          <w:tab w:val="num" w:pos="5760"/>
+        </w:tabs>
+        <w:ind w:left="5760" w:hanging="360"/>
+      </w:pPr>
+    </w:lvl>
+    <w:lvl w:ilvl="8" w:tentative="1">
+      <w:start w:val="1"/>
+      <w:numFmt w:val="decimal"/>
+      <w:lvlText w:val="%9."/>
+      <w:lvlJc w:val="left"/>
+      <w:pPr>
+        <w:tabs>
+          <w:tab w:val="num" w:pos="6480"/>
+        </w:tabs>
+        <w:ind w:left="6480" w:hanging="360"/>
+      </w:pPr>
+    </w:lvl>
+  </w:abstractNum>
+  <w:abstractNum w:abstractNumId="7" w15:restartNumberingAfterBreak="0">
+    <w:nsid w:val="126E391D"/>
+    <w:multiLevelType w:val="multilevel"/>
+    <w:tmpl w:val="7C5C61D6"/>
+    <w:lvl w:ilvl="0">
+      <w:start w:val="1"/>
+      <w:numFmt w:val="bullet"/>
+      <w:lvlText w:val=""/>
+      <w:lvlJc w:val="left"/>
+      <w:pPr>
+        <w:tabs>
+          <w:tab w:val="num" w:pos="720"/>
+        </w:tabs>
+        <w:ind w:left="720" w:hanging="360"/>
+      </w:pPr>
+      <w:rPr>
+        <w:rFonts w:ascii="Symbol" w:hAnsi="Symbol" w:hint="default"/>
+        <w:sz w:val="20"/>
+      </w:rPr>
+    </w:lvl>
+    <w:lvl w:ilvl="1" w:tentative="1">
+      <w:start w:val="1"/>
+      <w:numFmt w:val="bullet"/>
+      <w:lvlText w:val="o"/>
+      <w:lvlJc w:val="left"/>
+      <w:pPr>
+        <w:tabs>
+          <w:tab w:val="num" w:pos="1440"/>
+        </w:tabs>
+        <w:ind w:left="1440" w:hanging="360"/>
+      </w:pPr>
+      <w:rPr>
+        <w:rFonts w:ascii="Courier New" w:hAnsi="Courier New" w:hint="default"/>
+        <w:sz w:val="20"/>
+      </w:rPr>
+    </w:lvl>
+    <w:lvl w:ilvl="2" w:tentative="1">
+      <w:start w:val="1"/>
+      <w:numFmt w:val="bullet"/>
+      <w:lvlText w:val=""/>
+      <w:lvlJc w:val="left"/>
+      <w:pPr>
+        <w:tabs>
+          <w:tab w:val="num" w:pos="2160"/>
+        </w:tabs>
+        <w:ind w:left="2160" w:hanging="360"/>
+      </w:pPr>
+      <w:rPr>
+        <w:rFonts w:ascii="Wingdings" w:hAnsi="Wingdings" w:hint="default"/>
+        <w:sz w:val="20"/>
+      </w:rPr>
+    </w:lvl>
+    <w:lvl w:ilvl="3" w:tentative="1">
+      <w:start w:val="1"/>
+      <w:numFmt w:val="bullet"/>
+      <w:lvlText w:val=""/>
+      <w:lvlJc w:val="left"/>
+      <w:pPr>
+        <w:tabs>
+          <w:tab w:val="num" w:pos="2880"/>
+        </w:tabs>
+        <w:ind w:left="2880" w:hanging="360"/>
+      </w:pPr>
+      <w:rPr>
+        <w:rFonts w:ascii="Wingdings" w:hAnsi="Wingdings" w:hint="default"/>
+        <w:sz w:val="20"/>
+      </w:rPr>
+    </w:lvl>
+    <w:lvl w:ilvl="4" w:tentative="1">
+      <w:start w:val="1"/>
+      <w:numFmt w:val="bullet"/>
+      <w:lvlText w:val=""/>
+      <w:lvlJc w:val="left"/>
+      <w:pPr>
+        <w:tabs>
+          <w:tab w:val="num" w:pos="3600"/>
+        </w:tabs>
+        <w:ind w:left="3600" w:hanging="360"/>
+      </w:pPr>
+      <w:rPr>
+        <w:rFonts w:ascii="Wingdings" w:hAnsi="Wingdings" w:hint="default"/>
+        <w:sz w:val="20"/>
+      </w:rPr>
+    </w:lvl>
+    <w:lvl w:ilvl="5" w:tentative="1">
+      <w:start w:val="1"/>
+      <w:numFmt w:val="bullet"/>
+      <w:lvlText w:val=""/>
+      <w:lvlJc w:val="left"/>
+      <w:pPr>
+        <w:tabs>
+          <w:tab w:val="num" w:pos="4320"/>
+        </w:tabs>
+        <w:ind w:left="4320" w:hanging="360"/>
+      </w:pPr>
+      <w:rPr>
+        <w:rFonts w:ascii="Wingdings" w:hAnsi="Wingdings" w:hint="default"/>
+        <w:sz w:val="20"/>
+      </w:rPr>
+    </w:lvl>
+    <w:lvl w:ilvl="6" w:tentative="1">
+      <w:start w:val="1"/>
+      <w:numFmt w:val="bullet"/>
+      <w:lvlText w:val=""/>
+      <w:lvlJc w:val="left"/>
+      <w:pPr>
+        <w:tabs>
+          <w:tab w:val="num" w:pos="5040"/>
+        </w:tabs>
+        <w:ind w:left="5040" w:hanging="360"/>
+      </w:pPr>
+      <w:rPr>
+        <w:rFonts w:ascii="Wingdings" w:hAnsi="Wingdings" w:hint="default"/>
+        <w:sz w:val="20"/>
+      </w:rPr>
+    </w:lvl>
+    <w:lvl w:ilvl="7" w:tentative="1">
+      <w:start w:val="1"/>
+      <w:numFmt w:val="bullet"/>
+      <w:lvlText w:val=""/>
+      <w:lvlJc w:val="left"/>
+      <w:pPr>
+        <w:tabs>
+          <w:tab w:val="num" w:pos="5760"/>
+        </w:tabs>
+        <w:ind w:left="5760" w:hanging="360"/>
+      </w:pPr>
+      <w:rPr>
+        <w:rFonts w:ascii="Wingdings" w:hAnsi="Wingdings" w:hint="default"/>
+        <w:sz w:val="20"/>
+      </w:rPr>
+    </w:lvl>
+    <w:lvl w:ilvl="8" w:tentative="1">
+      <w:start w:val="1"/>
+      <w:numFmt w:val="bullet"/>
+      <w:lvlText w:val=""/>
+      <w:lvlJc w:val="left"/>
+      <w:pPr>
+        <w:tabs>
+          <w:tab w:val="num" w:pos="6480"/>
+        </w:tabs>
+        <w:ind w:left="6480" w:hanging="360"/>
+      </w:pPr>
+      <w:rPr>
+        <w:rFonts w:ascii="Wingdings" w:hAnsi="Wingdings" w:hint="default"/>
+        <w:sz w:val="20"/>
+      </w:rPr>
+    </w:lvl>
+  </w:abstractNum>
+  <w:abstractNum w:abstractNumId="8" w15:restartNumberingAfterBreak="0">
     <w:nsid w:val="1482775B"/>
     <w:multiLevelType w:val="multilevel"/>
     <w:tmpl w:val="4FA01912"/>
@@ -33175,10 +36262,127 @@
       </w:rPr>
     </w:lvl>
   </w:abstractNum>
-  <w:abstractNum w:abstractNumId="7" w15:restartNumberingAfterBreak="0">
-    <w:nsid w:val="1BCC097D"/>
+  <w:abstractNum w:abstractNumId="9" w15:restartNumberingAfterBreak="0">
+    <w:nsid w:val="14AC5031"/>
     <w:multiLevelType w:val="multilevel"/>
-    <w:tmpl w:val="5C849D88"/>
+    <w:tmpl w:val="4F0A9FE8"/>
+    <w:lvl w:ilvl="0">
+      <w:start w:val="1"/>
+      <w:numFmt w:val="decimal"/>
+      <w:lvlText w:val="%1."/>
+      <w:lvlJc w:val="left"/>
+      <w:pPr>
+        <w:tabs>
+          <w:tab w:val="num" w:pos="720"/>
+        </w:tabs>
+        <w:ind w:left="720" w:hanging="360"/>
+      </w:pPr>
+    </w:lvl>
+    <w:lvl w:ilvl="1">
+      <w:start w:val="1"/>
+      <w:numFmt w:val="bullet"/>
+      <w:lvlText w:val="o"/>
+      <w:lvlJc w:val="left"/>
+      <w:pPr>
+        <w:tabs>
+          <w:tab w:val="num" w:pos="1440"/>
+        </w:tabs>
+        <w:ind w:left="1440" w:hanging="360"/>
+      </w:pPr>
+      <w:rPr>
+        <w:rFonts w:ascii="Courier New" w:hAnsi="Courier New" w:hint="default"/>
+        <w:sz w:val="20"/>
+      </w:rPr>
+    </w:lvl>
+    <w:lvl w:ilvl="2" w:tentative="1">
+      <w:start w:val="1"/>
+      <w:numFmt w:val="decimal"/>
+      <w:lvlText w:val="%3."/>
+      <w:lvlJc w:val="left"/>
+      <w:pPr>
+        <w:tabs>
+          <w:tab w:val="num" w:pos="2160"/>
+        </w:tabs>
+        <w:ind w:left="2160" w:hanging="360"/>
+      </w:pPr>
+    </w:lvl>
+    <w:lvl w:ilvl="3" w:tentative="1">
+      <w:start w:val="1"/>
+      <w:numFmt w:val="decimal"/>
+      <w:lvlText w:val="%4."/>
+      <w:lvlJc w:val="left"/>
+      <w:pPr>
+        <w:tabs>
+          <w:tab w:val="num" w:pos="2880"/>
+        </w:tabs>
+        <w:ind w:left="2880" w:hanging="360"/>
+      </w:pPr>
+    </w:lvl>
+    <w:lvl w:ilvl="4" w:tentative="1">
+      <w:start w:val="1"/>
+      <w:numFmt w:val="decimal"/>
+      <w:lvlText w:val="%5."/>
+      <w:lvlJc w:val="left"/>
+      <w:pPr>
+        <w:tabs>
+          <w:tab w:val="num" w:pos="3600"/>
+        </w:tabs>
+        <w:ind w:left="3600" w:hanging="360"/>
+      </w:pPr>
+    </w:lvl>
+    <w:lvl w:ilvl="5" w:tentative="1">
+      <w:start w:val="1"/>
+      <w:numFmt w:val="decimal"/>
+      <w:lvlText w:val="%6."/>
+      <w:lvlJc w:val="left"/>
+      <w:pPr>
+        <w:tabs>
+          <w:tab w:val="num" w:pos="4320"/>
+        </w:tabs>
+        <w:ind w:left="4320" w:hanging="360"/>
+      </w:pPr>
+    </w:lvl>
+    <w:lvl w:ilvl="6" w:tentative="1">
+      <w:start w:val="1"/>
+      <w:numFmt w:val="decimal"/>
+      <w:lvlText w:val="%7."/>
+      <w:lvlJc w:val="left"/>
+      <w:pPr>
+        <w:tabs>
+          <w:tab w:val="num" w:pos="5040"/>
+        </w:tabs>
+        <w:ind w:left="5040" w:hanging="360"/>
+      </w:pPr>
+    </w:lvl>
+    <w:lvl w:ilvl="7" w:tentative="1">
+      <w:start w:val="1"/>
+      <w:numFmt w:val="decimal"/>
+      <w:lvlText w:val="%8."/>
+      <w:lvlJc w:val="left"/>
+      <w:pPr>
+        <w:tabs>
+          <w:tab w:val="num" w:pos="5760"/>
+        </w:tabs>
+        <w:ind w:left="5760" w:hanging="360"/>
+      </w:pPr>
+    </w:lvl>
+    <w:lvl w:ilvl="8" w:tentative="1">
+      <w:start w:val="1"/>
+      <w:numFmt w:val="decimal"/>
+      <w:lvlText w:val="%9."/>
+      <w:lvlJc w:val="left"/>
+      <w:pPr>
+        <w:tabs>
+          <w:tab w:val="num" w:pos="6480"/>
+        </w:tabs>
+        <w:ind w:left="6480" w:hanging="360"/>
+      </w:pPr>
+    </w:lvl>
+  </w:abstractNum>
+  <w:abstractNum w:abstractNumId="10" w15:restartNumberingAfterBreak="0">
+    <w:nsid w:val="1A5A1C22"/>
+    <w:multiLevelType w:val="multilevel"/>
+    <w:tmpl w:val="FC46CD12"/>
     <w:lvl w:ilvl="0">
       <w:start w:val="1"/>
       <w:numFmt w:val="bullet"/>
@@ -33324,10 +36528,10 @@
       </w:rPr>
     </w:lvl>
   </w:abstractNum>
-  <w:abstractNum w:abstractNumId="8" w15:restartNumberingAfterBreak="0">
-    <w:nsid w:val="1C5E6FF5"/>
+  <w:abstractNum w:abstractNumId="11" w15:restartNumberingAfterBreak="0">
+    <w:nsid w:val="1BCC097D"/>
     <w:multiLevelType w:val="multilevel"/>
-    <w:tmpl w:val="B54828A0"/>
+    <w:tmpl w:val="5C849D88"/>
     <w:lvl w:ilvl="0">
       <w:start w:val="1"/>
       <w:numFmt w:val="bullet"/>
@@ -33473,10 +36677,10 @@
       </w:rPr>
     </w:lvl>
   </w:abstractNum>
-  <w:abstractNum w:abstractNumId="9" w15:restartNumberingAfterBreak="0">
-    <w:nsid w:val="26DE4EF8"/>
+  <w:abstractNum w:abstractNumId="12" w15:restartNumberingAfterBreak="0">
+    <w:nsid w:val="1C5E6FF5"/>
     <w:multiLevelType w:val="multilevel"/>
-    <w:tmpl w:val="6A743CBE"/>
+    <w:tmpl w:val="B54828A0"/>
     <w:lvl w:ilvl="0">
       <w:start w:val="1"/>
       <w:numFmt w:val="bullet"/>
@@ -33622,99 +36826,10 @@
       </w:rPr>
     </w:lvl>
   </w:abstractNum>
-  <w:abstractNum w:abstractNumId="10" w15:restartNumberingAfterBreak="0">
-    <w:nsid w:val="28B151F1"/>
-    <w:multiLevelType w:val="hybridMultilevel"/>
-    <w:tmpl w:val="BEB47992"/>
-    <w:lvl w:ilvl="0" w:tplc="40267436">
-      <w:start w:val="1"/>
-      <w:numFmt w:val="decimal"/>
-      <w:lvlText w:val="%1."/>
-      <w:lvlJc w:val="left"/>
-      <w:pPr>
-        <w:ind w:left="928" w:hanging="360"/>
-      </w:pPr>
-      <w:rPr>
-        <w:rFonts w:ascii="Times New Roman" w:eastAsia="Times New Roman" w:hAnsi="Times New Roman" w:cs="Times New Roman"/>
-      </w:rPr>
-    </w:lvl>
-    <w:lvl w:ilvl="1" w:tplc="04020019">
-      <w:start w:val="1"/>
-      <w:numFmt w:val="lowerLetter"/>
-      <w:lvlText w:val="%2."/>
-      <w:lvlJc w:val="left"/>
-      <w:pPr>
-        <w:ind w:left="2160" w:hanging="360"/>
-      </w:pPr>
-    </w:lvl>
-    <w:lvl w:ilvl="2" w:tplc="0402001B" w:tentative="1">
-      <w:start w:val="1"/>
-      <w:numFmt w:val="lowerRoman"/>
-      <w:lvlText w:val="%3."/>
-      <w:lvlJc w:val="right"/>
-      <w:pPr>
-        <w:ind w:left="2880" w:hanging="180"/>
-      </w:pPr>
-    </w:lvl>
-    <w:lvl w:ilvl="3" w:tplc="0402000F" w:tentative="1">
-      <w:start w:val="1"/>
-      <w:numFmt w:val="decimal"/>
-      <w:lvlText w:val="%4."/>
-      <w:lvlJc w:val="left"/>
-      <w:pPr>
-        <w:ind w:left="3600" w:hanging="360"/>
-      </w:pPr>
-    </w:lvl>
-    <w:lvl w:ilvl="4" w:tplc="04020019" w:tentative="1">
-      <w:start w:val="1"/>
-      <w:numFmt w:val="lowerLetter"/>
-      <w:lvlText w:val="%5."/>
-      <w:lvlJc w:val="left"/>
-      <w:pPr>
-        <w:ind w:left="4320" w:hanging="360"/>
-      </w:pPr>
-    </w:lvl>
-    <w:lvl w:ilvl="5" w:tplc="0402001B" w:tentative="1">
-      <w:start w:val="1"/>
-      <w:numFmt w:val="lowerRoman"/>
-      <w:lvlText w:val="%6."/>
-      <w:lvlJc w:val="right"/>
-      <w:pPr>
-        <w:ind w:left="5040" w:hanging="180"/>
-      </w:pPr>
-    </w:lvl>
-    <w:lvl w:ilvl="6" w:tplc="0402000F" w:tentative="1">
-      <w:start w:val="1"/>
-      <w:numFmt w:val="decimal"/>
-      <w:lvlText w:val="%7."/>
-      <w:lvlJc w:val="left"/>
-      <w:pPr>
-        <w:ind w:left="5760" w:hanging="360"/>
-      </w:pPr>
-    </w:lvl>
-    <w:lvl w:ilvl="7" w:tplc="04020019" w:tentative="1">
-      <w:start w:val="1"/>
-      <w:numFmt w:val="lowerLetter"/>
-      <w:lvlText w:val="%8."/>
-      <w:lvlJc w:val="left"/>
-      <w:pPr>
-        <w:ind w:left="6480" w:hanging="360"/>
-      </w:pPr>
-    </w:lvl>
-    <w:lvl w:ilvl="8" w:tplc="0402001B" w:tentative="1">
-      <w:start w:val="1"/>
-      <w:numFmt w:val="lowerRoman"/>
-      <w:lvlText w:val="%9."/>
-      <w:lvlJc w:val="right"/>
-      <w:pPr>
-        <w:ind w:left="7200" w:hanging="180"/>
-      </w:pPr>
-    </w:lvl>
-  </w:abstractNum>
-  <w:abstractNum w:abstractNumId="11" w15:restartNumberingAfterBreak="0">
-    <w:nsid w:val="39453D5D"/>
+  <w:abstractNum w:abstractNumId="13" w15:restartNumberingAfterBreak="0">
+    <w:nsid w:val="26DE4EF8"/>
     <w:multiLevelType w:val="multilevel"/>
-    <w:tmpl w:val="AE70A622"/>
+    <w:tmpl w:val="6A743CBE"/>
     <w:lvl w:ilvl="0">
       <w:start w:val="1"/>
       <w:numFmt w:val="bullet"/>
@@ -33860,123 +36975,10 @@
       </w:rPr>
     </w:lvl>
   </w:abstractNum>
-  <w:abstractNum w:abstractNumId="12" w15:restartNumberingAfterBreak="0">
-    <w:nsid w:val="3C990C35"/>
+  <w:abstractNum w:abstractNumId="14" w15:restartNumberingAfterBreak="0">
+    <w:nsid w:val="27E524E8"/>
     <w:multiLevelType w:val="multilevel"/>
-    <w:tmpl w:val="E8F47E58"/>
-    <w:lvl w:ilvl="0">
-      <w:start w:val="1"/>
-      <w:numFmt w:val="decimal"/>
-      <w:lvlText w:val="%1."/>
-      <w:lvlJc w:val="left"/>
-      <w:pPr>
-        <w:tabs>
-          <w:tab w:val="num" w:pos="720"/>
-        </w:tabs>
-        <w:ind w:left="720" w:hanging="360"/>
-      </w:pPr>
-    </w:lvl>
-    <w:lvl w:ilvl="1" w:tentative="1">
-      <w:start w:val="1"/>
-      <w:numFmt w:val="decimal"/>
-      <w:lvlText w:val="%2."/>
-      <w:lvlJc w:val="left"/>
-      <w:pPr>
-        <w:tabs>
-          <w:tab w:val="num" w:pos="1440"/>
-        </w:tabs>
-        <w:ind w:left="1440" w:hanging="360"/>
-      </w:pPr>
-    </w:lvl>
-    <w:lvl w:ilvl="2" w:tentative="1">
-      <w:start w:val="1"/>
-      <w:numFmt w:val="decimal"/>
-      <w:lvlText w:val="%3."/>
-      <w:lvlJc w:val="left"/>
-      <w:pPr>
-        <w:tabs>
-          <w:tab w:val="num" w:pos="2160"/>
-        </w:tabs>
-        <w:ind w:left="2160" w:hanging="360"/>
-      </w:pPr>
-    </w:lvl>
-    <w:lvl w:ilvl="3" w:tentative="1">
-      <w:start w:val="1"/>
-      <w:numFmt w:val="decimal"/>
-      <w:lvlText w:val="%4."/>
-      <w:lvlJc w:val="left"/>
-      <w:pPr>
-        <w:tabs>
-          <w:tab w:val="num" w:pos="2880"/>
-        </w:tabs>
-        <w:ind w:left="2880" w:hanging="360"/>
-      </w:pPr>
-    </w:lvl>
-    <w:lvl w:ilvl="4" w:tentative="1">
-      <w:start w:val="1"/>
-      <w:numFmt w:val="decimal"/>
-      <w:lvlText w:val="%5."/>
-      <w:lvlJc w:val="left"/>
-      <w:pPr>
-        <w:tabs>
-          <w:tab w:val="num" w:pos="3600"/>
-        </w:tabs>
-        <w:ind w:left="3600" w:hanging="360"/>
-      </w:pPr>
-    </w:lvl>
-    <w:lvl w:ilvl="5" w:tentative="1">
-      <w:start w:val="1"/>
-      <w:numFmt w:val="decimal"/>
-      <w:lvlText w:val="%6."/>
-      <w:lvlJc w:val="left"/>
-      <w:pPr>
-        <w:tabs>
-          <w:tab w:val="num" w:pos="4320"/>
-        </w:tabs>
-        <w:ind w:left="4320" w:hanging="360"/>
-      </w:pPr>
-    </w:lvl>
-    <w:lvl w:ilvl="6" w:tentative="1">
-      <w:start w:val="1"/>
-      <w:numFmt w:val="decimal"/>
-      <w:lvlText w:val="%7."/>
-      <w:lvlJc w:val="left"/>
-      <w:pPr>
-        <w:tabs>
-          <w:tab w:val="num" w:pos="5040"/>
-        </w:tabs>
-        <w:ind w:left="5040" w:hanging="360"/>
-      </w:pPr>
-    </w:lvl>
-    <w:lvl w:ilvl="7" w:tentative="1">
-      <w:start w:val="1"/>
-      <w:numFmt w:val="decimal"/>
-      <w:lvlText w:val="%8."/>
-      <w:lvlJc w:val="left"/>
-      <w:pPr>
-        <w:tabs>
-          <w:tab w:val="num" w:pos="5760"/>
-        </w:tabs>
-        <w:ind w:left="5760" w:hanging="360"/>
-      </w:pPr>
-    </w:lvl>
-    <w:lvl w:ilvl="8" w:tentative="1">
-      <w:start w:val="1"/>
-      <w:numFmt w:val="decimal"/>
-      <w:lvlText w:val="%9."/>
-      <w:lvlJc w:val="left"/>
-      <w:pPr>
-        <w:tabs>
-          <w:tab w:val="num" w:pos="6480"/>
-        </w:tabs>
-        <w:ind w:left="6480" w:hanging="360"/>
-      </w:pPr>
-    </w:lvl>
-  </w:abstractNum>
-  <w:abstractNum w:abstractNumId="13" w15:restartNumberingAfterBreak="0">
-    <w:nsid w:val="3D470C5C"/>
-    <w:multiLevelType w:val="multilevel"/>
-    <w:tmpl w:val="BE0EB5C2"/>
+    <w:tmpl w:val="33BAADC0"/>
     <w:lvl w:ilvl="0">
       <w:start w:val="1"/>
       <w:numFmt w:val="bullet"/>
@@ -34122,10 +37124,99 @@
       </w:rPr>
     </w:lvl>
   </w:abstractNum>
-  <w:abstractNum w:abstractNumId="14" w15:restartNumberingAfterBreak="0">
-    <w:nsid w:val="3E080CD9"/>
+  <w:abstractNum w:abstractNumId="15" w15:restartNumberingAfterBreak="0">
+    <w:nsid w:val="28B151F1"/>
+    <w:multiLevelType w:val="hybridMultilevel"/>
+    <w:tmpl w:val="BEB47992"/>
+    <w:lvl w:ilvl="0" w:tplc="40267436">
+      <w:start w:val="1"/>
+      <w:numFmt w:val="decimal"/>
+      <w:lvlText w:val="%1."/>
+      <w:lvlJc w:val="left"/>
+      <w:pPr>
+        <w:ind w:left="928" w:hanging="360"/>
+      </w:pPr>
+      <w:rPr>
+        <w:rFonts w:ascii="Times New Roman" w:eastAsia="Times New Roman" w:hAnsi="Times New Roman" w:cs="Times New Roman"/>
+      </w:rPr>
+    </w:lvl>
+    <w:lvl w:ilvl="1" w:tplc="04020019">
+      <w:start w:val="1"/>
+      <w:numFmt w:val="lowerLetter"/>
+      <w:lvlText w:val="%2."/>
+      <w:lvlJc w:val="left"/>
+      <w:pPr>
+        <w:ind w:left="2160" w:hanging="360"/>
+      </w:pPr>
+    </w:lvl>
+    <w:lvl w:ilvl="2" w:tplc="0402001B" w:tentative="1">
+      <w:start w:val="1"/>
+      <w:numFmt w:val="lowerRoman"/>
+      <w:lvlText w:val="%3."/>
+      <w:lvlJc w:val="right"/>
+      <w:pPr>
+        <w:ind w:left="2880" w:hanging="180"/>
+      </w:pPr>
+    </w:lvl>
+    <w:lvl w:ilvl="3" w:tplc="0402000F" w:tentative="1">
+      <w:start w:val="1"/>
+      <w:numFmt w:val="decimal"/>
+      <w:lvlText w:val="%4."/>
+      <w:lvlJc w:val="left"/>
+      <w:pPr>
+        <w:ind w:left="3600" w:hanging="360"/>
+      </w:pPr>
+    </w:lvl>
+    <w:lvl w:ilvl="4" w:tplc="04020019" w:tentative="1">
+      <w:start w:val="1"/>
+      <w:numFmt w:val="lowerLetter"/>
+      <w:lvlText w:val="%5."/>
+      <w:lvlJc w:val="left"/>
+      <w:pPr>
+        <w:ind w:left="4320" w:hanging="360"/>
+      </w:pPr>
+    </w:lvl>
+    <w:lvl w:ilvl="5" w:tplc="0402001B" w:tentative="1">
+      <w:start w:val="1"/>
+      <w:numFmt w:val="lowerRoman"/>
+      <w:lvlText w:val="%6."/>
+      <w:lvlJc w:val="right"/>
+      <w:pPr>
+        <w:ind w:left="5040" w:hanging="180"/>
+      </w:pPr>
+    </w:lvl>
+    <w:lvl w:ilvl="6" w:tplc="0402000F" w:tentative="1">
+      <w:start w:val="1"/>
+      <w:numFmt w:val="decimal"/>
+      <w:lvlText w:val="%7."/>
+      <w:lvlJc w:val="left"/>
+      <w:pPr>
+        <w:ind w:left="5760" w:hanging="360"/>
+      </w:pPr>
+    </w:lvl>
+    <w:lvl w:ilvl="7" w:tplc="04020019" w:tentative="1">
+      <w:start w:val="1"/>
+      <w:numFmt w:val="lowerLetter"/>
+      <w:lvlText w:val="%8."/>
+      <w:lvlJc w:val="left"/>
+      <w:pPr>
+        <w:ind w:left="6480" w:hanging="360"/>
+      </w:pPr>
+    </w:lvl>
+    <w:lvl w:ilvl="8" w:tplc="0402001B" w:tentative="1">
+      <w:start w:val="1"/>
+      <w:numFmt w:val="lowerRoman"/>
+      <w:lvlText w:val="%9."/>
+      <w:lvlJc w:val="right"/>
+      <w:pPr>
+        <w:ind w:left="7200" w:hanging="180"/>
+      </w:pPr>
+    </w:lvl>
+  </w:abstractNum>
+  <w:abstractNum w:abstractNumId="16" w15:restartNumberingAfterBreak="0">
+    <w:nsid w:val="2A4840A6"/>
     <w:multiLevelType w:val="multilevel"/>
-    <w:tmpl w:val="39468E62"/>
+    <w:tmpl w:val="E49E2942"/>
     <w:lvl w:ilvl="0">
       <w:start w:val="1"/>
       <w:numFmt w:val="decimal"/>
@@ -34235,10 +37326,10 @@
       </w:pPr>
     </w:lvl>
   </w:abstractNum>
-  <w:abstractNum w:abstractNumId="15" w15:restartNumberingAfterBreak="0">
-    <w:nsid w:val="4B401398"/>
+  <w:abstractNum w:abstractNumId="17" w15:restartNumberingAfterBreak="0">
+    <w:nsid w:val="39453D5D"/>
     <w:multiLevelType w:val="multilevel"/>
-    <w:tmpl w:val="A1B2A394"/>
+    <w:tmpl w:val="AE70A622"/>
     <w:lvl w:ilvl="0">
       <w:start w:val="1"/>
       <w:numFmt w:val="bullet"/>
@@ -34384,7 +37475,680 @@
       </w:rPr>
     </w:lvl>
   </w:abstractNum>
-  <w:abstractNum w:abstractNumId="16" w15:restartNumberingAfterBreak="0">
+  <w:abstractNum w:abstractNumId="18" w15:restartNumberingAfterBreak="0">
+    <w:nsid w:val="3C990C35"/>
+    <w:multiLevelType w:val="multilevel"/>
+    <w:tmpl w:val="E8F47E58"/>
+    <w:lvl w:ilvl="0">
+      <w:start w:val="1"/>
+      <w:numFmt w:val="decimal"/>
+      <w:lvlText w:val="%1."/>
+      <w:lvlJc w:val="left"/>
+      <w:pPr>
+        <w:tabs>
+          <w:tab w:val="num" w:pos="720"/>
+        </w:tabs>
+        <w:ind w:left="720" w:hanging="360"/>
+      </w:pPr>
+    </w:lvl>
+    <w:lvl w:ilvl="1" w:tentative="1">
+      <w:start w:val="1"/>
+      <w:numFmt w:val="decimal"/>
+      <w:lvlText w:val="%2."/>
+      <w:lvlJc w:val="left"/>
+      <w:pPr>
+        <w:tabs>
+          <w:tab w:val="num" w:pos="1440"/>
+        </w:tabs>
+        <w:ind w:left="1440" w:hanging="360"/>
+      </w:pPr>
+    </w:lvl>
+    <w:lvl w:ilvl="2" w:tentative="1">
+      <w:start w:val="1"/>
+      <w:numFmt w:val="decimal"/>
+      <w:lvlText w:val="%3."/>
+      <w:lvlJc w:val="left"/>
+      <w:pPr>
+        <w:tabs>
+          <w:tab w:val="num" w:pos="2160"/>
+        </w:tabs>
+        <w:ind w:left="2160" w:hanging="360"/>
+      </w:pPr>
+    </w:lvl>
+    <w:lvl w:ilvl="3" w:tentative="1">
+      <w:start w:val="1"/>
+      <w:numFmt w:val="decimal"/>
+      <w:lvlText w:val="%4."/>
+      <w:lvlJc w:val="left"/>
+      <w:pPr>
+        <w:tabs>
+          <w:tab w:val="num" w:pos="2880"/>
+        </w:tabs>
+        <w:ind w:left="2880" w:hanging="360"/>
+      </w:pPr>
+    </w:lvl>
+    <w:lvl w:ilvl="4" w:tentative="1">
+      <w:start w:val="1"/>
+      <w:numFmt w:val="decimal"/>
+      <w:lvlText w:val="%5."/>
+      <w:lvlJc w:val="left"/>
+      <w:pPr>
+        <w:tabs>
+          <w:tab w:val="num" w:pos="3600"/>
+        </w:tabs>
+        <w:ind w:left="3600" w:hanging="360"/>
+      </w:pPr>
+    </w:lvl>
+    <w:lvl w:ilvl="5" w:tentative="1">
+      <w:start w:val="1"/>
+      <w:numFmt w:val="decimal"/>
+      <w:lvlText w:val="%6."/>
+      <w:lvlJc w:val="left"/>
+      <w:pPr>
+        <w:tabs>
+          <w:tab w:val="num" w:pos="4320"/>
+        </w:tabs>
+        <w:ind w:left="4320" w:hanging="360"/>
+      </w:pPr>
+    </w:lvl>
+    <w:lvl w:ilvl="6" w:tentative="1">
+      <w:start w:val="1"/>
+      <w:numFmt w:val="decimal"/>
+      <w:lvlText w:val="%7."/>
+      <w:lvlJc w:val="left"/>
+      <w:pPr>
+        <w:tabs>
+          <w:tab w:val="num" w:pos="5040"/>
+        </w:tabs>
+        <w:ind w:left="5040" w:hanging="360"/>
+      </w:pPr>
+    </w:lvl>
+    <w:lvl w:ilvl="7" w:tentative="1">
+      <w:start w:val="1"/>
+      <w:numFmt w:val="decimal"/>
+      <w:lvlText w:val="%8."/>
+      <w:lvlJc w:val="left"/>
+      <w:pPr>
+        <w:tabs>
+          <w:tab w:val="num" w:pos="5760"/>
+        </w:tabs>
+        <w:ind w:left="5760" w:hanging="360"/>
+      </w:pPr>
+    </w:lvl>
+    <w:lvl w:ilvl="8" w:tentative="1">
+      <w:start w:val="1"/>
+      <w:numFmt w:val="decimal"/>
+      <w:lvlText w:val="%9."/>
+      <w:lvlJc w:val="left"/>
+      <w:pPr>
+        <w:tabs>
+          <w:tab w:val="num" w:pos="6480"/>
+        </w:tabs>
+        <w:ind w:left="6480" w:hanging="360"/>
+      </w:pPr>
+    </w:lvl>
+  </w:abstractNum>
+  <w:abstractNum w:abstractNumId="19" w15:restartNumberingAfterBreak="0">
+    <w:nsid w:val="3D470C5C"/>
+    <w:multiLevelType w:val="multilevel"/>
+    <w:tmpl w:val="BE0EB5C2"/>
+    <w:lvl w:ilvl="0">
+      <w:start w:val="1"/>
+      <w:numFmt w:val="bullet"/>
+      <w:lvlText w:val=""/>
+      <w:lvlJc w:val="left"/>
+      <w:pPr>
+        <w:tabs>
+          <w:tab w:val="num" w:pos="720"/>
+        </w:tabs>
+        <w:ind w:left="720" w:hanging="360"/>
+      </w:pPr>
+      <w:rPr>
+        <w:rFonts w:ascii="Symbol" w:hAnsi="Symbol" w:hint="default"/>
+        <w:sz w:val="20"/>
+      </w:rPr>
+    </w:lvl>
+    <w:lvl w:ilvl="1" w:tentative="1">
+      <w:start w:val="1"/>
+      <w:numFmt w:val="bullet"/>
+      <w:lvlText w:val="o"/>
+      <w:lvlJc w:val="left"/>
+      <w:pPr>
+        <w:tabs>
+          <w:tab w:val="num" w:pos="1440"/>
+        </w:tabs>
+        <w:ind w:left="1440" w:hanging="360"/>
+      </w:pPr>
+      <w:rPr>
+        <w:rFonts w:ascii="Courier New" w:hAnsi="Courier New" w:hint="default"/>
+        <w:sz w:val="20"/>
+      </w:rPr>
+    </w:lvl>
+    <w:lvl w:ilvl="2" w:tentative="1">
+      <w:start w:val="1"/>
+      <w:numFmt w:val="bullet"/>
+      <w:lvlText w:val=""/>
+      <w:lvlJc w:val="left"/>
+      <w:pPr>
+        <w:tabs>
+          <w:tab w:val="num" w:pos="2160"/>
+        </w:tabs>
+        <w:ind w:left="2160" w:hanging="360"/>
+      </w:pPr>
+      <w:rPr>
+        <w:rFonts w:ascii="Wingdings" w:hAnsi="Wingdings" w:hint="default"/>
+        <w:sz w:val="20"/>
+      </w:rPr>
+    </w:lvl>
+    <w:lvl w:ilvl="3" w:tentative="1">
+      <w:start w:val="1"/>
+      <w:numFmt w:val="bullet"/>
+      <w:lvlText w:val=""/>
+      <w:lvlJc w:val="left"/>
+      <w:pPr>
+        <w:tabs>
+          <w:tab w:val="num" w:pos="2880"/>
+        </w:tabs>
+        <w:ind w:left="2880" w:hanging="360"/>
+      </w:pPr>
+      <w:rPr>
+        <w:rFonts w:ascii="Wingdings" w:hAnsi="Wingdings" w:hint="default"/>
+        <w:sz w:val="20"/>
+      </w:rPr>
+    </w:lvl>
+    <w:lvl w:ilvl="4" w:tentative="1">
+      <w:start w:val="1"/>
+      <w:numFmt w:val="bullet"/>
+      <w:lvlText w:val=""/>
+      <w:lvlJc w:val="left"/>
+      <w:pPr>
+        <w:tabs>
+          <w:tab w:val="num" w:pos="3600"/>
+        </w:tabs>
+        <w:ind w:left="3600" w:hanging="360"/>
+      </w:pPr>
+      <w:rPr>
+        <w:rFonts w:ascii="Wingdings" w:hAnsi="Wingdings" w:hint="default"/>
+        <w:sz w:val="20"/>
+      </w:rPr>
+    </w:lvl>
+    <w:lvl w:ilvl="5" w:tentative="1">
+      <w:start w:val="1"/>
+      <w:numFmt w:val="bullet"/>
+      <w:lvlText w:val=""/>
+      <w:lvlJc w:val="left"/>
+      <w:pPr>
+        <w:tabs>
+          <w:tab w:val="num" w:pos="4320"/>
+        </w:tabs>
+        <w:ind w:left="4320" w:hanging="360"/>
+      </w:pPr>
+      <w:rPr>
+        <w:rFonts w:ascii="Wingdings" w:hAnsi="Wingdings" w:hint="default"/>
+        <w:sz w:val="20"/>
+      </w:rPr>
+    </w:lvl>
+    <w:lvl w:ilvl="6" w:tentative="1">
+      <w:start w:val="1"/>
+      <w:numFmt w:val="bullet"/>
+      <w:lvlText w:val=""/>
+      <w:lvlJc w:val="left"/>
+      <w:pPr>
+        <w:tabs>
+          <w:tab w:val="num" w:pos="5040"/>
+        </w:tabs>
+        <w:ind w:left="5040" w:hanging="360"/>
+      </w:pPr>
+      <w:rPr>
+        <w:rFonts w:ascii="Wingdings" w:hAnsi="Wingdings" w:hint="default"/>
+        <w:sz w:val="20"/>
+      </w:rPr>
+    </w:lvl>
+    <w:lvl w:ilvl="7" w:tentative="1">
+      <w:start w:val="1"/>
+      <w:numFmt w:val="bullet"/>
+      <w:lvlText w:val=""/>
+      <w:lvlJc w:val="left"/>
+      <w:pPr>
+        <w:tabs>
+          <w:tab w:val="num" w:pos="5760"/>
+        </w:tabs>
+        <w:ind w:left="5760" w:hanging="360"/>
+      </w:pPr>
+      <w:rPr>
+        <w:rFonts w:ascii="Wingdings" w:hAnsi="Wingdings" w:hint="default"/>
+        <w:sz w:val="20"/>
+      </w:rPr>
+    </w:lvl>
+    <w:lvl w:ilvl="8" w:tentative="1">
+      <w:start w:val="1"/>
+      <w:numFmt w:val="bullet"/>
+      <w:lvlText w:val=""/>
+      <w:lvlJc w:val="left"/>
+      <w:pPr>
+        <w:tabs>
+          <w:tab w:val="num" w:pos="6480"/>
+        </w:tabs>
+        <w:ind w:left="6480" w:hanging="360"/>
+      </w:pPr>
+      <w:rPr>
+        <w:rFonts w:ascii="Wingdings" w:hAnsi="Wingdings" w:hint="default"/>
+        <w:sz w:val="20"/>
+      </w:rPr>
+    </w:lvl>
+  </w:abstractNum>
+  <w:abstractNum w:abstractNumId="20" w15:restartNumberingAfterBreak="0">
+    <w:nsid w:val="3E080CD9"/>
+    <w:multiLevelType w:val="multilevel"/>
+    <w:tmpl w:val="39468E62"/>
+    <w:lvl w:ilvl="0">
+      <w:start w:val="1"/>
+      <w:numFmt w:val="decimal"/>
+      <w:lvlText w:val="%1."/>
+      <w:lvlJc w:val="left"/>
+      <w:pPr>
+        <w:tabs>
+          <w:tab w:val="num" w:pos="720"/>
+        </w:tabs>
+        <w:ind w:left="720" w:hanging="360"/>
+      </w:pPr>
+    </w:lvl>
+    <w:lvl w:ilvl="1" w:tentative="1">
+      <w:start w:val="1"/>
+      <w:numFmt w:val="decimal"/>
+      <w:lvlText w:val="%2."/>
+      <w:lvlJc w:val="left"/>
+      <w:pPr>
+        <w:tabs>
+          <w:tab w:val="num" w:pos="1440"/>
+        </w:tabs>
+        <w:ind w:left="1440" w:hanging="360"/>
+      </w:pPr>
+    </w:lvl>
+    <w:lvl w:ilvl="2" w:tentative="1">
+      <w:start w:val="1"/>
+      <w:numFmt w:val="decimal"/>
+      <w:lvlText w:val="%3."/>
+      <w:lvlJc w:val="left"/>
+      <w:pPr>
+        <w:tabs>
+          <w:tab w:val="num" w:pos="2160"/>
+        </w:tabs>
+        <w:ind w:left="2160" w:hanging="360"/>
+      </w:pPr>
+    </w:lvl>
+    <w:lvl w:ilvl="3" w:tentative="1">
+      <w:start w:val="1"/>
+      <w:numFmt w:val="decimal"/>
+      <w:lvlText w:val="%4."/>
+      <w:lvlJc w:val="left"/>
+      <w:pPr>
+        <w:tabs>
+          <w:tab w:val="num" w:pos="2880"/>
+        </w:tabs>
+        <w:ind w:left="2880" w:hanging="360"/>
+      </w:pPr>
+    </w:lvl>
+    <w:lvl w:ilvl="4" w:tentative="1">
+      <w:start w:val="1"/>
+      <w:numFmt w:val="decimal"/>
+      <w:lvlText w:val="%5."/>
+      <w:lvlJc w:val="left"/>
+      <w:pPr>
+        <w:tabs>
+          <w:tab w:val="num" w:pos="3600"/>
+        </w:tabs>
+        <w:ind w:left="3600" w:hanging="360"/>
+      </w:pPr>
+    </w:lvl>
+    <w:lvl w:ilvl="5" w:tentative="1">
+      <w:start w:val="1"/>
+      <w:numFmt w:val="decimal"/>
+      <w:lvlText w:val="%6."/>
+      <w:lvlJc w:val="left"/>
+      <w:pPr>
+        <w:tabs>
+          <w:tab w:val="num" w:pos="4320"/>
+        </w:tabs>
+        <w:ind w:left="4320" w:hanging="360"/>
+      </w:pPr>
+    </w:lvl>
+    <w:lvl w:ilvl="6" w:tentative="1">
+      <w:start w:val="1"/>
+      <w:numFmt w:val="decimal"/>
+      <w:lvlText w:val="%7."/>
+      <w:lvlJc w:val="left"/>
+      <w:pPr>
+        <w:tabs>
+          <w:tab w:val="num" w:pos="5040"/>
+        </w:tabs>
+        <w:ind w:left="5040" w:hanging="360"/>
+      </w:pPr>
+    </w:lvl>
+    <w:lvl w:ilvl="7" w:tentative="1">
+      <w:start w:val="1"/>
+      <w:numFmt w:val="decimal"/>
+      <w:lvlText w:val="%8."/>
+      <w:lvlJc w:val="left"/>
+      <w:pPr>
+        <w:tabs>
+          <w:tab w:val="num" w:pos="5760"/>
+        </w:tabs>
+        <w:ind w:left="5760" w:hanging="360"/>
+      </w:pPr>
+    </w:lvl>
+    <w:lvl w:ilvl="8" w:tentative="1">
+      <w:start w:val="1"/>
+      <w:numFmt w:val="decimal"/>
+      <w:lvlText w:val="%9."/>
+      <w:lvlJc w:val="left"/>
+      <w:pPr>
+        <w:tabs>
+          <w:tab w:val="num" w:pos="6480"/>
+        </w:tabs>
+        <w:ind w:left="6480" w:hanging="360"/>
+      </w:pPr>
+    </w:lvl>
+  </w:abstractNum>
+  <w:abstractNum w:abstractNumId="21" w15:restartNumberingAfterBreak="0">
+    <w:nsid w:val="49476426"/>
+    <w:multiLevelType w:val="multilevel"/>
+    <w:tmpl w:val="81A2ABEE"/>
+    <w:lvl w:ilvl="0">
+      <w:start w:val="1"/>
+      <w:numFmt w:val="bullet"/>
+      <w:lvlText w:val=""/>
+      <w:lvlJc w:val="left"/>
+      <w:pPr>
+        <w:tabs>
+          <w:tab w:val="num" w:pos="720"/>
+        </w:tabs>
+        <w:ind w:left="720" w:hanging="360"/>
+      </w:pPr>
+      <w:rPr>
+        <w:rFonts w:ascii="Symbol" w:hAnsi="Symbol" w:hint="default"/>
+        <w:sz w:val="20"/>
+      </w:rPr>
+    </w:lvl>
+    <w:lvl w:ilvl="1" w:tentative="1">
+      <w:start w:val="1"/>
+      <w:numFmt w:val="bullet"/>
+      <w:lvlText w:val="o"/>
+      <w:lvlJc w:val="left"/>
+      <w:pPr>
+        <w:tabs>
+          <w:tab w:val="num" w:pos="1440"/>
+        </w:tabs>
+        <w:ind w:left="1440" w:hanging="360"/>
+      </w:pPr>
+      <w:rPr>
+        <w:rFonts w:ascii="Courier New" w:hAnsi="Courier New" w:hint="default"/>
+        <w:sz w:val="20"/>
+      </w:rPr>
+    </w:lvl>
+    <w:lvl w:ilvl="2" w:tentative="1">
+      <w:start w:val="1"/>
+      <w:numFmt w:val="bullet"/>
+      <w:lvlText w:val=""/>
+      <w:lvlJc w:val="left"/>
+      <w:pPr>
+        <w:tabs>
+          <w:tab w:val="num" w:pos="2160"/>
+        </w:tabs>
+        <w:ind w:left="2160" w:hanging="360"/>
+      </w:pPr>
+      <w:rPr>
+        <w:rFonts w:ascii="Wingdings" w:hAnsi="Wingdings" w:hint="default"/>
+        <w:sz w:val="20"/>
+      </w:rPr>
+    </w:lvl>
+    <w:lvl w:ilvl="3" w:tentative="1">
+      <w:start w:val="1"/>
+      <w:numFmt w:val="bullet"/>
+      <w:lvlText w:val=""/>
+      <w:lvlJc w:val="left"/>
+      <w:pPr>
+        <w:tabs>
+          <w:tab w:val="num" w:pos="2880"/>
+        </w:tabs>
+        <w:ind w:left="2880" w:hanging="360"/>
+      </w:pPr>
+      <w:rPr>
+        <w:rFonts w:ascii="Wingdings" w:hAnsi="Wingdings" w:hint="default"/>
+        <w:sz w:val="20"/>
+      </w:rPr>
+    </w:lvl>
+    <w:lvl w:ilvl="4" w:tentative="1">
+      <w:start w:val="1"/>
+      <w:numFmt w:val="bullet"/>
+      <w:lvlText w:val=""/>
+      <w:lvlJc w:val="left"/>
+      <w:pPr>
+        <w:tabs>
+          <w:tab w:val="num" w:pos="3600"/>
+        </w:tabs>
+        <w:ind w:left="3600" w:hanging="360"/>
+      </w:pPr>
+      <w:rPr>
+        <w:rFonts w:ascii="Wingdings" w:hAnsi="Wingdings" w:hint="default"/>
+        <w:sz w:val="20"/>
+      </w:rPr>
+    </w:lvl>
+    <w:lvl w:ilvl="5" w:tentative="1">
+      <w:start w:val="1"/>
+      <w:numFmt w:val="bullet"/>
+      <w:lvlText w:val=""/>
+      <w:lvlJc w:val="left"/>
+      <w:pPr>
+        <w:tabs>
+          <w:tab w:val="num" w:pos="4320"/>
+        </w:tabs>
+        <w:ind w:left="4320" w:hanging="360"/>
+      </w:pPr>
+      <w:rPr>
+        <w:rFonts w:ascii="Wingdings" w:hAnsi="Wingdings" w:hint="default"/>
+        <w:sz w:val="20"/>
+      </w:rPr>
+    </w:lvl>
+    <w:lvl w:ilvl="6" w:tentative="1">
+      <w:start w:val="1"/>
+      <w:numFmt w:val="bullet"/>
+      <w:lvlText w:val=""/>
+      <w:lvlJc w:val="left"/>
+      <w:pPr>
+        <w:tabs>
+          <w:tab w:val="num" w:pos="5040"/>
+        </w:tabs>
+        <w:ind w:left="5040" w:hanging="360"/>
+      </w:pPr>
+      <w:rPr>
+        <w:rFonts w:ascii="Wingdings" w:hAnsi="Wingdings" w:hint="default"/>
+        <w:sz w:val="20"/>
+      </w:rPr>
+    </w:lvl>
+    <w:lvl w:ilvl="7" w:tentative="1">
+      <w:start w:val="1"/>
+      <w:numFmt w:val="bullet"/>
+      <w:lvlText w:val=""/>
+      <w:lvlJc w:val="left"/>
+      <w:pPr>
+        <w:tabs>
+          <w:tab w:val="num" w:pos="5760"/>
+        </w:tabs>
+        <w:ind w:left="5760" w:hanging="360"/>
+      </w:pPr>
+      <w:rPr>
+        <w:rFonts w:ascii="Wingdings" w:hAnsi="Wingdings" w:hint="default"/>
+        <w:sz w:val="20"/>
+      </w:rPr>
+    </w:lvl>
+    <w:lvl w:ilvl="8" w:tentative="1">
+      <w:start w:val="1"/>
+      <w:numFmt w:val="bullet"/>
+      <w:lvlText w:val=""/>
+      <w:lvlJc w:val="left"/>
+      <w:pPr>
+        <w:tabs>
+          <w:tab w:val="num" w:pos="6480"/>
+        </w:tabs>
+        <w:ind w:left="6480" w:hanging="360"/>
+      </w:pPr>
+      <w:rPr>
+        <w:rFonts w:ascii="Wingdings" w:hAnsi="Wingdings" w:hint="default"/>
+        <w:sz w:val="20"/>
+      </w:rPr>
+    </w:lvl>
+  </w:abstractNum>
+  <w:abstractNum w:abstractNumId="22" w15:restartNumberingAfterBreak="0">
+    <w:nsid w:val="4B401398"/>
+    <w:multiLevelType w:val="multilevel"/>
+    <w:tmpl w:val="A1B2A394"/>
+    <w:lvl w:ilvl="0">
+      <w:start w:val="1"/>
+      <w:numFmt w:val="bullet"/>
+      <w:lvlText w:val=""/>
+      <w:lvlJc w:val="left"/>
+      <w:pPr>
+        <w:tabs>
+          <w:tab w:val="num" w:pos="720"/>
+        </w:tabs>
+        <w:ind w:left="720" w:hanging="360"/>
+      </w:pPr>
+      <w:rPr>
+        <w:rFonts w:ascii="Symbol" w:hAnsi="Symbol" w:hint="default"/>
+        <w:sz w:val="20"/>
+      </w:rPr>
+    </w:lvl>
+    <w:lvl w:ilvl="1" w:tentative="1">
+      <w:start w:val="1"/>
+      <w:numFmt w:val="bullet"/>
+      <w:lvlText w:val="o"/>
+      <w:lvlJc w:val="left"/>
+      <w:pPr>
+        <w:tabs>
+          <w:tab w:val="num" w:pos="1440"/>
+        </w:tabs>
+        <w:ind w:left="1440" w:hanging="360"/>
+      </w:pPr>
+      <w:rPr>
+        <w:rFonts w:ascii="Courier New" w:hAnsi="Courier New" w:hint="default"/>
+        <w:sz w:val="20"/>
+      </w:rPr>
+    </w:lvl>
+    <w:lvl w:ilvl="2" w:tentative="1">
+      <w:start w:val="1"/>
+      <w:numFmt w:val="bullet"/>
+      <w:lvlText w:val=""/>
+      <w:lvlJc w:val="left"/>
+      <w:pPr>
+        <w:tabs>
+          <w:tab w:val="num" w:pos="2160"/>
+        </w:tabs>
+        <w:ind w:left="2160" w:hanging="360"/>
+      </w:pPr>
+      <w:rPr>
+        <w:rFonts w:ascii="Wingdings" w:hAnsi="Wingdings" w:hint="default"/>
+        <w:sz w:val="20"/>
+      </w:rPr>
+    </w:lvl>
+    <w:lvl w:ilvl="3" w:tentative="1">
+      <w:start w:val="1"/>
+      <w:numFmt w:val="bullet"/>
+      <w:lvlText w:val=""/>
+      <w:lvlJc w:val="left"/>
+      <w:pPr>
+        <w:tabs>
+          <w:tab w:val="num" w:pos="2880"/>
+        </w:tabs>
+        <w:ind w:left="2880" w:hanging="360"/>
+      </w:pPr>
+      <w:rPr>
+        <w:rFonts w:ascii="Wingdings" w:hAnsi="Wingdings" w:hint="default"/>
+        <w:sz w:val="20"/>
+      </w:rPr>
+    </w:lvl>
+    <w:lvl w:ilvl="4" w:tentative="1">
+      <w:start w:val="1"/>
+      <w:numFmt w:val="bullet"/>
+      <w:lvlText w:val=""/>
+      <w:lvlJc w:val="left"/>
+      <w:pPr>
+        <w:tabs>
+          <w:tab w:val="num" w:pos="3600"/>
+        </w:tabs>
+        <w:ind w:left="3600" w:hanging="360"/>
+      </w:pPr>
+      <w:rPr>
+        <w:rFonts w:ascii="Wingdings" w:hAnsi="Wingdings" w:hint="default"/>
+        <w:sz w:val="20"/>
+      </w:rPr>
+    </w:lvl>
+    <w:lvl w:ilvl="5" w:tentative="1">
+      <w:start w:val="1"/>
+      <w:numFmt w:val="bullet"/>
+      <w:lvlText w:val=""/>
+      <w:lvlJc w:val="left"/>
+      <w:pPr>
+        <w:tabs>
+          <w:tab w:val="num" w:pos="4320"/>
+        </w:tabs>
+        <w:ind w:left="4320" w:hanging="360"/>
+      </w:pPr>
+      <w:rPr>
+        <w:rFonts w:ascii="Wingdings" w:hAnsi="Wingdings" w:hint="default"/>
+        <w:sz w:val="20"/>
+      </w:rPr>
+    </w:lvl>
+    <w:lvl w:ilvl="6" w:tentative="1">
+      <w:start w:val="1"/>
+      <w:numFmt w:val="bullet"/>
+      <w:lvlText w:val=""/>
+      <w:lvlJc w:val="left"/>
+      <w:pPr>
+        <w:tabs>
+          <w:tab w:val="num" w:pos="5040"/>
+        </w:tabs>
+        <w:ind w:left="5040" w:hanging="360"/>
+      </w:pPr>
+      <w:rPr>
+        <w:rFonts w:ascii="Wingdings" w:hAnsi="Wingdings" w:hint="default"/>
+        <w:sz w:val="20"/>
+      </w:rPr>
+    </w:lvl>
+    <w:lvl w:ilvl="7" w:tentative="1">
+      <w:start w:val="1"/>
+      <w:numFmt w:val="bullet"/>
+      <w:lvlText w:val=""/>
+      <w:lvlJc w:val="left"/>
+      <w:pPr>
+        <w:tabs>
+          <w:tab w:val="num" w:pos="5760"/>
+        </w:tabs>
+        <w:ind w:left="5760" w:hanging="360"/>
+      </w:pPr>
+      <w:rPr>
+        <w:rFonts w:ascii="Wingdings" w:hAnsi="Wingdings" w:hint="default"/>
+        <w:sz w:val="20"/>
+      </w:rPr>
+    </w:lvl>
+    <w:lvl w:ilvl="8" w:tentative="1">
+      <w:start w:val="1"/>
+      <w:numFmt w:val="bullet"/>
+      <w:lvlText w:val=""/>
+      <w:lvlJc w:val="left"/>
+      <w:pPr>
+        <w:tabs>
+          <w:tab w:val="num" w:pos="6480"/>
+        </w:tabs>
+        <w:ind w:left="6480" w:hanging="360"/>
+      </w:pPr>
+      <w:rPr>
+        <w:rFonts w:ascii="Wingdings" w:hAnsi="Wingdings" w:hint="default"/>
+        <w:sz w:val="20"/>
+      </w:rPr>
+    </w:lvl>
+  </w:abstractNum>
+  <w:abstractNum w:abstractNumId="23" w15:restartNumberingAfterBreak="0">
     <w:nsid w:val="4E764890"/>
     <w:multiLevelType w:val="multilevel"/>
     <w:tmpl w:val="0CFA2690"/>
@@ -34501,7 +38265,7 @@
       </w:pPr>
     </w:lvl>
   </w:abstractNum>
-  <w:abstractNum w:abstractNumId="17" w15:restartNumberingAfterBreak="0">
+  <w:abstractNum w:abstractNumId="24" w15:restartNumberingAfterBreak="0">
     <w:nsid w:val="4F360D10"/>
     <w:multiLevelType w:val="multilevel"/>
     <w:tmpl w:val="A2D09CC4"/>
@@ -34650,7 +38414,7 @@
       </w:rPr>
     </w:lvl>
   </w:abstractNum>
-  <w:abstractNum w:abstractNumId="18" w15:restartNumberingAfterBreak="0">
+  <w:abstractNum w:abstractNumId="25" w15:restartNumberingAfterBreak="0">
     <w:nsid w:val="504F2103"/>
     <w:multiLevelType w:val="multilevel"/>
     <w:tmpl w:val="44F82AFC"/>
@@ -34799,7 +38563,7 @@
       </w:rPr>
     </w:lvl>
   </w:abstractNum>
-  <w:abstractNum w:abstractNumId="19" w15:restartNumberingAfterBreak="0">
+  <w:abstractNum w:abstractNumId="26" w15:restartNumberingAfterBreak="0">
     <w:nsid w:val="53274F5F"/>
     <w:multiLevelType w:val="multilevel"/>
     <w:tmpl w:val="51B4CCF4"/>
@@ -34948,123 +38712,10 @@
       </w:rPr>
     </w:lvl>
   </w:abstractNum>
-  <w:abstractNum w:abstractNumId="20" w15:restartNumberingAfterBreak="0">
-    <w:nsid w:val="57617979"/>
+  <w:abstractNum w:abstractNumId="27" w15:restartNumberingAfterBreak="0">
+    <w:nsid w:val="56A250F4"/>
     <w:multiLevelType w:val="multilevel"/>
-    <w:tmpl w:val="E98C2EDA"/>
-    <w:lvl w:ilvl="0">
-      <w:start w:val="1"/>
-      <w:numFmt w:val="decimal"/>
-      <w:lvlText w:val="%1."/>
-      <w:lvlJc w:val="left"/>
-      <w:pPr>
-        <w:tabs>
-          <w:tab w:val="num" w:pos="720"/>
-        </w:tabs>
-        <w:ind w:left="720" w:hanging="360"/>
-      </w:pPr>
-    </w:lvl>
-    <w:lvl w:ilvl="1" w:tentative="1">
-      <w:start w:val="1"/>
-      <w:numFmt w:val="decimal"/>
-      <w:lvlText w:val="%2."/>
-      <w:lvlJc w:val="left"/>
-      <w:pPr>
-        <w:tabs>
-          <w:tab w:val="num" w:pos="1440"/>
-        </w:tabs>
-        <w:ind w:left="1440" w:hanging="360"/>
-      </w:pPr>
-    </w:lvl>
-    <w:lvl w:ilvl="2" w:tentative="1">
-      <w:start w:val="1"/>
-      <w:numFmt w:val="decimal"/>
-      <w:lvlText w:val="%3."/>
-      <w:lvlJc w:val="left"/>
-      <w:pPr>
-        <w:tabs>
-          <w:tab w:val="num" w:pos="2160"/>
-        </w:tabs>
-        <w:ind w:left="2160" w:hanging="360"/>
-      </w:pPr>
-    </w:lvl>
-    <w:lvl w:ilvl="3" w:tentative="1">
-      <w:start w:val="1"/>
-      <w:numFmt w:val="decimal"/>
-      <w:lvlText w:val="%4."/>
-      <w:lvlJc w:val="left"/>
-      <w:pPr>
-        <w:tabs>
-          <w:tab w:val="num" w:pos="2880"/>
-        </w:tabs>
-        <w:ind w:left="2880" w:hanging="360"/>
-      </w:pPr>
-    </w:lvl>
-    <w:lvl w:ilvl="4" w:tentative="1">
-      <w:start w:val="1"/>
-      <w:numFmt w:val="decimal"/>
-      <w:lvlText w:val="%5."/>
-      <w:lvlJc w:val="left"/>
-      <w:pPr>
-        <w:tabs>
-          <w:tab w:val="num" w:pos="3600"/>
-        </w:tabs>
-        <w:ind w:left="3600" w:hanging="360"/>
-      </w:pPr>
-    </w:lvl>
-    <w:lvl w:ilvl="5" w:tentative="1">
-      <w:start w:val="1"/>
-      <w:numFmt w:val="decimal"/>
-      <w:lvlText w:val="%6."/>
-      <w:lvlJc w:val="left"/>
-      <w:pPr>
-        <w:tabs>
-          <w:tab w:val="num" w:pos="4320"/>
-        </w:tabs>
-        <w:ind w:left="4320" w:hanging="360"/>
-      </w:pPr>
-    </w:lvl>
-    <w:lvl w:ilvl="6" w:tentative="1">
-      <w:start w:val="1"/>
-      <w:numFmt w:val="decimal"/>
-      <w:lvlText w:val="%7."/>
-      <w:lvlJc w:val="left"/>
-      <w:pPr>
-        <w:tabs>
-          <w:tab w:val="num" w:pos="5040"/>
-        </w:tabs>
-        <w:ind w:left="5040" w:hanging="360"/>
-      </w:pPr>
-    </w:lvl>
-    <w:lvl w:ilvl="7" w:tentative="1">
-      <w:start w:val="1"/>
-      <w:numFmt w:val="decimal"/>
-      <w:lvlText w:val="%8."/>
-      <w:lvlJc w:val="left"/>
-      <w:pPr>
-        <w:tabs>
-          <w:tab w:val="num" w:pos="5760"/>
-        </w:tabs>
-        <w:ind w:left="5760" w:hanging="360"/>
-      </w:pPr>
-    </w:lvl>
-    <w:lvl w:ilvl="8" w:tentative="1">
-      <w:start w:val="1"/>
-      <w:numFmt w:val="decimal"/>
-      <w:lvlText w:val="%9."/>
-      <w:lvlJc w:val="left"/>
-      <w:pPr>
-        <w:tabs>
-          <w:tab w:val="num" w:pos="6480"/>
-        </w:tabs>
-        <w:ind w:left="6480" w:hanging="360"/>
-      </w:pPr>
-    </w:lvl>
-  </w:abstractNum>
-  <w:abstractNum w:abstractNumId="21" w15:restartNumberingAfterBreak="0">
-    <w:nsid w:val="60DD3B2D"/>
-    <w:multiLevelType w:val="multilevel"/>
-    <w:tmpl w:val="CC684F68"/>
+    <w:tmpl w:val="E850D168"/>
     <w:lvl w:ilvl="0">
       <w:start w:val="1"/>
       <w:numFmt w:val="bullet"/>
@@ -35210,10 +38861,10 @@
       </w:rPr>
     </w:lvl>
   </w:abstractNum>
-  <w:abstractNum w:abstractNumId="22" w15:restartNumberingAfterBreak="0">
-    <w:nsid w:val="65F77340"/>
+  <w:abstractNum w:abstractNumId="28" w15:restartNumberingAfterBreak="0">
+    <w:nsid w:val="57617979"/>
     <w:multiLevelType w:val="multilevel"/>
-    <w:tmpl w:val="5622E960"/>
+    <w:tmpl w:val="E98C2EDA"/>
     <w:lvl w:ilvl="0">
       <w:start w:val="1"/>
       <w:numFmt w:val="decimal"/>
@@ -35323,10 +38974,10 @@
       </w:pPr>
     </w:lvl>
   </w:abstractNum>
-  <w:abstractNum w:abstractNumId="23" w15:restartNumberingAfterBreak="0">
-    <w:nsid w:val="696C11C3"/>
+  <w:abstractNum w:abstractNumId="29" w15:restartNumberingAfterBreak="0">
+    <w:nsid w:val="60DD3B2D"/>
     <w:multiLevelType w:val="multilevel"/>
-    <w:tmpl w:val="5072751A"/>
+    <w:tmpl w:val="CC684F68"/>
     <w:lvl w:ilvl="0">
       <w:start w:val="1"/>
       <w:numFmt w:val="bullet"/>
@@ -35472,123 +39123,10 @@
       </w:rPr>
     </w:lvl>
   </w:abstractNum>
-  <w:abstractNum w:abstractNumId="24" w15:restartNumberingAfterBreak="0">
-    <w:nsid w:val="714C437C"/>
+  <w:abstractNum w:abstractNumId="30" w15:restartNumberingAfterBreak="0">
+    <w:nsid w:val="62982812"/>
     <w:multiLevelType w:val="multilevel"/>
-    <w:tmpl w:val="78D06452"/>
-    <w:lvl w:ilvl="0">
-      <w:start w:val="1"/>
-      <w:numFmt w:val="decimal"/>
-      <w:lvlText w:val="%1."/>
-      <w:lvlJc w:val="left"/>
-      <w:pPr>
-        <w:tabs>
-          <w:tab w:val="num" w:pos="720"/>
-        </w:tabs>
-        <w:ind w:left="720" w:hanging="360"/>
-      </w:pPr>
-    </w:lvl>
-    <w:lvl w:ilvl="1" w:tentative="1">
-      <w:start w:val="1"/>
-      <w:numFmt w:val="decimal"/>
-      <w:lvlText w:val="%2."/>
-      <w:lvlJc w:val="left"/>
-      <w:pPr>
-        <w:tabs>
-          <w:tab w:val="num" w:pos="1440"/>
-        </w:tabs>
-        <w:ind w:left="1440" w:hanging="360"/>
-      </w:pPr>
-    </w:lvl>
-    <w:lvl w:ilvl="2" w:tentative="1">
-      <w:start w:val="1"/>
-      <w:numFmt w:val="decimal"/>
-      <w:lvlText w:val="%3."/>
-      <w:lvlJc w:val="left"/>
-      <w:pPr>
-        <w:tabs>
-          <w:tab w:val="num" w:pos="2160"/>
-        </w:tabs>
-        <w:ind w:left="2160" w:hanging="360"/>
-      </w:pPr>
-    </w:lvl>
-    <w:lvl w:ilvl="3" w:tentative="1">
-      <w:start w:val="1"/>
-      <w:numFmt w:val="decimal"/>
-      <w:lvlText w:val="%4."/>
-      <w:lvlJc w:val="left"/>
-      <w:pPr>
-        <w:tabs>
-          <w:tab w:val="num" w:pos="2880"/>
-        </w:tabs>
-        <w:ind w:left="2880" w:hanging="360"/>
-      </w:pPr>
-    </w:lvl>
-    <w:lvl w:ilvl="4" w:tentative="1">
-      <w:start w:val="1"/>
-      <w:numFmt w:val="decimal"/>
-      <w:lvlText w:val="%5."/>
-      <w:lvlJc w:val="left"/>
-      <w:pPr>
-        <w:tabs>
-          <w:tab w:val="num" w:pos="3600"/>
-        </w:tabs>
-        <w:ind w:left="3600" w:hanging="360"/>
-      </w:pPr>
-    </w:lvl>
-    <w:lvl w:ilvl="5" w:tentative="1">
-      <w:start w:val="1"/>
-      <w:numFmt w:val="decimal"/>
-      <w:lvlText w:val="%6."/>
-      <w:lvlJc w:val="left"/>
-      <w:pPr>
-        <w:tabs>
-          <w:tab w:val="num" w:pos="4320"/>
-        </w:tabs>
-        <w:ind w:left="4320" w:hanging="360"/>
-      </w:pPr>
-    </w:lvl>
-    <w:lvl w:ilvl="6" w:tentative="1">
-      <w:start w:val="1"/>
-      <w:numFmt w:val="decimal"/>
-      <w:lvlText w:val="%7."/>
-      <w:lvlJc w:val="left"/>
-      <w:pPr>
-        <w:tabs>
-          <w:tab w:val="num" w:pos="5040"/>
-        </w:tabs>
-        <w:ind w:left="5040" w:hanging="360"/>
-      </w:pPr>
-    </w:lvl>
-    <w:lvl w:ilvl="7" w:tentative="1">
-      <w:start w:val="1"/>
-      <w:numFmt w:val="decimal"/>
-      <w:lvlText w:val="%8."/>
-      <w:lvlJc w:val="left"/>
-      <w:pPr>
-        <w:tabs>
-          <w:tab w:val="num" w:pos="5760"/>
-        </w:tabs>
-        <w:ind w:left="5760" w:hanging="360"/>
-      </w:pPr>
-    </w:lvl>
-    <w:lvl w:ilvl="8" w:tentative="1">
-      <w:start w:val="1"/>
-      <w:numFmt w:val="decimal"/>
-      <w:lvlText w:val="%9."/>
-      <w:lvlJc w:val="left"/>
-      <w:pPr>
-        <w:tabs>
-          <w:tab w:val="num" w:pos="6480"/>
-        </w:tabs>
-        <w:ind w:left="6480" w:hanging="360"/>
-      </w:pPr>
-    </w:lvl>
-  </w:abstractNum>
-  <w:abstractNum w:abstractNumId="25" w15:restartNumberingAfterBreak="0">
-    <w:nsid w:val="738B66B1"/>
-    <w:multiLevelType w:val="multilevel"/>
-    <w:tmpl w:val="9ECC7396"/>
+    <w:tmpl w:val="D24AF89A"/>
     <w:lvl w:ilvl="0">
       <w:start w:val="1"/>
       <w:numFmt w:val="bullet"/>
@@ -35734,10 +39272,10 @@
       </w:rPr>
     </w:lvl>
   </w:abstractNum>
-  <w:abstractNum w:abstractNumId="26" w15:restartNumberingAfterBreak="0">
-    <w:nsid w:val="759B09CF"/>
+  <w:abstractNum w:abstractNumId="31" w15:restartNumberingAfterBreak="0">
+    <w:nsid w:val="64345B74"/>
     <w:multiLevelType w:val="multilevel"/>
-    <w:tmpl w:val="EBFCBA80"/>
+    <w:tmpl w:val="6DE689CC"/>
     <w:lvl w:ilvl="0">
       <w:start w:val="1"/>
       <w:numFmt w:val="bullet"/>
@@ -35883,7 +39421,829 @@
       </w:rPr>
     </w:lvl>
   </w:abstractNum>
-  <w:abstractNum w:abstractNumId="27" w15:restartNumberingAfterBreak="0">
+  <w:abstractNum w:abstractNumId="32" w15:restartNumberingAfterBreak="0">
+    <w:nsid w:val="64EA40E1"/>
+    <w:multiLevelType w:val="multilevel"/>
+    <w:tmpl w:val="818657F8"/>
+    <w:lvl w:ilvl="0">
+      <w:start w:val="1"/>
+      <w:numFmt w:val="bullet"/>
+      <w:lvlText w:val=""/>
+      <w:lvlJc w:val="left"/>
+      <w:pPr>
+        <w:tabs>
+          <w:tab w:val="num" w:pos="720"/>
+        </w:tabs>
+        <w:ind w:left="720" w:hanging="360"/>
+      </w:pPr>
+      <w:rPr>
+        <w:rFonts w:ascii="Symbol" w:hAnsi="Symbol" w:hint="default"/>
+        <w:sz w:val="20"/>
+      </w:rPr>
+    </w:lvl>
+    <w:lvl w:ilvl="1" w:tentative="1">
+      <w:start w:val="1"/>
+      <w:numFmt w:val="bullet"/>
+      <w:lvlText w:val="o"/>
+      <w:lvlJc w:val="left"/>
+      <w:pPr>
+        <w:tabs>
+          <w:tab w:val="num" w:pos="1440"/>
+        </w:tabs>
+        <w:ind w:left="1440" w:hanging="360"/>
+      </w:pPr>
+      <w:rPr>
+        <w:rFonts w:ascii="Courier New" w:hAnsi="Courier New" w:hint="default"/>
+        <w:sz w:val="20"/>
+      </w:rPr>
+    </w:lvl>
+    <w:lvl w:ilvl="2" w:tentative="1">
+      <w:start w:val="1"/>
+      <w:numFmt w:val="bullet"/>
+      <w:lvlText w:val=""/>
+      <w:lvlJc w:val="left"/>
+      <w:pPr>
+        <w:tabs>
+          <w:tab w:val="num" w:pos="2160"/>
+        </w:tabs>
+        <w:ind w:left="2160" w:hanging="360"/>
+      </w:pPr>
+      <w:rPr>
+        <w:rFonts w:ascii="Wingdings" w:hAnsi="Wingdings" w:hint="default"/>
+        <w:sz w:val="20"/>
+      </w:rPr>
+    </w:lvl>
+    <w:lvl w:ilvl="3" w:tentative="1">
+      <w:start w:val="1"/>
+      <w:numFmt w:val="bullet"/>
+      <w:lvlText w:val=""/>
+      <w:lvlJc w:val="left"/>
+      <w:pPr>
+        <w:tabs>
+          <w:tab w:val="num" w:pos="2880"/>
+        </w:tabs>
+        <w:ind w:left="2880" w:hanging="360"/>
+      </w:pPr>
+      <w:rPr>
+        <w:rFonts w:ascii="Wingdings" w:hAnsi="Wingdings" w:hint="default"/>
+        <w:sz w:val="20"/>
+      </w:rPr>
+    </w:lvl>
+    <w:lvl w:ilvl="4" w:tentative="1">
+      <w:start w:val="1"/>
+      <w:numFmt w:val="bullet"/>
+      <w:lvlText w:val=""/>
+      <w:lvlJc w:val="left"/>
+      <w:pPr>
+        <w:tabs>
+          <w:tab w:val="num" w:pos="3600"/>
+        </w:tabs>
+        <w:ind w:left="3600" w:hanging="360"/>
+      </w:pPr>
+      <w:rPr>
+        <w:rFonts w:ascii="Wingdings" w:hAnsi="Wingdings" w:hint="default"/>
+        <w:sz w:val="20"/>
+      </w:rPr>
+    </w:lvl>
+    <w:lvl w:ilvl="5" w:tentative="1">
+      <w:start w:val="1"/>
+      <w:numFmt w:val="bullet"/>
+      <w:lvlText w:val=""/>
+      <w:lvlJc w:val="left"/>
+      <w:pPr>
+        <w:tabs>
+          <w:tab w:val="num" w:pos="4320"/>
+        </w:tabs>
+        <w:ind w:left="4320" w:hanging="360"/>
+      </w:pPr>
+      <w:rPr>
+        <w:rFonts w:ascii="Wingdings" w:hAnsi="Wingdings" w:hint="default"/>
+        <w:sz w:val="20"/>
+      </w:rPr>
+    </w:lvl>
+    <w:lvl w:ilvl="6" w:tentative="1">
+      <w:start w:val="1"/>
+      <w:numFmt w:val="bullet"/>
+      <w:lvlText w:val=""/>
+      <w:lvlJc w:val="left"/>
+      <w:pPr>
+        <w:tabs>
+          <w:tab w:val="num" w:pos="5040"/>
+        </w:tabs>
+        <w:ind w:left="5040" w:hanging="360"/>
+      </w:pPr>
+      <w:rPr>
+        <w:rFonts w:ascii="Wingdings" w:hAnsi="Wingdings" w:hint="default"/>
+        <w:sz w:val="20"/>
+      </w:rPr>
+    </w:lvl>
+    <w:lvl w:ilvl="7" w:tentative="1">
+      <w:start w:val="1"/>
+      <w:numFmt w:val="bullet"/>
+      <w:lvlText w:val=""/>
+      <w:lvlJc w:val="left"/>
+      <w:pPr>
+        <w:tabs>
+          <w:tab w:val="num" w:pos="5760"/>
+        </w:tabs>
+        <w:ind w:left="5760" w:hanging="360"/>
+      </w:pPr>
+      <w:rPr>
+        <w:rFonts w:ascii="Wingdings" w:hAnsi="Wingdings" w:hint="default"/>
+        <w:sz w:val="20"/>
+      </w:rPr>
+    </w:lvl>
+    <w:lvl w:ilvl="8" w:tentative="1">
+      <w:start w:val="1"/>
+      <w:numFmt w:val="bullet"/>
+      <w:lvlText w:val=""/>
+      <w:lvlJc w:val="left"/>
+      <w:pPr>
+        <w:tabs>
+          <w:tab w:val="num" w:pos="6480"/>
+        </w:tabs>
+        <w:ind w:left="6480" w:hanging="360"/>
+      </w:pPr>
+      <w:rPr>
+        <w:rFonts w:ascii="Wingdings" w:hAnsi="Wingdings" w:hint="default"/>
+        <w:sz w:val="20"/>
+      </w:rPr>
+    </w:lvl>
+  </w:abstractNum>
+  <w:abstractNum w:abstractNumId="33" w15:restartNumberingAfterBreak="0">
+    <w:nsid w:val="65F77340"/>
+    <w:multiLevelType w:val="multilevel"/>
+    <w:tmpl w:val="5622E960"/>
+    <w:lvl w:ilvl="0">
+      <w:start w:val="1"/>
+      <w:numFmt w:val="decimal"/>
+      <w:lvlText w:val="%1."/>
+      <w:lvlJc w:val="left"/>
+      <w:pPr>
+        <w:tabs>
+          <w:tab w:val="num" w:pos="720"/>
+        </w:tabs>
+        <w:ind w:left="720" w:hanging="360"/>
+      </w:pPr>
+    </w:lvl>
+    <w:lvl w:ilvl="1" w:tentative="1">
+      <w:start w:val="1"/>
+      <w:numFmt w:val="decimal"/>
+      <w:lvlText w:val="%2."/>
+      <w:lvlJc w:val="left"/>
+      <w:pPr>
+        <w:tabs>
+          <w:tab w:val="num" w:pos="1440"/>
+        </w:tabs>
+        <w:ind w:left="1440" w:hanging="360"/>
+      </w:pPr>
+    </w:lvl>
+    <w:lvl w:ilvl="2" w:tentative="1">
+      <w:start w:val="1"/>
+      <w:numFmt w:val="decimal"/>
+      <w:lvlText w:val="%3."/>
+      <w:lvlJc w:val="left"/>
+      <w:pPr>
+        <w:tabs>
+          <w:tab w:val="num" w:pos="2160"/>
+        </w:tabs>
+        <w:ind w:left="2160" w:hanging="360"/>
+      </w:pPr>
+    </w:lvl>
+    <w:lvl w:ilvl="3" w:tentative="1">
+      <w:start w:val="1"/>
+      <w:numFmt w:val="decimal"/>
+      <w:lvlText w:val="%4."/>
+      <w:lvlJc w:val="left"/>
+      <w:pPr>
+        <w:tabs>
+          <w:tab w:val="num" w:pos="2880"/>
+        </w:tabs>
+        <w:ind w:left="2880" w:hanging="360"/>
+      </w:pPr>
+    </w:lvl>
+    <w:lvl w:ilvl="4" w:tentative="1">
+      <w:start w:val="1"/>
+      <w:numFmt w:val="decimal"/>
+      <w:lvlText w:val="%5."/>
+      <w:lvlJc w:val="left"/>
+      <w:pPr>
+        <w:tabs>
+          <w:tab w:val="num" w:pos="3600"/>
+        </w:tabs>
+        <w:ind w:left="3600" w:hanging="360"/>
+      </w:pPr>
+    </w:lvl>
+    <w:lvl w:ilvl="5" w:tentative="1">
+      <w:start w:val="1"/>
+      <w:numFmt w:val="decimal"/>
+      <w:lvlText w:val="%6."/>
+      <w:lvlJc w:val="left"/>
+      <w:pPr>
+        <w:tabs>
+          <w:tab w:val="num" w:pos="4320"/>
+        </w:tabs>
+        <w:ind w:left="4320" w:hanging="360"/>
+      </w:pPr>
+    </w:lvl>
+    <w:lvl w:ilvl="6" w:tentative="1">
+      <w:start w:val="1"/>
+      <w:numFmt w:val="decimal"/>
+      <w:lvlText w:val="%7."/>
+      <w:lvlJc w:val="left"/>
+      <w:pPr>
+        <w:tabs>
+          <w:tab w:val="num" w:pos="5040"/>
+        </w:tabs>
+        <w:ind w:left="5040" w:hanging="360"/>
+      </w:pPr>
+    </w:lvl>
+    <w:lvl w:ilvl="7" w:tentative="1">
+      <w:start w:val="1"/>
+      <w:numFmt w:val="decimal"/>
+      <w:lvlText w:val="%8."/>
+      <w:lvlJc w:val="left"/>
+      <w:pPr>
+        <w:tabs>
+          <w:tab w:val="num" w:pos="5760"/>
+        </w:tabs>
+        <w:ind w:left="5760" w:hanging="360"/>
+      </w:pPr>
+    </w:lvl>
+    <w:lvl w:ilvl="8" w:tentative="1">
+      <w:start w:val="1"/>
+      <w:numFmt w:val="decimal"/>
+      <w:lvlText w:val="%9."/>
+      <w:lvlJc w:val="left"/>
+      <w:pPr>
+        <w:tabs>
+          <w:tab w:val="num" w:pos="6480"/>
+        </w:tabs>
+        <w:ind w:left="6480" w:hanging="360"/>
+      </w:pPr>
+    </w:lvl>
+  </w:abstractNum>
+  <w:abstractNum w:abstractNumId="34" w15:restartNumberingAfterBreak="0">
+    <w:nsid w:val="696C11C3"/>
+    <w:multiLevelType w:val="multilevel"/>
+    <w:tmpl w:val="5072751A"/>
+    <w:lvl w:ilvl="0">
+      <w:start w:val="1"/>
+      <w:numFmt w:val="bullet"/>
+      <w:lvlText w:val=""/>
+      <w:lvlJc w:val="left"/>
+      <w:pPr>
+        <w:tabs>
+          <w:tab w:val="num" w:pos="720"/>
+        </w:tabs>
+        <w:ind w:left="720" w:hanging="360"/>
+      </w:pPr>
+      <w:rPr>
+        <w:rFonts w:ascii="Symbol" w:hAnsi="Symbol" w:hint="default"/>
+        <w:sz w:val="20"/>
+      </w:rPr>
+    </w:lvl>
+    <w:lvl w:ilvl="1" w:tentative="1">
+      <w:start w:val="1"/>
+      <w:numFmt w:val="bullet"/>
+      <w:lvlText w:val="o"/>
+      <w:lvlJc w:val="left"/>
+      <w:pPr>
+        <w:tabs>
+          <w:tab w:val="num" w:pos="1440"/>
+        </w:tabs>
+        <w:ind w:left="1440" w:hanging="360"/>
+      </w:pPr>
+      <w:rPr>
+        <w:rFonts w:ascii="Courier New" w:hAnsi="Courier New" w:hint="default"/>
+        <w:sz w:val="20"/>
+      </w:rPr>
+    </w:lvl>
+    <w:lvl w:ilvl="2" w:tentative="1">
+      <w:start w:val="1"/>
+      <w:numFmt w:val="bullet"/>
+      <w:lvlText w:val=""/>
+      <w:lvlJc w:val="left"/>
+      <w:pPr>
+        <w:tabs>
+          <w:tab w:val="num" w:pos="2160"/>
+        </w:tabs>
+        <w:ind w:left="2160" w:hanging="360"/>
+      </w:pPr>
+      <w:rPr>
+        <w:rFonts w:ascii="Wingdings" w:hAnsi="Wingdings" w:hint="default"/>
+        <w:sz w:val="20"/>
+      </w:rPr>
+    </w:lvl>
+    <w:lvl w:ilvl="3" w:tentative="1">
+      <w:start w:val="1"/>
+      <w:numFmt w:val="bullet"/>
+      <w:lvlText w:val=""/>
+      <w:lvlJc w:val="left"/>
+      <w:pPr>
+        <w:tabs>
+          <w:tab w:val="num" w:pos="2880"/>
+        </w:tabs>
+        <w:ind w:left="2880" w:hanging="360"/>
+      </w:pPr>
+      <w:rPr>
+        <w:rFonts w:ascii="Wingdings" w:hAnsi="Wingdings" w:hint="default"/>
+        <w:sz w:val="20"/>
+      </w:rPr>
+    </w:lvl>
+    <w:lvl w:ilvl="4" w:tentative="1">
+      <w:start w:val="1"/>
+      <w:numFmt w:val="bullet"/>
+      <w:lvlText w:val=""/>
+      <w:lvlJc w:val="left"/>
+      <w:pPr>
+        <w:tabs>
+          <w:tab w:val="num" w:pos="3600"/>
+        </w:tabs>
+        <w:ind w:left="3600" w:hanging="360"/>
+      </w:pPr>
+      <w:rPr>
+        <w:rFonts w:ascii="Wingdings" w:hAnsi="Wingdings" w:hint="default"/>
+        <w:sz w:val="20"/>
+      </w:rPr>
+    </w:lvl>
+    <w:lvl w:ilvl="5" w:tentative="1">
+      <w:start w:val="1"/>
+      <w:numFmt w:val="bullet"/>
+      <w:lvlText w:val=""/>
+      <w:lvlJc w:val="left"/>
+      <w:pPr>
+        <w:tabs>
+          <w:tab w:val="num" w:pos="4320"/>
+        </w:tabs>
+        <w:ind w:left="4320" w:hanging="360"/>
+      </w:pPr>
+      <w:rPr>
+        <w:rFonts w:ascii="Wingdings" w:hAnsi="Wingdings" w:hint="default"/>
+        <w:sz w:val="20"/>
+      </w:rPr>
+    </w:lvl>
+    <w:lvl w:ilvl="6" w:tentative="1">
+      <w:start w:val="1"/>
+      <w:numFmt w:val="bullet"/>
+      <w:lvlText w:val=""/>
+      <w:lvlJc w:val="left"/>
+      <w:pPr>
+        <w:tabs>
+          <w:tab w:val="num" w:pos="5040"/>
+        </w:tabs>
+        <w:ind w:left="5040" w:hanging="360"/>
+      </w:pPr>
+      <w:rPr>
+        <w:rFonts w:ascii="Wingdings" w:hAnsi="Wingdings" w:hint="default"/>
+        <w:sz w:val="20"/>
+      </w:rPr>
+    </w:lvl>
+    <w:lvl w:ilvl="7" w:tentative="1">
+      <w:start w:val="1"/>
+      <w:numFmt w:val="bullet"/>
+      <w:lvlText w:val=""/>
+      <w:lvlJc w:val="left"/>
+      <w:pPr>
+        <w:tabs>
+          <w:tab w:val="num" w:pos="5760"/>
+        </w:tabs>
+        <w:ind w:left="5760" w:hanging="360"/>
+      </w:pPr>
+      <w:rPr>
+        <w:rFonts w:ascii="Wingdings" w:hAnsi="Wingdings" w:hint="default"/>
+        <w:sz w:val="20"/>
+      </w:rPr>
+    </w:lvl>
+    <w:lvl w:ilvl="8" w:tentative="1">
+      <w:start w:val="1"/>
+      <w:numFmt w:val="bullet"/>
+      <w:lvlText w:val=""/>
+      <w:lvlJc w:val="left"/>
+      <w:pPr>
+        <w:tabs>
+          <w:tab w:val="num" w:pos="6480"/>
+        </w:tabs>
+        <w:ind w:left="6480" w:hanging="360"/>
+      </w:pPr>
+      <w:rPr>
+        <w:rFonts w:ascii="Wingdings" w:hAnsi="Wingdings" w:hint="default"/>
+        <w:sz w:val="20"/>
+      </w:rPr>
+    </w:lvl>
+  </w:abstractNum>
+  <w:abstractNum w:abstractNumId="35" w15:restartNumberingAfterBreak="0">
+    <w:nsid w:val="714C437C"/>
+    <w:multiLevelType w:val="multilevel"/>
+    <w:tmpl w:val="78D06452"/>
+    <w:lvl w:ilvl="0">
+      <w:start w:val="1"/>
+      <w:numFmt w:val="decimal"/>
+      <w:lvlText w:val="%1."/>
+      <w:lvlJc w:val="left"/>
+      <w:pPr>
+        <w:tabs>
+          <w:tab w:val="num" w:pos="720"/>
+        </w:tabs>
+        <w:ind w:left="720" w:hanging="360"/>
+      </w:pPr>
+    </w:lvl>
+    <w:lvl w:ilvl="1" w:tentative="1">
+      <w:start w:val="1"/>
+      <w:numFmt w:val="decimal"/>
+      <w:lvlText w:val="%2."/>
+      <w:lvlJc w:val="left"/>
+      <w:pPr>
+        <w:tabs>
+          <w:tab w:val="num" w:pos="1440"/>
+        </w:tabs>
+        <w:ind w:left="1440" w:hanging="360"/>
+      </w:pPr>
+    </w:lvl>
+    <w:lvl w:ilvl="2" w:tentative="1">
+      <w:start w:val="1"/>
+      <w:numFmt w:val="decimal"/>
+      <w:lvlText w:val="%3."/>
+      <w:lvlJc w:val="left"/>
+      <w:pPr>
+        <w:tabs>
+          <w:tab w:val="num" w:pos="2160"/>
+        </w:tabs>
+        <w:ind w:left="2160" w:hanging="360"/>
+      </w:pPr>
+    </w:lvl>
+    <w:lvl w:ilvl="3" w:tentative="1">
+      <w:start w:val="1"/>
+      <w:numFmt w:val="decimal"/>
+      <w:lvlText w:val="%4."/>
+      <w:lvlJc w:val="left"/>
+      <w:pPr>
+        <w:tabs>
+          <w:tab w:val="num" w:pos="2880"/>
+        </w:tabs>
+        <w:ind w:left="2880" w:hanging="360"/>
+      </w:pPr>
+    </w:lvl>
+    <w:lvl w:ilvl="4" w:tentative="1">
+      <w:start w:val="1"/>
+      <w:numFmt w:val="decimal"/>
+      <w:lvlText w:val="%5."/>
+      <w:lvlJc w:val="left"/>
+      <w:pPr>
+        <w:tabs>
+          <w:tab w:val="num" w:pos="3600"/>
+        </w:tabs>
+        <w:ind w:left="3600" w:hanging="360"/>
+      </w:pPr>
+    </w:lvl>
+    <w:lvl w:ilvl="5" w:tentative="1">
+      <w:start w:val="1"/>
+      <w:numFmt w:val="decimal"/>
+      <w:lvlText w:val="%6."/>
+      <w:lvlJc w:val="left"/>
+      <w:pPr>
+        <w:tabs>
+          <w:tab w:val="num" w:pos="4320"/>
+        </w:tabs>
+        <w:ind w:left="4320" w:hanging="360"/>
+      </w:pPr>
+    </w:lvl>
+    <w:lvl w:ilvl="6" w:tentative="1">
+      <w:start w:val="1"/>
+      <w:numFmt w:val="decimal"/>
+      <w:lvlText w:val="%7."/>
+      <w:lvlJc w:val="left"/>
+      <w:pPr>
+        <w:tabs>
+          <w:tab w:val="num" w:pos="5040"/>
+        </w:tabs>
+        <w:ind w:left="5040" w:hanging="360"/>
+      </w:pPr>
+    </w:lvl>
+    <w:lvl w:ilvl="7" w:tentative="1">
+      <w:start w:val="1"/>
+      <w:numFmt w:val="decimal"/>
+      <w:lvlText w:val="%8."/>
+      <w:lvlJc w:val="left"/>
+      <w:pPr>
+        <w:tabs>
+          <w:tab w:val="num" w:pos="5760"/>
+        </w:tabs>
+        <w:ind w:left="5760" w:hanging="360"/>
+      </w:pPr>
+    </w:lvl>
+    <w:lvl w:ilvl="8" w:tentative="1">
+      <w:start w:val="1"/>
+      <w:numFmt w:val="decimal"/>
+      <w:lvlText w:val="%9."/>
+      <w:lvlJc w:val="left"/>
+      <w:pPr>
+        <w:tabs>
+          <w:tab w:val="num" w:pos="6480"/>
+        </w:tabs>
+        <w:ind w:left="6480" w:hanging="360"/>
+      </w:pPr>
+    </w:lvl>
+  </w:abstractNum>
+  <w:abstractNum w:abstractNumId="36" w15:restartNumberingAfterBreak="0">
+    <w:nsid w:val="738B66B1"/>
+    <w:multiLevelType w:val="multilevel"/>
+    <w:tmpl w:val="9ECC7396"/>
+    <w:lvl w:ilvl="0">
+      <w:start w:val="1"/>
+      <w:numFmt w:val="bullet"/>
+      <w:lvlText w:val=""/>
+      <w:lvlJc w:val="left"/>
+      <w:pPr>
+        <w:tabs>
+          <w:tab w:val="num" w:pos="720"/>
+        </w:tabs>
+        <w:ind w:left="720" w:hanging="360"/>
+      </w:pPr>
+      <w:rPr>
+        <w:rFonts w:ascii="Symbol" w:hAnsi="Symbol" w:hint="default"/>
+        <w:sz w:val="20"/>
+      </w:rPr>
+    </w:lvl>
+    <w:lvl w:ilvl="1" w:tentative="1">
+      <w:start w:val="1"/>
+      <w:numFmt w:val="bullet"/>
+      <w:lvlText w:val="o"/>
+      <w:lvlJc w:val="left"/>
+      <w:pPr>
+        <w:tabs>
+          <w:tab w:val="num" w:pos="1440"/>
+        </w:tabs>
+        <w:ind w:left="1440" w:hanging="360"/>
+      </w:pPr>
+      <w:rPr>
+        <w:rFonts w:ascii="Courier New" w:hAnsi="Courier New" w:hint="default"/>
+        <w:sz w:val="20"/>
+      </w:rPr>
+    </w:lvl>
+    <w:lvl w:ilvl="2" w:tentative="1">
+      <w:start w:val="1"/>
+      <w:numFmt w:val="bullet"/>
+      <w:lvlText w:val=""/>
+      <w:lvlJc w:val="left"/>
+      <w:pPr>
+        <w:tabs>
+          <w:tab w:val="num" w:pos="2160"/>
+        </w:tabs>
+        <w:ind w:left="2160" w:hanging="360"/>
+      </w:pPr>
+      <w:rPr>
+        <w:rFonts w:ascii="Wingdings" w:hAnsi="Wingdings" w:hint="default"/>
+        <w:sz w:val="20"/>
+      </w:rPr>
+    </w:lvl>
+    <w:lvl w:ilvl="3" w:tentative="1">
+      <w:start w:val="1"/>
+      <w:numFmt w:val="bullet"/>
+      <w:lvlText w:val=""/>
+      <w:lvlJc w:val="left"/>
+      <w:pPr>
+        <w:tabs>
+          <w:tab w:val="num" w:pos="2880"/>
+        </w:tabs>
+        <w:ind w:left="2880" w:hanging="360"/>
+      </w:pPr>
+      <w:rPr>
+        <w:rFonts w:ascii="Wingdings" w:hAnsi="Wingdings" w:hint="default"/>
+        <w:sz w:val="20"/>
+      </w:rPr>
+    </w:lvl>
+    <w:lvl w:ilvl="4" w:tentative="1">
+      <w:start w:val="1"/>
+      <w:numFmt w:val="bullet"/>
+      <w:lvlText w:val=""/>
+      <w:lvlJc w:val="left"/>
+      <w:pPr>
+        <w:tabs>
+          <w:tab w:val="num" w:pos="3600"/>
+        </w:tabs>
+        <w:ind w:left="3600" w:hanging="360"/>
+      </w:pPr>
+      <w:rPr>
+        <w:rFonts w:ascii="Wingdings" w:hAnsi="Wingdings" w:hint="default"/>
+        <w:sz w:val="20"/>
+      </w:rPr>
+    </w:lvl>
+    <w:lvl w:ilvl="5" w:tentative="1">
+      <w:start w:val="1"/>
+      <w:numFmt w:val="bullet"/>
+      <w:lvlText w:val=""/>
+      <w:lvlJc w:val="left"/>
+      <w:pPr>
+        <w:tabs>
+          <w:tab w:val="num" w:pos="4320"/>
+        </w:tabs>
+        <w:ind w:left="4320" w:hanging="360"/>
+      </w:pPr>
+      <w:rPr>
+        <w:rFonts w:ascii="Wingdings" w:hAnsi="Wingdings" w:hint="default"/>
+        <w:sz w:val="20"/>
+      </w:rPr>
+    </w:lvl>
+    <w:lvl w:ilvl="6" w:tentative="1">
+      <w:start w:val="1"/>
+      <w:numFmt w:val="bullet"/>
+      <w:lvlText w:val=""/>
+      <w:lvlJc w:val="left"/>
+      <w:pPr>
+        <w:tabs>
+          <w:tab w:val="num" w:pos="5040"/>
+        </w:tabs>
+        <w:ind w:left="5040" w:hanging="360"/>
+      </w:pPr>
+      <w:rPr>
+        <w:rFonts w:ascii="Wingdings" w:hAnsi="Wingdings" w:hint="default"/>
+        <w:sz w:val="20"/>
+      </w:rPr>
+    </w:lvl>
+    <w:lvl w:ilvl="7" w:tentative="1">
+      <w:start w:val="1"/>
+      <w:numFmt w:val="bullet"/>
+      <w:lvlText w:val=""/>
+      <w:lvlJc w:val="left"/>
+      <w:pPr>
+        <w:tabs>
+          <w:tab w:val="num" w:pos="5760"/>
+        </w:tabs>
+        <w:ind w:left="5760" w:hanging="360"/>
+      </w:pPr>
+      <w:rPr>
+        <w:rFonts w:ascii="Wingdings" w:hAnsi="Wingdings" w:hint="default"/>
+        <w:sz w:val="20"/>
+      </w:rPr>
+    </w:lvl>
+    <w:lvl w:ilvl="8" w:tentative="1">
+      <w:start w:val="1"/>
+      <w:numFmt w:val="bullet"/>
+      <w:lvlText w:val=""/>
+      <w:lvlJc w:val="left"/>
+      <w:pPr>
+        <w:tabs>
+          <w:tab w:val="num" w:pos="6480"/>
+        </w:tabs>
+        <w:ind w:left="6480" w:hanging="360"/>
+      </w:pPr>
+      <w:rPr>
+        <w:rFonts w:ascii="Wingdings" w:hAnsi="Wingdings" w:hint="default"/>
+        <w:sz w:val="20"/>
+      </w:rPr>
+    </w:lvl>
+  </w:abstractNum>
+  <w:abstractNum w:abstractNumId="37" w15:restartNumberingAfterBreak="0">
+    <w:nsid w:val="759B09CF"/>
+    <w:multiLevelType w:val="multilevel"/>
+    <w:tmpl w:val="EBFCBA80"/>
+    <w:lvl w:ilvl="0">
+      <w:start w:val="1"/>
+      <w:numFmt w:val="bullet"/>
+      <w:lvlText w:val=""/>
+      <w:lvlJc w:val="left"/>
+      <w:pPr>
+        <w:tabs>
+          <w:tab w:val="num" w:pos="720"/>
+        </w:tabs>
+        <w:ind w:left="720" w:hanging="360"/>
+      </w:pPr>
+      <w:rPr>
+        <w:rFonts w:ascii="Symbol" w:hAnsi="Symbol" w:hint="default"/>
+        <w:sz w:val="20"/>
+      </w:rPr>
+    </w:lvl>
+    <w:lvl w:ilvl="1" w:tentative="1">
+      <w:start w:val="1"/>
+      <w:numFmt w:val="bullet"/>
+      <w:lvlText w:val="o"/>
+      <w:lvlJc w:val="left"/>
+      <w:pPr>
+        <w:tabs>
+          <w:tab w:val="num" w:pos="1440"/>
+        </w:tabs>
+        <w:ind w:left="1440" w:hanging="360"/>
+      </w:pPr>
+      <w:rPr>
+        <w:rFonts w:ascii="Courier New" w:hAnsi="Courier New" w:hint="default"/>
+        <w:sz w:val="20"/>
+      </w:rPr>
+    </w:lvl>
+    <w:lvl w:ilvl="2" w:tentative="1">
+      <w:start w:val="1"/>
+      <w:numFmt w:val="bullet"/>
+      <w:lvlText w:val=""/>
+      <w:lvlJc w:val="left"/>
+      <w:pPr>
+        <w:tabs>
+          <w:tab w:val="num" w:pos="2160"/>
+        </w:tabs>
+        <w:ind w:left="2160" w:hanging="360"/>
+      </w:pPr>
+      <w:rPr>
+        <w:rFonts w:ascii="Wingdings" w:hAnsi="Wingdings" w:hint="default"/>
+        <w:sz w:val="20"/>
+      </w:rPr>
+    </w:lvl>
+    <w:lvl w:ilvl="3" w:tentative="1">
+      <w:start w:val="1"/>
+      <w:numFmt w:val="bullet"/>
+      <w:lvlText w:val=""/>
+      <w:lvlJc w:val="left"/>
+      <w:pPr>
+        <w:tabs>
+          <w:tab w:val="num" w:pos="2880"/>
+        </w:tabs>
+        <w:ind w:left="2880" w:hanging="360"/>
+      </w:pPr>
+      <w:rPr>
+        <w:rFonts w:ascii="Wingdings" w:hAnsi="Wingdings" w:hint="default"/>
+        <w:sz w:val="20"/>
+      </w:rPr>
+    </w:lvl>
+    <w:lvl w:ilvl="4" w:tentative="1">
+      <w:start w:val="1"/>
+      <w:numFmt w:val="bullet"/>
+      <w:lvlText w:val=""/>
+      <w:lvlJc w:val="left"/>
+      <w:pPr>
+        <w:tabs>
+          <w:tab w:val="num" w:pos="3600"/>
+        </w:tabs>
+        <w:ind w:left="3600" w:hanging="360"/>
+      </w:pPr>
+      <w:rPr>
+        <w:rFonts w:ascii="Wingdings" w:hAnsi="Wingdings" w:hint="default"/>
+        <w:sz w:val="20"/>
+      </w:rPr>
+    </w:lvl>
+    <w:lvl w:ilvl="5" w:tentative="1">
+      <w:start w:val="1"/>
+      <w:numFmt w:val="bullet"/>
+      <w:lvlText w:val=""/>
+      <w:lvlJc w:val="left"/>
+      <w:pPr>
+        <w:tabs>
+          <w:tab w:val="num" w:pos="4320"/>
+        </w:tabs>
+        <w:ind w:left="4320" w:hanging="360"/>
+      </w:pPr>
+      <w:rPr>
+        <w:rFonts w:ascii="Wingdings" w:hAnsi="Wingdings" w:hint="default"/>
+        <w:sz w:val="20"/>
+      </w:rPr>
+    </w:lvl>
+    <w:lvl w:ilvl="6" w:tentative="1">
+      <w:start w:val="1"/>
+      <w:numFmt w:val="bullet"/>
+      <w:lvlText w:val=""/>
+      <w:lvlJc w:val="left"/>
+      <w:pPr>
+        <w:tabs>
+          <w:tab w:val="num" w:pos="5040"/>
+        </w:tabs>
+        <w:ind w:left="5040" w:hanging="360"/>
+      </w:pPr>
+      <w:rPr>
+        <w:rFonts w:ascii="Wingdings" w:hAnsi="Wingdings" w:hint="default"/>
+        <w:sz w:val="20"/>
+      </w:rPr>
+    </w:lvl>
+    <w:lvl w:ilvl="7" w:tentative="1">
+      <w:start w:val="1"/>
+      <w:numFmt w:val="bullet"/>
+      <w:lvlText w:val=""/>
+      <w:lvlJc w:val="left"/>
+      <w:pPr>
+        <w:tabs>
+          <w:tab w:val="num" w:pos="5760"/>
+        </w:tabs>
+        <w:ind w:left="5760" w:hanging="360"/>
+      </w:pPr>
+      <w:rPr>
+        <w:rFonts w:ascii="Wingdings" w:hAnsi="Wingdings" w:hint="default"/>
+        <w:sz w:val="20"/>
+      </w:rPr>
+    </w:lvl>
+    <w:lvl w:ilvl="8" w:tentative="1">
+      <w:start w:val="1"/>
+      <w:numFmt w:val="bullet"/>
+      <w:lvlText w:val=""/>
+      <w:lvlJc w:val="left"/>
+      <w:pPr>
+        <w:tabs>
+          <w:tab w:val="num" w:pos="6480"/>
+        </w:tabs>
+        <w:ind w:left="6480" w:hanging="360"/>
+      </w:pPr>
+      <w:rPr>
+        <w:rFonts w:ascii="Wingdings" w:hAnsi="Wingdings" w:hint="default"/>
+        <w:sz w:val="20"/>
+      </w:rPr>
+    </w:lvl>
+  </w:abstractNum>
+  <w:abstractNum w:abstractNumId="38" w15:restartNumberingAfterBreak="0">
     <w:nsid w:val="7DD05627"/>
     <w:multiLevelType w:val="multilevel"/>
     <w:tmpl w:val="6B0057BC"/>
@@ -36033,20 +40393,169 @@
       </w:rPr>
     </w:lvl>
   </w:abstractNum>
+  <w:abstractNum w:abstractNumId="39" w15:restartNumberingAfterBreak="0">
+    <w:nsid w:val="7F7A3094"/>
+    <w:multiLevelType w:val="multilevel"/>
+    <w:tmpl w:val="B0C6106E"/>
+    <w:lvl w:ilvl="0">
+      <w:start w:val="1"/>
+      <w:numFmt w:val="bullet"/>
+      <w:lvlText w:val=""/>
+      <w:lvlJc w:val="left"/>
+      <w:pPr>
+        <w:tabs>
+          <w:tab w:val="num" w:pos="720"/>
+        </w:tabs>
+        <w:ind w:left="720" w:hanging="360"/>
+      </w:pPr>
+      <w:rPr>
+        <w:rFonts w:ascii="Symbol" w:hAnsi="Symbol" w:hint="default"/>
+        <w:sz w:val="20"/>
+      </w:rPr>
+    </w:lvl>
+    <w:lvl w:ilvl="1" w:tentative="1">
+      <w:start w:val="1"/>
+      <w:numFmt w:val="bullet"/>
+      <w:lvlText w:val="o"/>
+      <w:lvlJc w:val="left"/>
+      <w:pPr>
+        <w:tabs>
+          <w:tab w:val="num" w:pos="1440"/>
+        </w:tabs>
+        <w:ind w:left="1440" w:hanging="360"/>
+      </w:pPr>
+      <w:rPr>
+        <w:rFonts w:ascii="Courier New" w:hAnsi="Courier New" w:hint="default"/>
+        <w:sz w:val="20"/>
+      </w:rPr>
+    </w:lvl>
+    <w:lvl w:ilvl="2" w:tentative="1">
+      <w:start w:val="1"/>
+      <w:numFmt w:val="bullet"/>
+      <w:lvlText w:val=""/>
+      <w:lvlJc w:val="left"/>
+      <w:pPr>
+        <w:tabs>
+          <w:tab w:val="num" w:pos="2160"/>
+        </w:tabs>
+        <w:ind w:left="2160" w:hanging="360"/>
+      </w:pPr>
+      <w:rPr>
+        <w:rFonts w:ascii="Wingdings" w:hAnsi="Wingdings" w:hint="default"/>
+        <w:sz w:val="20"/>
+      </w:rPr>
+    </w:lvl>
+    <w:lvl w:ilvl="3" w:tentative="1">
+      <w:start w:val="1"/>
+      <w:numFmt w:val="bullet"/>
+      <w:lvlText w:val=""/>
+      <w:lvlJc w:val="left"/>
+      <w:pPr>
+        <w:tabs>
+          <w:tab w:val="num" w:pos="2880"/>
+        </w:tabs>
+        <w:ind w:left="2880" w:hanging="360"/>
+      </w:pPr>
+      <w:rPr>
+        <w:rFonts w:ascii="Wingdings" w:hAnsi="Wingdings" w:hint="default"/>
+        <w:sz w:val="20"/>
+      </w:rPr>
+    </w:lvl>
+    <w:lvl w:ilvl="4" w:tentative="1">
+      <w:start w:val="1"/>
+      <w:numFmt w:val="bullet"/>
+      <w:lvlText w:val=""/>
+      <w:lvlJc w:val="left"/>
+      <w:pPr>
+        <w:tabs>
+          <w:tab w:val="num" w:pos="3600"/>
+        </w:tabs>
+        <w:ind w:left="3600" w:hanging="360"/>
+      </w:pPr>
+      <w:rPr>
+        <w:rFonts w:ascii="Wingdings" w:hAnsi="Wingdings" w:hint="default"/>
+        <w:sz w:val="20"/>
+      </w:rPr>
+    </w:lvl>
+    <w:lvl w:ilvl="5" w:tentative="1">
+      <w:start w:val="1"/>
+      <w:numFmt w:val="bullet"/>
+      <w:lvlText w:val=""/>
+      <w:lvlJc w:val="left"/>
+      <w:pPr>
+        <w:tabs>
+          <w:tab w:val="num" w:pos="4320"/>
+        </w:tabs>
+        <w:ind w:left="4320" w:hanging="360"/>
+      </w:pPr>
+      <w:rPr>
+        <w:rFonts w:ascii="Wingdings" w:hAnsi="Wingdings" w:hint="default"/>
+        <w:sz w:val="20"/>
+      </w:rPr>
+    </w:lvl>
+    <w:lvl w:ilvl="6" w:tentative="1">
+      <w:start w:val="1"/>
+      <w:numFmt w:val="bullet"/>
+      <w:lvlText w:val=""/>
+      <w:lvlJc w:val="left"/>
+      <w:pPr>
+        <w:tabs>
+          <w:tab w:val="num" w:pos="5040"/>
+        </w:tabs>
+        <w:ind w:left="5040" w:hanging="360"/>
+      </w:pPr>
+      <w:rPr>
+        <w:rFonts w:ascii="Wingdings" w:hAnsi="Wingdings" w:hint="default"/>
+        <w:sz w:val="20"/>
+      </w:rPr>
+    </w:lvl>
+    <w:lvl w:ilvl="7" w:tentative="1">
+      <w:start w:val="1"/>
+      <w:numFmt w:val="bullet"/>
+      <w:lvlText w:val=""/>
+      <w:lvlJc w:val="left"/>
+      <w:pPr>
+        <w:tabs>
+          <w:tab w:val="num" w:pos="5760"/>
+        </w:tabs>
+        <w:ind w:left="5760" w:hanging="360"/>
+      </w:pPr>
+      <w:rPr>
+        <w:rFonts w:ascii="Wingdings" w:hAnsi="Wingdings" w:hint="default"/>
+        <w:sz w:val="20"/>
+      </w:rPr>
+    </w:lvl>
+    <w:lvl w:ilvl="8" w:tentative="1">
+      <w:start w:val="1"/>
+      <w:numFmt w:val="bullet"/>
+      <w:lvlText w:val=""/>
+      <w:lvlJc w:val="left"/>
+      <w:pPr>
+        <w:tabs>
+          <w:tab w:val="num" w:pos="6480"/>
+        </w:tabs>
+        <w:ind w:left="6480" w:hanging="360"/>
+      </w:pPr>
+      <w:rPr>
+        <w:rFonts w:ascii="Wingdings" w:hAnsi="Wingdings" w:hint="default"/>
+        <w:sz w:val="20"/>
+      </w:rPr>
+    </w:lvl>
+  </w:abstractNum>
   <w:num w:numId="1">
-    <w:abstractNumId w:val="6"/>
+    <w:abstractNumId w:val="8"/>
   </w:num>
   <w:num w:numId="2">
-    <w:abstractNumId w:val="10"/>
+    <w:abstractNumId w:val="15"/>
   </w:num>
   <w:num w:numId="3">
-    <w:abstractNumId w:val="27"/>
+    <w:abstractNumId w:val="38"/>
   </w:num>
   <w:num w:numId="4">
-    <w:abstractNumId w:val="11"/>
+    <w:abstractNumId w:val="17"/>
   </w:num>
   <w:num w:numId="5">
-    <w:abstractNumId w:val="15"/>
+    <w:abstractNumId w:val="22"/>
   </w:num>
   <w:num w:numId="6">
     <w:abstractNumId w:val="1"/>
@@ -36055,16 +40564,16 @@
     <w:abstractNumId w:val="3"/>
   </w:num>
   <w:num w:numId="8">
-    <w:abstractNumId w:val="4"/>
+    <w:abstractNumId w:val="6"/>
   </w:num>
   <w:num w:numId="9">
-    <w:abstractNumId w:val="13"/>
+    <w:abstractNumId w:val="19"/>
   </w:num>
   <w:num w:numId="10">
-    <w:abstractNumId w:val="12"/>
+    <w:abstractNumId w:val="18"/>
   </w:num>
   <w:num w:numId="11">
-    <w:abstractNumId w:val="6"/>
+    <w:abstractNumId w:val="8"/>
     <w:lvlOverride w:ilvl="0">
       <w:startOverride w:val="2"/>
     </w:lvlOverride>
@@ -36073,58 +40582,94 @@
     </w:lvlOverride>
   </w:num>
   <w:num w:numId="12">
-    <w:abstractNumId w:val="19"/>
+    <w:abstractNumId w:val="26"/>
   </w:num>
   <w:num w:numId="13">
-    <w:abstractNumId w:val="7"/>
+    <w:abstractNumId w:val="11"/>
   </w:num>
   <w:num w:numId="14">
     <w:abstractNumId w:val="0"/>
   </w:num>
   <w:num w:numId="15">
-    <w:abstractNumId w:val="26"/>
+    <w:abstractNumId w:val="37"/>
   </w:num>
   <w:num w:numId="16">
     <w:abstractNumId w:val="2"/>
   </w:num>
   <w:num w:numId="17">
+    <w:abstractNumId w:val="20"/>
+  </w:num>
+  <w:num w:numId="18">
+    <w:abstractNumId w:val="28"/>
+  </w:num>
+  <w:num w:numId="19">
+    <w:abstractNumId w:val="34"/>
+  </w:num>
+  <w:num w:numId="20">
+    <w:abstractNumId w:val="13"/>
+  </w:num>
+  <w:num w:numId="21">
+    <w:abstractNumId w:val="33"/>
+  </w:num>
+  <w:num w:numId="22">
+    <w:abstractNumId w:val="35"/>
+  </w:num>
+  <w:num w:numId="23">
+    <w:abstractNumId w:val="7"/>
+  </w:num>
+  <w:num w:numId="24">
+    <w:abstractNumId w:val="24"/>
+  </w:num>
+  <w:num w:numId="25">
+    <w:abstractNumId w:val="12"/>
+  </w:num>
+  <w:num w:numId="26">
+    <w:abstractNumId w:val="36"/>
+  </w:num>
+  <w:num w:numId="27">
+    <w:abstractNumId w:val="23"/>
+  </w:num>
+  <w:num w:numId="28">
+    <w:abstractNumId w:val="29"/>
+  </w:num>
+  <w:num w:numId="29">
+    <w:abstractNumId w:val="25"/>
+  </w:num>
+  <w:num w:numId="30">
     <w:abstractNumId w:val="14"/>
   </w:num>
-  <w:num w:numId="18">
-    <w:abstractNumId w:val="20"/>
+  <w:num w:numId="31">
+    <w:abstractNumId w:val="5"/>
   </w:num>
-  <w:num w:numId="19">
-    <w:abstractNumId w:val="23"/>
-  </w:num>
-  <w:num w:numId="20">
+  <w:num w:numId="32">
     <w:abstractNumId w:val="9"/>
   </w:num>
-  <w:num w:numId="21">
-    <w:abstractNumId w:val="22"/>
+  <w:num w:numId="33">
+    <w:abstractNumId w:val="4"/>
   </w:num>
-  <w:num w:numId="22">
-    <w:abstractNumId w:val="24"/>
+  <w:num w:numId="34">
+    <w:abstractNumId w:val="10"/>
   </w:num>
-  <w:num w:numId="23">
-    <w:abstractNumId w:val="5"/>
+  <w:num w:numId="35">
+    <w:abstractNumId w:val="30"/>
   </w:num>
-  <w:num w:numId="24">
-    <w:abstractNumId w:val="17"/>
+  <w:num w:numId="36">
+    <w:abstractNumId w:val="31"/>
   </w:num>
-  <w:num w:numId="25">
-    <w:abstractNumId w:val="8"/>
+  <w:num w:numId="37">
+    <w:abstractNumId w:val="39"/>
   </w:num>
-  <w:num w:numId="26">
-    <w:abstractNumId w:val="25"/>
+  <w:num w:numId="38">
+    <w:abstractNumId w:val="21"/>
   </w:num>
-  <w:num w:numId="27">
+  <w:num w:numId="39">
+    <w:abstractNumId w:val="32"/>
+  </w:num>
+  <w:num w:numId="40">
     <w:abstractNumId w:val="16"/>
   </w:num>
-  <w:num w:numId="28">
-    <w:abstractNumId w:val="21"/>
-  </w:num>
-  <w:num w:numId="29">
-    <w:abstractNumId w:val="18"/>
+  <w:num w:numId="41">
+    <w:abstractNumId w:val="27"/>
   </w:num>
   <w:numIdMacAtCleanup w:val="10"/>
 </w:numbering>
@@ -37843,7 +42388,7 @@
 </file>
 
 <file path=customXml/itemProps1.xml><?xml version="1.0" encoding="utf-8"?>
-<ds:datastoreItem xmlns:ds="http://schemas.openxmlformats.org/officeDocument/2006/customXml" ds:itemID="{B0DB7481-977F-452A-9469-9938398D9122}">
+<ds:datastoreItem xmlns:ds="http://schemas.openxmlformats.org/officeDocument/2006/customXml" ds:itemID="{6A7B1EA4-0C54-4264-B82A-FEE78F1A519F}">
   <ds:schemaRefs>
     <ds:schemaRef ds:uri="http://schemas.openxmlformats.org/officeDocument/2006/bibliography"/>
   </ds:schemaRefs>
